--- a/dist/docs/03-check-ins-and-scorecards.docx
+++ b/dist/docs/03-check-ins-and-scorecards.docx
@@ -185,6 +185,139 @@
               <w:jc w:val="left"/>
             </w:pPr>
             <w:r>
+              <w:t xml:space="preserve">Monday confirm</w:t>
+            </w:r>
+          </w:p>
+        </w:tc>
+        <w:tc>
+          <w:tcPr/>
+          <w:p>
+            <w:pPr>
+              <w:pStyle w:val="Compact"/>
+              <w:jc w:val="left"/>
+            </w:pPr>
+            <w:r>
+              <w:t xml:space="preserve">Manager and both hires</w:t>
+            </w:r>
+          </w:p>
+        </w:tc>
+        <w:tc>
+          <w:tcPr/>
+          <w:p>
+            <w:pPr>
+              <w:pStyle w:val="Compact"/>
+              <w:jc w:val="left"/>
+            </w:pPr>
+            <w:r>
+              <w:t xml:space="preserve">Mon 08:15</w:t>
+            </w:r>
+          </w:p>
+        </w:tc>
+        <w:tc>
+          <w:tcPr/>
+          <w:p>
+            <w:pPr>
+              <w:pStyle w:val="Compact"/>
+              <w:jc w:val="left"/>
+            </w:pPr>
+            <w:r>
+              <w:t xml:space="preserve">15 min</w:t>
+            </w:r>
+          </w:p>
+        </w:tc>
+        <w:tc>
+          <w:tcPr/>
+          <w:p>
+            <w:pPr>
+              <w:pStyle w:val="Compact"/>
+              <w:jc w:val="left"/>
+            </w:pPr>
+            <w:r>
+              <w:t xml:space="preserve">Week plan confirmed or changed (</w:t>
+            </w:r>
+            <w:r>
+              <w:rPr>
+                <w:rStyle w:val="VerbatimChar"/>
+              </w:rPr>
+              <w:t xml:space="preserve">docs/05-time-management.md</w:t>
+            </w:r>
+            <w:r>
+              <w:t xml:space="preserve">)</w:t>
+            </w:r>
+          </w:p>
+        </w:tc>
+      </w:tr>
+      <w:tr>
+        <w:tc>
+          <w:tcPr/>
+          <w:p>
+            <w:pPr>
+              <w:pStyle w:val="Compact"/>
+              <w:jc w:val="left"/>
+            </w:pPr>
+            <w:r>
+              <w:t xml:space="preserve">Stand-up</w:t>
+            </w:r>
+          </w:p>
+        </w:tc>
+        <w:tc>
+          <w:tcPr/>
+          <w:p>
+            <w:pPr>
+              <w:pStyle w:val="Compact"/>
+              <w:jc w:val="left"/>
+            </w:pPr>
+            <w:r>
+              <w:t xml:space="preserve">Both hires, no trainer</w:t>
+            </w:r>
+          </w:p>
+        </w:tc>
+        <w:tc>
+          <w:tcPr/>
+          <w:p>
+            <w:pPr>
+              <w:pStyle w:val="Compact"/>
+              <w:jc w:val="left"/>
+            </w:pPr>
+            <w:r>
+              <w:t xml:space="preserve">Tue-Fri 08:15 (W1-W2: as scheduled)</w:t>
+            </w:r>
+          </w:p>
+        </w:tc>
+        <w:tc>
+          <w:tcPr/>
+          <w:p>
+            <w:pPr>
+              <w:pStyle w:val="Compact"/>
+              <w:jc w:val="left"/>
+            </w:pPr>
+            <w:r>
+              <w:t xml:space="preserve">10 min</w:t>
+            </w:r>
+          </w:p>
+        </w:tc>
+        <w:tc>
+          <w:tcPr/>
+          <w:p>
+            <w:pPr>
+              <w:pStyle w:val="Compact"/>
+              <w:jc w:val="left"/>
+            </w:pPr>
+            <w:r>
+              <w:t xml:space="preserve">Top-3 and blockers; blockers to the Manager in Teams</w:t>
+            </w:r>
+          </w:p>
+        </w:tc>
+      </w:tr>
+      <w:tr>
+        <w:tc>
+          <w:tcPr/>
+          <w:p>
+            <w:pPr>
+              <w:pStyle w:val="Compact"/>
+              <w:jc w:val="left"/>
+            </w:pPr>
+            <w:r>
               <w:t xml:space="preserve">Manager 1:1</w:t>
             </w:r>
           </w:p>
@@ -209,7 +342,7 @@
               <w:jc w:val="left"/>
             </w:pPr>
             <w:r>
-              <w:t xml:space="preserve">Weekly fixed slot, ideally the first working day after the Friday self-report (W1: Fri 10/23)</w:t>
+              <w:t xml:space="preserve">Friday afternoon, after the self-report: 13:00 Hire A, 13:45 Hire B (W1: Fri 10/23)</w:t>
             </w:r>
           </w:p>
         </w:tc>
@@ -271,7 +404,16 @@
               <w:jc w:val="left"/>
             </w:pPr>
             <w:r>
-              <w:t xml:space="preserve">Two fixed slots a week, [COMPANY: e.g. Tue and Thu] (one slot in W6, W10, W11)</w:t>
+              <w:t xml:space="preserve">Two fixed slots a week from W3: Tue 09:00 and Thu 13:00 (only the Tuesday slot in W6, W10, W11). W1-W2 slots are in</w:t>
+            </w:r>
+            <w:r>
+              <w:t xml:space="preserve"> </w:t>
+            </w:r>
+            <w:r>
+              <w:rPr>
+                <w:rStyle w:val="VerbatimChar"/>
+              </w:rPr>
+              <w:t xml:space="preserve">docs/02-weeks-1-2-schedule.md</w:t>
             </w:r>
           </w:p>
         </w:tc>
@@ -309,6 +451,68 @@
               <w:jc w:val="left"/>
             </w:pPr>
             <w:r>
+              <w:t xml:space="preserve">Senior office hours</w:t>
+            </w:r>
+          </w:p>
+        </w:tc>
+        <w:tc>
+          <w:tcPr/>
+          <w:p>
+            <w:pPr>
+              <w:pStyle w:val="Compact"/>
+              <w:jc w:val="left"/>
+            </w:pPr>
+            <w:r>
+              <w:t xml:space="preserve">Senior and both hires</w:t>
+            </w:r>
+          </w:p>
+        </w:tc>
+        <w:tc>
+          <w:tcPr/>
+          <w:p>
+            <w:pPr>
+              <w:pStyle w:val="Compact"/>
+              <w:jc w:val="left"/>
+            </w:pPr>
+            <w:r>
+              <w:t xml:space="preserve">Once a week from W3: Wed 15:00, questions in by 12:00 (none in W6, W10, W11)</w:t>
+            </w:r>
+          </w:p>
+        </w:tc>
+        <w:tc>
+          <w:tcPr/>
+          <w:p>
+            <w:pPr>
+              <w:pStyle w:val="Compact"/>
+              <w:jc w:val="left"/>
+            </w:pPr>
+            <w:r>
+              <w:t xml:space="preserve">30 min</w:t>
+            </w:r>
+          </w:p>
+        </w:tc>
+        <w:tc>
+          <w:tcPr/>
+          <w:p>
+            <w:pPr>
+              <w:pStyle w:val="Compact"/>
+              <w:jc w:val="left"/>
+            </w:pPr>
+            <w:r>
+              <w:t xml:space="preserve">Answers in the question log</w:t>
+            </w:r>
+          </w:p>
+        </w:tc>
+      </w:tr>
+      <w:tr>
+        <w:tc>
+          <w:tcPr/>
+          <w:p>
+            <w:pPr>
+              <w:pStyle w:val="Compact"/>
+              <w:jc w:val="left"/>
+            </w:pPr>
+            <w:r>
               <w:t xml:space="preserve">Shadowing</w:t>
             </w:r>
           </w:p>
@@ -395,7 +599,7 @@
               <w:jc w:val="left"/>
             </w:pPr>
             <w:r>
-              <w:t xml:space="preserve">Friday, 30 min (last working day in W10; none in W6 and W11; inside the review in W9 and W13)</w:t>
+              <w:t xml:space="preserve">Friday 10:00, 30 min (last working day in W10; none in W6 and W11; inside the review in W9 and W13)</w:t>
             </w:r>
           </w:p>
         </w:tc>
@@ -466,7 +670,7 @@
               <w:jc w:val="left"/>
             </w:pPr>
             <w:r>
-              <w:t xml:space="preserve">By 3 pm Friday (last working day in holiday weeks)</w:t>
+              <w:t xml:space="preserve">By 11:30 Friday (last working day in holiday weeks)</w:t>
             </w:r>
           </w:p>
         </w:tc>
@@ -490,7 +694,7 @@
               <w:jc w:val="left"/>
             </w:pPr>
             <w:r>
-              <w:t xml:space="preserve">Email or Teams message using Section 5</w:t>
+              <w:t xml:space="preserve">OneNote page using Section 5; link sent to the Manager</w:t>
             </w:r>
           </w:p>
         </w:tc>
@@ -635,22 +839,7 @@
         <w:pStyle w:val="FirstParagraph"/>
       </w:pPr>
       <w:r>
-        <w:t xml:space="preserve">Each hire keeps a running "Question Log" page in their own OneNote section, one row per question. If</w:t>
-      </w:r>
-      <w:r>
-        <w:t xml:space="preserve"> </w:t>
-      </w:r>
-      <w:r>
-        <w:rPr>
-          <w:rStyle w:val="VerbatimChar"/>
-        </w:rPr>
-        <w:t xml:space="preserve">dist/BSA-Onboarding-Trackers.xlsx</w:t>
-      </w:r>
-      <w:r>
-        <w:t xml:space="preserve"> </w:t>
-      </w:r>
-      <w:r>
-        <w:t xml:space="preserve">gets a question-log tab later, move the log there.</w:t>
+        <w:t xml:space="preserve">Each hire keeps a running "Question Log" page in their own OneNote section, one row per question. If the trackers workbook gets a question-log tab later, move the log there.</w:t>
       </w:r>
     </w:p>
     <w:tbl>
@@ -938,6 +1127,28 @@
         <w:t xml:space="preserve">any question unanswered after 2 working days is flagged in the Friday self-report.</w:t>
       </w:r>
     </w:p>
+    <w:p>
+      <w:pPr>
+        <w:numPr>
+          <w:ilvl w:val="0"/>
+          <w:numId w:val="1001"/>
+        </w:numPr>
+        <w:pStyle w:val="Compact"/>
+      </w:pPr>
+      <w:r>
+        <w:rPr>
+          <w:bCs/>
+          <w:b/>
+        </w:rPr>
+        <w:t xml:space="preserve">Brokers and counsel:</w:t>
+      </w:r>
+      <w:r>
+        <w:t xml:space="preserve"> </w:t>
+      </w:r>
+      <w:r>
+        <w:t xml:space="preserve">before the day-60 review, never ask a customs broker, agente aduanal or trade counsel yourself. The question goes to the Senior (or the Manager). After day 60, with the Senior's agreement, you may email the broker with the Senior copied.</w:t>
+      </w:r>
+    </w:p>
     <w:bookmarkEnd w:id="21"/>
     <w:bookmarkStart w:id="26" w:name="X86c280e453b8eb9862444fef087f7336b8dfce6"/>
     <w:p>
@@ -978,19 +1189,7 @@
         <w:pStyle w:val="Compact"/>
       </w:pPr>
       <w:r>
-        <w:t xml:space="preserve">☐ Hire: Skills, Knowledge Topics and Tool Inventory tabs updated in their copy of</w:t>
-      </w:r>
-      <w:r>
-        <w:t xml:space="preserve"> </w:t>
-      </w:r>
-      <w:r>
-        <w:rPr>
-          <w:rStyle w:val="VerbatimChar"/>
-        </w:rPr>
-        <w:t xml:space="preserve">dist/BSA-Onboarding-Trackers.xlsx</w:t>
-      </w:r>
-      <w:r>
-        <w:t xml:space="preserve">, with an evidence link for any rating change.</w:t>
+        <w:t xml:space="preserve">☐ Hire: Skills, Knowledge Topics and Tool Inventory tabs updated in the trackers workbook (BSA-Onboarding-Trackers.xlsx in the onboarding folder), with an evidence link for any rating change.</w:t>
       </w:r>
     </w:p>
     <w:p>
@@ -1795,7 +1994,7 @@
         <w:pStyle w:val="FirstParagraph"/>
       </w:pPr>
       <w:r>
-        <w:t xml:space="preserve">The Senior runs two sessions a week for both hires together. Topics come from the roadmap (</w:t>
+        <w:t xml:space="preserve">The Senior runs two sessions a week for both hires together, in the standard-week slots. Topics come from the roadmap (</w:t>
       </w:r>
       <w:r>
         <w:rPr>
@@ -2636,7 +2835,7 @@
         <w:t xml:space="preserve"> </w:t>
       </w:r>
       <w:r>
-        <w:t xml:space="preserve">Hire A drafts a Tariff-Impact Brief outline for the action. Hire B lists which of our items might be in scope, using a query on [COMPANY: item master or warehouse table].</w:t>
+        <w:t xml:space="preserve">Hire A drafts a Tariff-Impact Brief outline for the action, including the candidate items in scope. Hire B lists the cost inputs the model's Items tab needs for Hire A's candidate items (customs value, annual volume, current duty rate, current standard cost, sell price) and where each comes from in [COMPANY: warehouse cost tables or Oracle extract]. Hire B does not decide which items are in scope.</w:t>
       </w:r>
     </w:p>
     <w:bookmarkEnd w:id="30"/>
@@ -2937,7 +3136,22 @@
         <w:pStyle w:val="FirstParagraph"/>
       </w:pPr>
       <w:r>
-        <w:t xml:space="preserve">Send by 3 pm Friday (last working day in holiday weeks) to the Manager, copy to the Senior. Use short bullets with links. Don't polish it.</w:t>
+        <w:t xml:space="preserve">This is the only self-report format;</w:t>
+      </w:r>
+      <w:r>
+        <w:t xml:space="preserve"> </w:t>
+      </w:r>
+      <w:r>
+        <w:rPr>
+          <w:rStyle w:val="VerbatimChar"/>
+        </w:rPr>
+        <w:t xml:space="preserve">docs/05-time-management.md</w:t>
+      </w:r>
+      <w:r>
+        <w:t xml:space="preserve"> </w:t>
+      </w:r>
+      <w:r>
+        <w:t xml:space="preserve">points here. Post it by 11:30 Friday (last working day in holiday weeks) on your OneNote page "Weekly plans and self-reports" and send the link to the Manager, copy to the Senior. It feeds the Friday afternoon 1:1. Use short bullets with links. Don't polish it.</w:t>
       </w:r>
     </w:p>
     <w:p>
@@ -2959,7 +3173,7 @@
         <w:t xml:space="preserve"> </w:t>
       </w:r>
       <w:r>
-        <w:t xml:space="preserve">Jira items, docs, queries, cards written (count), teach-back topic. Add a rough split of your hours: guided, self-study, shadowing, real work, documentation.</w:t>
+        <w:t xml:space="preserve">your top-3 outcomes (done or not, and why), Jira items, docs, queries, cards written (count), teach-back topic. Add a rough split of your hours: guided, self-study, shadowing, real work, documentation, and the learning/doing total against your phase target.</w:t>
       </w:r>
     </w:p>
     <w:p>
@@ -3576,7 +3790,7 @@
               <w:jc w:val="left"/>
             </w:pPr>
             <w:r>
-              <w:t xml:space="preserve">Day 30: oral questions (bank below) and the hire draws the trade data flow (A30-4, B30-4). Day 60: owned-tool demo, 15 min (counts as a teach-back). Day 90: walk through the end-to-end cycle evidence and the as-is doc.</w:t>
+              <w:t xml:space="preserve">Day 30: oral questions (bank below) and the hire draws the trade data flow (A30-4, B30-4). Day 60: owned-tool demo, 15 min (counts as a teach-back). Day 90: walk through the end-to-end cycle evidence and the as-is doc, including a 10-minute teach-back of the SOP v1.0 (counts as a teach-back).</w:t>
             </w:r>
           </w:p>
         </w:tc>
@@ -3773,7 +3987,7 @@
         <w:pStyle w:val="Compact"/>
       </w:pPr>
       <w:r>
-        <w:t xml:space="preserve">"What is IMMEX for, and what do Anexo 24 and Anexo 31 control?"</w:t>
+        <w:t xml:space="preserve">"What is IMMEX for, and what do Anexo 24 and Anexo 30 (formerly Anexo 31) control?"</w:t>
       </w:r>
     </w:p>
     <w:bookmarkEnd w:id="36"/>
@@ -3828,7 +4042,7 @@
         <w:t xml:space="preserve"> </w:t>
       </w:r>
       <w:r>
-        <w:t xml:space="preserve">every Must criterion rated 3 or 4, and no criterion rated 1.</w:t>
+        <w:t xml:space="preserve">every Must criterion rated 3 or 4. Stretch ratings are recorded but do not change the outcome.</w:t>
       </w:r>
     </w:p>
     <w:p>
@@ -3850,7 +4064,7 @@
         <w:t xml:space="preserve"> </w:t>
       </w:r>
       <w:r>
-        <w:t xml:space="preserve">no Must criterion rated 1, but one or two Must criteria rated 2, or any Stretch rated 1. Write up to 3 recovery actions with an owner and a due date within 2 weeks.</w:t>
+        <w:t xml:space="preserve">no Must criterion rated 1, but one or two Must criteria rated 2. Write up to 3 recovery actions with an owner and a due date within 2 weeks.</w:t>
       </w:r>
     </w:p>
     <w:p>
@@ -4052,7 +4266,7 @@
               <w:jc w:val="left"/>
             </w:pPr>
             <w:r>
-              <w:t xml:space="preserve">A30-3 (Must) Origin and programs: USMCA at proficiency 2; IMMEX, Anexo 24 and Anexo 31 at proficiency 1</w:t>
+              <w:t xml:space="preserve">A30-3 (Must) Origin and programs: USMCA at proficiency 2; IMMEX, Anexo 24 and Anexo 30 (formerly Anexo 31) at proficiency 1</w:t>
             </w:r>
           </w:p>
         </w:tc>
@@ -4136,7 +4350,7 @@
               <w:jc w:val="left"/>
             </w:pPr>
             <w:r>
-              <w:t xml:space="preserve">A30-5 (Must) Analytics: practice pack exercises 1–6 checked against the answer key; one small real analysis (e.g. items in scope of a recent tariff action) with no material errors</w:t>
+              <w:t xml:space="preserve">A30-5 (Must) Analytics: practice pack Exercises 1–6 checked against the answer key with the Senior (trainer-only key); one small real analysis (e.g. items in scope of a recent tariff action) with no material errors</w:t>
             </w:r>
           </w:p>
         </w:tc>
@@ -4220,7 +4434,7 @@
               <w:jc w:val="left"/>
             </w:pPr>
             <w:r>
-              <w:t xml:space="preserve">A30-7 (Must) Learn-by-documenting: 20 or more cards (spot check: zero errors), 5 or more Tool Inventory rows, 1 SOP draft, 3 teach-backs</w:t>
+              <w:t xml:space="preserve">A30-7 (Must) Learn-by-documenting: 20 or more cards written (spot check: zero errors), 5 or more Tool Inventory rows, 1 SOP draft, 3 teach-backs</w:t>
             </w:r>
           </w:p>
         </w:tc>
@@ -4445,7 +4659,7 @@
         <w:pStyle w:val="Compact"/>
       </w:pPr>
       <w:r>
-        <w:t xml:space="preserve">Tool to own by day 60 confirmed: [COMPANY: tool closest to Research]</w:t>
+        <w:t xml:space="preserve">Tool to own by day 60 confirmed: [COMPANY: tool closest to Research]; test copy requested (AR-12, AR-13 or AR-15)</w:t>
       </w:r>
     </w:p>
     <w:p>
@@ -4457,7 +4671,7 @@
         <w:pStyle w:val="Compact"/>
       </w:pPr>
       <w:r>
-        <w:t xml:space="preserve">Exports item for W6 confirmed:</w:t>
+        <w:t xml:space="preserve">Exports item for W6, A60-1 action and A60-3 investigation confirmed:</w:t>
       </w:r>
     </w:p>
     <w:p>
@@ -4749,7 +4963,7 @@
               <w:jc w:val="left"/>
             </w:pPr>
             <w:r>
-              <w:t xml:space="preserve">B30-5 (Must) Analytics: practice pack exercises 1–6 checked; one small real analysis (e.g. duty as a percent of landed cost, or PPV by category) delivered by Fri 11/13 with no material errors</w:t>
+              <w:t xml:space="preserve">B30-5 (Must) Analytics: practice pack Exercises 1–6 checked with the Senior; one small real analysis (e.g. duty as a percent of landed cost, or PPV by category) delivered by Fri 11/13 with no material errors</w:t>
             </w:r>
           </w:p>
         </w:tc>
@@ -4833,7 +5047,7 @@
               <w:jc w:val="left"/>
             </w:pPr>
             <w:r>
-              <w:t xml:space="preserve">B30-7 (Must) Learn-by-documenting: 20 or more cards (spot check: zero errors), 5 or more Tool Inventory rows, 1 SOP draft, 3 teach-backs</w:t>
+              <w:t xml:space="preserve">B30-7 (Must) Learn-by-documenting: 20 or more cards written (spot check: zero errors), 5 or more Tool Inventory rows, 1 SOP draft, 3 teach-backs</w:t>
             </w:r>
           </w:p>
         </w:tc>
@@ -5058,7 +5272,7 @@
         <w:pStyle w:val="Compact"/>
       </w:pPr>
       <w:r>
-        <w:t xml:space="preserve">Tool to own by day 60 confirmed: [COMPANY: name of std-cost tool]</w:t>
+        <w:t xml:space="preserve">Tool to own by day 60 confirmed: [COMPANY: name of std-cost tool]; test copy requested (AR-12, AR-13 or AR-15)</w:t>
       </w:r>
     </w:p>
     <w:p>
@@ -5611,7 +5825,19 @@
         <w:pStyle w:val="Compact"/>
       </w:pPr>
       <w:r>
-        <w:t xml:space="preserve">Day-90 evidence: which live tariff action, or the rule for picking the next one:</w:t>
+        <w:t xml:space="preserve">Day-90 evidence: which live tariff action, or the rule for picking the next one, and the fallback if none lands (plan Section 7):</w:t>
+      </w:r>
+    </w:p>
+    <w:p>
+      <w:pPr>
+        <w:numPr>
+          <w:ilvl w:val="0"/>
+          <w:numId w:val="1022"/>
+        </w:numPr>
+        <w:pStyle w:val="Compact"/>
+      </w:pPr>
+      <w:r>
+        <w:t xml:space="preserve">Production change rights for the owned tool granted? Yes / No</w:t>
       </w:r>
     </w:p>
     <w:p>
@@ -6152,6 +6378,18 @@
         <w:pStyle w:val="Compact"/>
       </w:pPr>
       <w:r>
+        <w:t xml:space="preserve">Production change rights for the owned tool granted? Yes / No</w:t>
+      </w:r>
+    </w:p>
+    <w:p>
+      <w:pPr>
+        <w:numPr>
+          <w:ilvl w:val="0"/>
+          <w:numId w:val="1024"/>
+        </w:numPr>
+        <w:pStyle w:val="Compact"/>
+      </w:pPr>
+      <w:r>
         <w:t xml:space="preserve">Reporting items start in W10, or slip?</w:t>
       </w:r>
     </w:p>
@@ -6276,7 +6514,7 @@
               <w:jc w:val="left"/>
             </w:pPr>
             <w:r>
-              <w:t xml:space="preserve">A90-1 (Must) Runs the Research cycle end to end as maker on 1 or more live tariff actions (intake, brief, model WHAT inputs, handoff, business communication); checker sign-off before release; no material errors after release</w:t>
+              <w:t xml:space="preserve">A90-1 (Must) Runs the Research cycle end to end as maker on 1 or more live tariff actions, or the plan's Section 7 fallback (intake, brief, model WHAT inputs, handoff, business communication); checker sign-off before release; no material errors after release</w:t>
             </w:r>
           </w:p>
         </w:tc>
@@ -6663,7 +6901,7 @@
         <w:pStyle w:val="Compact"/>
       </w:pPr>
       <w:r>
-        <w:t xml:space="preserve">☐ On track: ownership starts Mon 2027-01-18 (default Jira assignee for Research; checker continues)</w:t>
+        <w:t xml:space="preserve">☐ On track: ownership starts on the first working day after the review (default Jira assignee for Research; checker continues). Mon 1/18 is Martin Luther King Jr. Day: [COMPANY: confirm holiday calendar]</w:t>
       </w:r>
     </w:p>
     <w:p>
@@ -7222,7 +7460,7 @@
         <w:pStyle w:val="Compact"/>
       </w:pPr>
       <w:r>
-        <w:t xml:space="preserve">☐ On track: ownership starts Mon 2027-01-18 (default Jira assignee for Standard Cost inputs; Finance and checker sign-off continue)</w:t>
+        <w:t xml:space="preserve">☐ On track: ownership starts on the first working day after the review (default Jira assignee for Standard Cost inputs; Finance and checker sign-off continue). Mon 1/18 is Martin Luther King Jr. Day: [COMPANY: confirm holiday calendar]</w:t>
       </w:r>
     </w:p>
     <w:p>
@@ -7737,7 +7975,7 @@
               <w:jc w:val="left"/>
             </w:pPr>
             <w:r>
-              <w:t xml:space="preserve">Ask "What did you look up this week?" Set a norm of at least 3 logged questions per day in W1–W5.</w:t>
+              <w:t xml:space="preserve">Ask "What did you look up this week?" Set a norm of at least 1 logged question per day in W1–W5.</w:t>
             </w:r>
           </w:p>
         </w:tc>
@@ -8176,7 +8414,7 @@
         <w:pStyle w:val="FirstParagraph"/>
       </w:pPr>
       <w:r>
-        <w:t xml:space="preserve">Use the cheapest lever that works. Never fix a problem by going over trainer capacity (Manager 8 h, Senior 4–5 h a week).</w:t>
+        <w:t xml:space="preserve">Use the cheapest lever that works. Never fix a problem by going over trainer capacity (Manager 8 h, Senior 4.5 h a week).</w:t>
       </w:r>
     </w:p>
     <w:p>
@@ -8455,13 +8693,7 @@
         <w:pStyle w:val="Compact"/>
       </w:pPr>
       <w:r>
-        <w:rPr>
-          <w:rStyle w:val="VerbatimChar"/>
-        </w:rPr>
-        <w:t xml:space="preserve">dist/BSA-Onboarding-Trackers.xlsx</w:t>
-      </w:r>
-      <w:r>
-        <w:t xml:space="preserve">: Skills, Knowledge Topics, Glossary and Tool Inventory tabs</w:t>
+        <w:t xml:space="preserve">BSA-Onboarding-Trackers.xlsx in the onboarding folder ([COMPANY: team onboarding folder on SharePoint/Teams]): Skills, Knowledge Topics, Glossary and Tool Inventory tabs</w:t>
       </w:r>
     </w:p>
     <w:p>
@@ -8647,16 +8879,7 @@
         <w:t xml:space="preserve">docs/analytics/practice-exercises.md</w:t>
       </w:r>
       <w:r>
-        <w:t xml:space="preserve">,</w:t>
-      </w:r>
-      <w:r>
-        <w:t xml:space="preserve"> </w:t>
-      </w:r>
-      <w:r>
-        <w:rPr>
-          <w:rStyle w:val="VerbatimChar"/>
-        </w:rPr>
-        <w:t xml:space="preserve">docs/analytics/answer-key.md</w:t>
+        <w:t xml:space="preserve">; the answer key is trainer-only ([COMPANY: trainer-only location], never in the hires' OneNote sections)</w:t>
       </w:r>
     </w:p>
     <w:bookmarkEnd w:id="51"/>

--- a/dist/docs/03-check-ins-and-scorecards.docx
+++ b/dist/docs/03-check-ins-and-scorecards.docx
@@ -100,23 +100,26 @@
     <w:tbl>
       <w:tblPr>
         <w:tblStyle w:val="Table"/>
-        <w:tblW w:type="auto" w:w="0"/>
+        <w:tblW w:type="dxa" w:w="9360"/>
         <w:tblLook w:firstRow="1" w:lastRow="0" w:firstColumn="0" w:lastColumn="0" w:noHBand="0" w:noVBand="0" w:val="0020"/>
         <w:jc w:val="start"/>
+        <w:tblLayout w:type="fixed"/>
       </w:tblPr>
       <w:tblGrid>
-        <w:gridCol w:w="1584"/>
-        <w:gridCol w:w="1584"/>
-        <w:gridCol w:w="1584"/>
-        <w:gridCol w:w="1584"/>
-        <w:gridCol w:w="1584"/>
+        <w:gridCol w:w="891"/>
+        <w:gridCol w:w="1944"/>
+        <w:gridCol w:w="3385"/>
+        <w:gridCol w:w="976"/>
+        <w:gridCol w:w="2161"/>
       </w:tblGrid>
       <w:tr>
         <w:trPr>
           <w:tblHeader w:val="true"/>
         </w:trPr>
         <w:tc>
-          <w:tcPr/>
+          <w:tcPr>
+            <w:tcW w:w="891" w:type="dxa"/>
+          </w:tcPr>
           <w:p>
             <w:pPr>
               <w:pStyle w:val="Compact"/>
@@ -128,7 +131,9 @@
           </w:p>
         </w:tc>
         <w:tc>
-          <w:tcPr/>
+          <w:tcPr>
+            <w:tcW w:w="1944" w:type="dxa"/>
+          </w:tcPr>
           <w:p>
             <w:pPr>
               <w:pStyle w:val="Compact"/>
@@ -140,7 +145,9 @@
           </w:p>
         </w:tc>
         <w:tc>
-          <w:tcPr/>
+          <w:tcPr>
+            <w:tcW w:w="3385" w:type="dxa"/>
+          </w:tcPr>
           <w:p>
             <w:pPr>
               <w:pStyle w:val="Compact"/>
@@ -152,7 +159,9 @@
           </w:p>
         </w:tc>
         <w:tc>
-          <w:tcPr/>
+          <w:tcPr>
+            <w:tcW w:w="976" w:type="dxa"/>
+          </w:tcPr>
           <w:p>
             <w:pPr>
               <w:pStyle w:val="Compact"/>
@@ -164,7 +173,9 @@
           </w:p>
         </w:tc>
         <w:tc>
-          <w:tcPr/>
+          <w:tcPr>
+            <w:tcW w:w="2161" w:type="dxa"/>
+          </w:tcPr>
           <w:p>
             <w:pPr>
               <w:pStyle w:val="Compact"/>
@@ -178,7 +189,9 @@
       </w:tr>
       <w:tr>
         <w:tc>
-          <w:tcPr/>
+          <w:tcPr>
+            <w:tcW w:w="891" w:type="dxa"/>
+          </w:tcPr>
           <w:p>
             <w:pPr>
               <w:pStyle w:val="Compact"/>
@@ -190,7 +203,9 @@
           </w:p>
         </w:tc>
         <w:tc>
-          <w:tcPr/>
+          <w:tcPr>
+            <w:tcW w:w="1944" w:type="dxa"/>
+          </w:tcPr>
           <w:p>
             <w:pPr>
               <w:pStyle w:val="Compact"/>
@@ -202,7 +217,9 @@
           </w:p>
         </w:tc>
         <w:tc>
-          <w:tcPr/>
+          <w:tcPr>
+            <w:tcW w:w="3385" w:type="dxa"/>
+          </w:tcPr>
           <w:p>
             <w:pPr>
               <w:pStyle w:val="Compact"/>
@@ -214,7 +231,9 @@
           </w:p>
         </w:tc>
         <w:tc>
-          <w:tcPr/>
+          <w:tcPr>
+            <w:tcW w:w="976" w:type="dxa"/>
+          </w:tcPr>
           <w:p>
             <w:pPr>
               <w:pStyle w:val="Compact"/>
@@ -226,7 +245,9 @@
           </w:p>
         </w:tc>
         <w:tc>
-          <w:tcPr/>
+          <w:tcPr>
+            <w:tcW w:w="2161" w:type="dxa"/>
+          </w:tcPr>
           <w:p>
             <w:pPr>
               <w:pStyle w:val="Compact"/>
@@ -249,7 +270,9 @@
       </w:tr>
       <w:tr>
         <w:tc>
-          <w:tcPr/>
+          <w:tcPr>
+            <w:tcW w:w="891" w:type="dxa"/>
+          </w:tcPr>
           <w:p>
             <w:pPr>
               <w:pStyle w:val="Compact"/>
@@ -261,7 +284,9 @@
           </w:p>
         </w:tc>
         <w:tc>
-          <w:tcPr/>
+          <w:tcPr>
+            <w:tcW w:w="1944" w:type="dxa"/>
+          </w:tcPr>
           <w:p>
             <w:pPr>
               <w:pStyle w:val="Compact"/>
@@ -273,7 +298,9 @@
           </w:p>
         </w:tc>
         <w:tc>
-          <w:tcPr/>
+          <w:tcPr>
+            <w:tcW w:w="3385" w:type="dxa"/>
+          </w:tcPr>
           <w:p>
             <w:pPr>
               <w:pStyle w:val="Compact"/>
@@ -285,7 +312,9 @@
           </w:p>
         </w:tc>
         <w:tc>
-          <w:tcPr/>
+          <w:tcPr>
+            <w:tcW w:w="976" w:type="dxa"/>
+          </w:tcPr>
           <w:p>
             <w:pPr>
               <w:pStyle w:val="Compact"/>
@@ -297,7 +326,9 @@
           </w:p>
         </w:tc>
         <w:tc>
-          <w:tcPr/>
+          <w:tcPr>
+            <w:tcW w:w="2161" w:type="dxa"/>
+          </w:tcPr>
           <w:p>
             <w:pPr>
               <w:pStyle w:val="Compact"/>
@@ -311,7 +342,9 @@
       </w:tr>
       <w:tr>
         <w:tc>
-          <w:tcPr/>
+          <w:tcPr>
+            <w:tcW w:w="891" w:type="dxa"/>
+          </w:tcPr>
           <w:p>
             <w:pPr>
               <w:pStyle w:val="Compact"/>
@@ -323,7 +356,9 @@
           </w:p>
         </w:tc>
         <w:tc>
-          <w:tcPr/>
+          <w:tcPr>
+            <w:tcW w:w="1944" w:type="dxa"/>
+          </w:tcPr>
           <w:p>
             <w:pPr>
               <w:pStyle w:val="Compact"/>
@@ -335,19 +370,23 @@
           </w:p>
         </w:tc>
         <w:tc>
-          <w:tcPr/>
-          <w:p>
-            <w:pPr>
-              <w:pStyle w:val="Compact"/>
-              <w:jc w:val="left"/>
-            </w:pPr>
-            <w:r>
-              <w:t xml:space="preserve">Friday afternoon, after the self-report: 13:00 Hire A, 13:45 Hire B (W1: Fri 10/23)</w:t>
-            </w:r>
-          </w:p>
-        </w:tc>
-        <w:tc>
-          <w:tcPr/>
+          <w:tcPr>
+            <w:tcW w:w="3385" w:type="dxa"/>
+          </w:tcPr>
+          <w:p>
+            <w:pPr>
+              <w:pStyle w:val="Compact"/>
+              <w:jc w:val="left"/>
+            </w:pPr>
+            <w:r>
+              <w:t xml:space="preserve">Friday afternoon, after the self-report: 13:00 Hire A, 13:45 Hire B (W1: Fri 10/23; on holiday Fridays, the last working day of the week, see below)</w:t>
+            </w:r>
+          </w:p>
+        </w:tc>
+        <w:tc>
+          <w:tcPr>
+            <w:tcW w:w="976" w:type="dxa"/>
+          </w:tcPr>
           <w:p>
             <w:pPr>
               <w:pStyle w:val="Compact"/>
@@ -359,7 +398,9 @@
           </w:p>
         </w:tc>
         <w:tc>
-          <w:tcPr/>
+          <w:tcPr>
+            <w:tcW w:w="2161" w:type="dxa"/>
+          </w:tcPr>
           <w:p>
             <w:pPr>
               <w:pStyle w:val="Compact"/>
@@ -373,7 +414,9 @@
       </w:tr>
       <w:tr>
         <w:tc>
-          <w:tcPr/>
+          <w:tcPr>
+            <w:tcW w:w="891" w:type="dxa"/>
+          </w:tcPr>
           <w:p>
             <w:pPr>
               <w:pStyle w:val="Compact"/>
@@ -385,7 +428,9 @@
           </w:p>
         </w:tc>
         <w:tc>
-          <w:tcPr/>
+          <w:tcPr>
+            <w:tcW w:w="1944" w:type="dxa"/>
+          </w:tcPr>
           <w:p>
             <w:pPr>
               <w:pStyle w:val="Compact"/>
@@ -397,7 +442,9 @@
           </w:p>
         </w:tc>
         <w:tc>
-          <w:tcPr/>
+          <w:tcPr>
+            <w:tcW w:w="3385" w:type="dxa"/>
+          </w:tcPr>
           <w:p>
             <w:pPr>
               <w:pStyle w:val="Compact"/>
@@ -418,7 +465,9 @@
           </w:p>
         </w:tc>
         <w:tc>
-          <w:tcPr/>
+          <w:tcPr>
+            <w:tcW w:w="976" w:type="dxa"/>
+          </w:tcPr>
           <w:p>
             <w:pPr>
               <w:pStyle w:val="Compact"/>
@@ -430,7 +479,9 @@
           </w:p>
         </w:tc>
         <w:tc>
-          <w:tcPr/>
+          <w:tcPr>
+            <w:tcW w:w="2161" w:type="dxa"/>
+          </w:tcPr>
           <w:p>
             <w:pPr>
               <w:pStyle w:val="Compact"/>
@@ -444,7 +495,9 @@
       </w:tr>
       <w:tr>
         <w:tc>
-          <w:tcPr/>
+          <w:tcPr>
+            <w:tcW w:w="891" w:type="dxa"/>
+          </w:tcPr>
           <w:p>
             <w:pPr>
               <w:pStyle w:val="Compact"/>
@@ -456,7 +509,9 @@
           </w:p>
         </w:tc>
         <w:tc>
-          <w:tcPr/>
+          <w:tcPr>
+            <w:tcW w:w="1944" w:type="dxa"/>
+          </w:tcPr>
           <w:p>
             <w:pPr>
               <w:pStyle w:val="Compact"/>
@@ -468,19 +523,23 @@
           </w:p>
         </w:tc>
         <w:tc>
-          <w:tcPr/>
-          <w:p>
-            <w:pPr>
-              <w:pStyle w:val="Compact"/>
-              <w:jc w:val="left"/>
-            </w:pPr>
-            <w:r>
-              <w:t xml:space="preserve">Once a week from W3: Wed 15:00, questions in by 12:00 (none in W6, W10, W11)</w:t>
-            </w:r>
-          </w:p>
-        </w:tc>
-        <w:tc>
-          <w:tcPr/>
+          <w:tcPr>
+            <w:tcW w:w="3385" w:type="dxa"/>
+          </w:tcPr>
+          <w:p>
+            <w:pPr>
+              <w:pStyle w:val="Compact"/>
+              <w:jc w:val="left"/>
+            </w:pPr>
+            <w:r>
+              <w:t xml:space="preserve">Once a week from W3: Wed 15:00, questions in by 12:00 (none in W5, W6, W9, W10, W11; in W3 the slot is the two hires' small-analysis scoping, 15 minutes each)</w:t>
+            </w:r>
+          </w:p>
+        </w:tc>
+        <w:tc>
+          <w:tcPr>
+            <w:tcW w:w="976" w:type="dxa"/>
+          </w:tcPr>
           <w:p>
             <w:pPr>
               <w:pStyle w:val="Compact"/>
@@ -492,7 +551,9 @@
           </w:p>
         </w:tc>
         <w:tc>
-          <w:tcPr/>
+          <w:tcPr>
+            <w:tcW w:w="2161" w:type="dxa"/>
+          </w:tcPr>
           <w:p>
             <w:pPr>
               <w:pStyle w:val="Compact"/>
@@ -506,7 +567,9 @@
       </w:tr>
       <w:tr>
         <w:tc>
-          <w:tcPr/>
+          <w:tcPr>
+            <w:tcW w:w="891" w:type="dxa"/>
+          </w:tcPr>
           <w:p>
             <w:pPr>
               <w:pStyle w:val="Compact"/>
@@ -518,7 +581,9 @@
           </w:p>
         </w:tc>
         <w:tc>
-          <w:tcPr/>
+          <w:tcPr>
+            <w:tcW w:w="1944" w:type="dxa"/>
+          </w:tcPr>
           <w:p>
             <w:pPr>
               <w:pStyle w:val="Compact"/>
@@ -530,7 +595,9 @@
           </w:p>
         </w:tc>
         <w:tc>
-          <w:tcPr/>
+          <w:tcPr>
+            <w:tcW w:w="3385" w:type="dxa"/>
+          </w:tcPr>
           <w:p>
             <w:pPr>
               <w:pStyle w:val="Compact"/>
@@ -542,7 +609,9 @@
           </w:p>
         </w:tc>
         <w:tc>
-          <w:tcPr/>
+          <w:tcPr>
+            <w:tcW w:w="976" w:type="dxa"/>
+          </w:tcPr>
           <w:p>
             <w:pPr>
               <w:pStyle w:val="Compact"/>
@@ -554,7 +623,9 @@
           </w:p>
         </w:tc>
         <w:tc>
-          <w:tcPr/>
+          <w:tcPr>
+            <w:tcW w:w="2161" w:type="dxa"/>
+          </w:tcPr>
           <w:p>
             <w:pPr>
               <w:pStyle w:val="Compact"/>
@@ -568,7 +639,9 @@
       </w:tr>
       <w:tr>
         <w:tc>
-          <w:tcPr/>
+          <w:tcPr>
+            <w:tcW w:w="891" w:type="dxa"/>
+          </w:tcPr>
           <w:p>
             <w:pPr>
               <w:pStyle w:val="Compact"/>
@@ -580,7 +653,9 @@
           </w:p>
         </w:tc>
         <w:tc>
-          <w:tcPr/>
+          <w:tcPr>
+            <w:tcW w:w="1944" w:type="dxa"/>
+          </w:tcPr>
           <w:p>
             <w:pPr>
               <w:pStyle w:val="Compact"/>
@@ -592,7 +667,9 @@
           </w:p>
         </w:tc>
         <w:tc>
-          <w:tcPr/>
+          <w:tcPr>
+            <w:tcW w:w="3385" w:type="dxa"/>
+          </w:tcPr>
           <w:p>
             <w:pPr>
               <w:pStyle w:val="Compact"/>
@@ -604,7 +681,9 @@
           </w:p>
         </w:tc>
         <w:tc>
-          <w:tcPr/>
+          <w:tcPr>
+            <w:tcW w:w="976" w:type="dxa"/>
+          </w:tcPr>
           <w:p>
             <w:pPr>
               <w:pStyle w:val="Compact"/>
@@ -616,7 +695,9 @@
           </w:p>
         </w:tc>
         <w:tc>
-          <w:tcPr/>
+          <w:tcPr>
+            <w:tcW w:w="2161" w:type="dxa"/>
+          </w:tcPr>
           <w:p>
             <w:pPr>
               <w:pStyle w:val="Compact"/>
@@ -639,7 +720,9 @@
       </w:tr>
       <w:tr>
         <w:tc>
-          <w:tcPr/>
+          <w:tcPr>
+            <w:tcW w:w="891" w:type="dxa"/>
+          </w:tcPr>
           <w:p>
             <w:pPr>
               <w:pStyle w:val="Compact"/>
@@ -651,7 +734,9 @@
           </w:p>
         </w:tc>
         <w:tc>
-          <w:tcPr/>
+          <w:tcPr>
+            <w:tcW w:w="1944" w:type="dxa"/>
+          </w:tcPr>
           <w:p>
             <w:pPr>
               <w:pStyle w:val="Compact"/>
@@ -663,19 +748,23 @@
           </w:p>
         </w:tc>
         <w:tc>
-          <w:tcPr/>
-          <w:p>
-            <w:pPr>
-              <w:pStyle w:val="Compact"/>
-              <w:jc w:val="left"/>
-            </w:pPr>
-            <w:r>
-              <w:t xml:space="preserve">By 11:30 Friday (last working day in holiday weeks)</w:t>
-            </w:r>
-          </w:p>
-        </w:tc>
-        <w:tc>
-          <w:tcPr/>
+          <w:tcPr>
+            <w:tcW w:w="3385" w:type="dxa"/>
+          </w:tcPr>
+          <w:p>
+            <w:pPr>
+              <w:pStyle w:val="Compact"/>
+              <w:jc w:val="left"/>
+            </w:pPr>
+            <w:r>
+              <w:t xml:space="preserve">By 11:30 Friday (on holiday Fridays, the last working day of the week)</w:t>
+            </w:r>
+          </w:p>
+        </w:tc>
+        <w:tc>
+          <w:tcPr>
+            <w:tcW w:w="976" w:type="dxa"/>
+          </w:tcPr>
           <w:p>
             <w:pPr>
               <w:pStyle w:val="Compact"/>
@@ -687,7 +776,9 @@
           </w:p>
         </w:tc>
         <w:tc>
-          <w:tcPr/>
+          <w:tcPr>
+            <w:tcW w:w="2161" w:type="dxa"/>
+          </w:tcPr>
           <w:p>
             <w:pPr>
               <w:pStyle w:val="Compact"/>
@@ -701,7 +792,9 @@
       </w:tr>
       <w:tr>
         <w:tc>
-          <w:tcPr/>
+          <w:tcPr>
+            <w:tcW w:w="891" w:type="dxa"/>
+          </w:tcPr>
           <w:p>
             <w:pPr>
               <w:pStyle w:val="Compact"/>
@@ -713,7 +806,9 @@
           </w:p>
         </w:tc>
         <w:tc>
-          <w:tcPr/>
+          <w:tcPr>
+            <w:tcW w:w="1944" w:type="dxa"/>
+          </w:tcPr>
           <w:p>
             <w:pPr>
               <w:pStyle w:val="Compact"/>
@@ -725,7 +820,9 @@
           </w:p>
         </w:tc>
         <w:tc>
-          <w:tcPr/>
+          <w:tcPr>
+            <w:tcW w:w="3385" w:type="dxa"/>
+          </w:tcPr>
           <w:p>
             <w:pPr>
               <w:pStyle w:val="Compact"/>
@@ -737,7 +834,9 @@
           </w:p>
         </w:tc>
         <w:tc>
-          <w:tcPr/>
+          <w:tcPr>
+            <w:tcW w:w="976" w:type="dxa"/>
+          </w:tcPr>
           <w:p>
             <w:pPr>
               <w:pStyle w:val="Compact"/>
@@ -749,21 +848,25 @@
           </w:p>
         </w:tc>
         <w:tc>
-          <w:tcPr/>
-          <w:p>
-            <w:pPr>
-              <w:pStyle w:val="Compact"/>
-              <w:jc w:val="left"/>
-            </w:pPr>
-            <w:r>
-              <w:t xml:space="preserve">OneNote page (Section 2)</w:t>
+          <w:tcPr>
+            <w:tcW w:w="2161" w:type="dxa"/>
+          </w:tcPr>
+          <w:p>
+            <w:pPr>
+              <w:pStyle w:val="Compact"/>
+              <w:jc w:val="left"/>
+            </w:pPr>
+            <w:r>
+              <w:t xml:space="preserve">Own page in OneNote section 06 Question Log (Section 2)</w:t>
             </w:r>
           </w:p>
         </w:tc>
       </w:tr>
       <w:tr>
         <w:tc>
-          <w:tcPr/>
+          <w:tcPr>
+            <w:tcW w:w="891" w:type="dxa"/>
+          </w:tcPr>
           <w:p>
             <w:pPr>
               <w:pStyle w:val="Compact"/>
@@ -775,7 +878,9 @@
           </w:p>
         </w:tc>
         <w:tc>
-          <w:tcPr/>
+          <w:tcPr>
+            <w:tcW w:w="1944" w:type="dxa"/>
+          </w:tcPr>
           <w:p>
             <w:pPr>
               <w:pStyle w:val="Compact"/>
@@ -787,7 +892,9 @@
           </w:p>
         </w:tc>
         <w:tc>
-          <w:tcPr/>
+          <w:tcPr>
+            <w:tcW w:w="3385" w:type="dxa"/>
+          </w:tcPr>
           <w:p>
             <w:pPr>
               <w:pStyle w:val="Compact"/>
@@ -799,7 +906,9 @@
           </w:p>
         </w:tc>
         <w:tc>
-          <w:tcPr/>
+          <w:tcPr>
+            <w:tcW w:w="976" w:type="dxa"/>
+          </w:tcPr>
           <w:p>
             <w:pPr>
               <w:pStyle w:val="Compact"/>
@@ -811,7 +920,9 @@
           </w:p>
         </w:tc>
         <w:tc>
-          <w:tcPr/>
+          <w:tcPr>
+            <w:tcW w:w="2161" w:type="dxa"/>
+          </w:tcPr>
           <w:p>
             <w:pPr>
               <w:pStyle w:val="Compact"/>
@@ -824,6 +935,39 @@
         </w:tc>
       </w:tr>
     </w:tbl>
+    <w:p>
+      <w:pPr>
+        <w:pStyle w:val="BodyText"/>
+      </w:pPr>
+      <w:r>
+        <w:rPr>
+          <w:bCs/>
+          <w:b/>
+        </w:rPr>
+        <w:t xml:space="preserve">Holiday Fridays:</w:t>
+      </w:r>
+      <w:r>
+        <w:t xml:space="preserve"> </w:t>
+      </w:r>
+      <w:r>
+        <w:t xml:space="preserve">when Friday is not a working day (W6 Fri 11/27, assumed off; W10 Fri 12/25; W11 Fri 1/1), the self-report, the 1:1s and the teach-back (W10 only) move to the last working day of that week ([COMPANY: confirm holiday calendar]). In W6 that is Wed 11/25, with the 1:1s at 15:00 and 15:30 (30 minutes each). This is the rule in the standard week,</w:t>
+      </w:r>
+      <w:r>
+        <w:t xml:space="preserve"> </w:t>
+      </w:r>
+      <w:r>
+        <w:rPr>
+          <w:rStyle w:val="VerbatimChar"/>
+        </w:rPr>
+        <w:t xml:space="preserve">docs/01-30-60-90-plan.md</w:t>
+      </w:r>
+      <w:r>
+        <w:t xml:space="preserve"> </w:t>
+      </w:r>
+      <w:r>
+        <w:t xml:space="preserve">Section 5.</w:t>
+      </w:r>
+    </w:p>
     <w:bookmarkEnd w:id="20"/>
     <w:bookmarkStart w:id="21" w:name="X0818c67851aaa312f68e592d235a7b29af480fa"/>
     <w:p>
@@ -839,30 +983,48 @@
         <w:pStyle w:val="FirstParagraph"/>
       </w:pPr>
       <w:r>
-        <w:t xml:space="preserve">Each hire keeps a running "Question Log" page in their own OneNote section, one row per question. If the trackers workbook gets a question-log tab later, move the log there.</w:t>
+        <w:t xml:space="preserve">Each hire keeps a running question log: their own page in OneNote section 06 Question Log (so each hire can see the other's), one row per question. The columns are the same as the copy-paste template in</w:t>
+      </w:r>
+      <w:r>
+        <w:t xml:space="preserve"> </w:t>
+      </w:r>
+      <w:r>
+        <w:rPr>
+          <w:rStyle w:val="VerbatimChar"/>
+        </w:rPr>
+        <w:t xml:space="preserve">docs/05-time-management.md</w:t>
+      </w:r>
+      <w:r>
+        <w:t xml:space="preserve"> </w:t>
+      </w:r>
+      <w:r>
+        <w:t xml:space="preserve">(Templates, Question log); there is no other format. If the trackers workbook gets a question-log tab later, move the log there.</w:t>
       </w:r>
     </w:p>
     <w:tbl>
       <w:tblPr>
         <w:tblStyle w:val="Table"/>
-        <w:tblW w:type="auto" w:w="0"/>
+        <w:tblW w:type="dxa" w:w="9360"/>
         <w:tblLook w:firstRow="1" w:lastRow="0" w:firstColumn="0" w:lastColumn="0" w:noHBand="0" w:noVBand="0" w:val="0020"/>
         <w:jc w:val="start"/>
+        <w:tblLayout w:type="fixed"/>
       </w:tblPr>
       <w:tblGrid>
-        <w:gridCol w:w="1320"/>
-        <w:gridCol w:w="1320"/>
-        <w:gridCol w:w="1320"/>
-        <w:gridCol w:w="1320"/>
-        <w:gridCol w:w="1320"/>
-        <w:gridCol w:w="1320"/>
+        <w:gridCol w:w="825"/>
+        <w:gridCol w:w="2006"/>
+        <w:gridCol w:w="1087"/>
+        <w:gridCol w:w="825"/>
+        <w:gridCol w:w="3789"/>
+        <w:gridCol w:w="825"/>
       </w:tblGrid>
       <w:tr>
         <w:trPr>
           <w:tblHeader w:val="true"/>
         </w:trPr>
         <w:tc>
-          <w:tcPr/>
+          <w:tcPr>
+            <w:tcW w:w="825" w:type="dxa"/>
+          </w:tcPr>
           <w:p>
             <w:pPr>
               <w:pStyle w:val="Compact"/>
@@ -874,7 +1036,9 @@
           </w:p>
         </w:tc>
         <w:tc>
-          <w:tcPr/>
+          <w:tcPr>
+            <w:tcW w:w="2006" w:type="dxa"/>
+          </w:tcPr>
           <w:p>
             <w:pPr>
               <w:pStyle w:val="Compact"/>
@@ -886,31 +1050,37 @@
           </w:p>
         </w:tc>
         <w:tc>
-          <w:tcPr/>
-          <w:p>
-            <w:pPr>
-              <w:pStyle w:val="Compact"/>
-              <w:jc w:val="left"/>
-            </w:pPr>
-            <w:r>
-              <w:t xml:space="preserve">Module</w:t>
-            </w:r>
-          </w:p>
-        </w:tc>
-        <w:tc>
-          <w:tcPr/>
-          <w:p>
-            <w:pPr>
-              <w:pStyle w:val="Compact"/>
-              <w:jc w:val="left"/>
-            </w:pPr>
-            <w:r>
-              <w:t xml:space="preserve">Where I looked first</w:t>
-            </w:r>
-          </w:p>
-        </w:tc>
-        <w:tc>
-          <w:tcPr/>
+          <w:tcPr>
+            <w:tcW w:w="1087" w:type="dxa"/>
+          </w:tcPr>
+          <w:p>
+            <w:pPr>
+              <w:pStyle w:val="Compact"/>
+              <w:jc w:val="left"/>
+            </w:pPr>
+            <w:r>
+              <w:t xml:space="preserve">Tried so far</w:t>
+            </w:r>
+          </w:p>
+        </w:tc>
+        <w:tc>
+          <w:tcPr>
+            <w:tcW w:w="825" w:type="dxa"/>
+          </w:tcPr>
+          <w:p>
+            <w:pPr>
+              <w:pStyle w:val="Compact"/>
+              <w:jc w:val="left"/>
+            </w:pPr>
+            <w:r>
+              <w:t xml:space="preserve">Who to ask</w:t>
+            </w:r>
+          </w:p>
+        </w:tc>
+        <w:tc>
+          <w:tcPr>
+            <w:tcW w:w="3789" w:type="dxa"/>
+          </w:tcPr>
           <w:p>
             <w:pPr>
               <w:pStyle w:val="Compact"/>
@@ -922,7 +1092,9 @@
           </w:p>
         </w:tc>
         <w:tc>
-          <w:tcPr/>
+          <w:tcPr>
+            <w:tcW w:w="825" w:type="dxa"/>
+          </w:tcPr>
           <w:p>
             <w:pPr>
               <w:pStyle w:val="Compact"/>
@@ -936,7 +1108,9 @@
       </w:tr>
       <w:tr>
         <w:tc>
-          <w:tcPr/>
+          <w:tcPr>
+            <w:tcW w:w="825" w:type="dxa"/>
+          </w:tcPr>
           <w:p>
             <w:pPr>
               <w:pStyle w:val="Compact"/>
@@ -948,43 +1122,51 @@
           </w:p>
         </w:tc>
         <w:tc>
-          <w:tcPr/>
-          <w:p>
-            <w:pPr>
-              <w:pStyle w:val="Compact"/>
-              <w:jc w:val="left"/>
-            </w:pPr>
-            <w:r>
-              <w:t xml:space="preserve">Example: Who decides the HTS code the broker files?</w:t>
-            </w:r>
-          </w:p>
-        </w:tc>
-        <w:tc>
-          <w:tcPr/>
-          <w:p>
-            <w:pPr>
-              <w:pStyle w:val="Compact"/>
-              <w:jc w:val="left"/>
-            </w:pPr>
-            <w:r>
-              <w:t xml:space="preserve">M1</w:t>
-            </w:r>
-          </w:p>
-        </w:tc>
-        <w:tc>
-          <w:tcPr/>
-          <w:p>
-            <w:pPr>
-              <w:pStyle w:val="Compact"/>
-              <w:jc w:val="left"/>
-            </w:pPr>
-            <w:r>
-              <w:t xml:space="preserve">Primer, glossary</w:t>
-            </w:r>
-          </w:p>
-        </w:tc>
-        <w:tc>
-          <w:tcPr/>
+          <w:tcPr>
+            <w:tcW w:w="2006" w:type="dxa"/>
+          </w:tcPr>
+          <w:p>
+            <w:pPr>
+              <w:pStyle w:val="Compact"/>
+              <w:jc w:val="left"/>
+            </w:pPr>
+            <w:r>
+              <w:t xml:space="preserve">Example (M1): Who decides the HTS code the broker files?</w:t>
+            </w:r>
+          </w:p>
+        </w:tc>
+        <w:tc>
+          <w:tcPr>
+            <w:tcW w:w="1087" w:type="dxa"/>
+          </w:tcPr>
+          <w:p>
+            <w:pPr>
+              <w:pStyle w:val="Compact"/>
+              <w:jc w:val="left"/>
+            </w:pPr>
+            <w:r>
+              <w:t xml:space="preserve">Customs primer and glossary</w:t>
+            </w:r>
+          </w:p>
+        </w:tc>
+        <w:tc>
+          <w:tcPr>
+            <w:tcW w:w="825" w:type="dxa"/>
+          </w:tcPr>
+          <w:p>
+            <w:pPr>
+              <w:pStyle w:val="Compact"/>
+              <w:jc w:val="left"/>
+            </w:pPr>
+            <w:r>
+              <w:t xml:space="preserve">Senior</w:t>
+            </w:r>
+          </w:p>
+        </w:tc>
+        <w:tc>
+          <w:tcPr>
+            <w:tcW w:w="3789" w:type="dxa"/>
+          </w:tcPr>
           <w:p>
             <w:pPr>
               <w:pStyle w:val="Compact"/>
@@ -996,7 +1178,9 @@
           </w:p>
         </w:tc>
         <w:tc>
-          <w:tcPr/>
+          <w:tcPr>
+            <w:tcW w:w="825" w:type="dxa"/>
+          </w:tcPr>
           <w:p>
             <w:pPr>
               <w:pStyle w:val="Compact"/>
@@ -1213,7 +1397,34 @@
         <w:pStyle w:val="Compact"/>
       </w:pPr>
       <w:r>
-        <w:t xml:space="preserve">☐ Manager (5 min, inside the 1:1 budget): read the self-report, scan the hire's Jira board, read the question log rows added this week.</w:t>
+        <w:t xml:space="preserve">☐ Hire: Access tracker page (in your own OneNote section, copied from</w:t>
+      </w:r>
+      <w:r>
+        <w:t xml:space="preserve"> </w:t>
+      </w:r>
+      <w:r>
+        <w:rPr>
+          <w:rStyle w:val="VerbatimChar"/>
+        </w:rPr>
+        <w:t xml:space="preserve">docs/04-access-request-checklist.md</w:t>
+      </w:r>
+      <w:r>
+        <w:t xml:space="preserve"> </w:t>
+      </w:r>
+      <w:r>
+        <w:t xml:space="preserve">on Day 1) current, until every item is Verified.</w:t>
+      </w:r>
+    </w:p>
+    <w:p>
+      <w:pPr>
+        <w:numPr>
+          <w:ilvl w:val="0"/>
+          <w:numId w:val="1002"/>
+        </w:numPr>
+        <w:pStyle w:val="Compact"/>
+      </w:pPr>
+      <w:r>
+        <w:t xml:space="preserve">☐ Manager (5 min, inside the 1:1 budget): read the self-report, scan the hire's Jira board, read the question log rows added this week, and check the hire's Access tracker page.</w:t>
       </w:r>
     </w:p>
     <w:bookmarkEnd w:id="22"/>
@@ -1229,22 +1440,25 @@
     <w:tbl>
       <w:tblPr>
         <w:tblStyle w:val="Table"/>
-        <w:tblW w:type="auto" w:w="0"/>
+        <w:tblW w:type="dxa" w:w="9360"/>
         <w:tblLook w:firstRow="1" w:lastRow="0" w:firstColumn="0" w:lastColumn="0" w:noHBand="0" w:noVBand="0" w:val="0020"/>
         <w:jc w:val="start"/>
+        <w:tblLayout w:type="fixed"/>
       </w:tblPr>
       <w:tblGrid>
-        <w:gridCol w:w="1980"/>
-        <w:gridCol w:w="1980"/>
-        <w:gridCol w:w="1980"/>
-        <w:gridCol w:w="1980"/>
+        <w:gridCol w:w="838"/>
+        <w:gridCol w:w="844"/>
+        <w:gridCol w:w="3526"/>
+        <w:gridCol w:w="4150"/>
       </w:tblGrid>
       <w:tr>
         <w:trPr>
           <w:tblHeader w:val="true"/>
         </w:trPr>
         <w:tc>
-          <w:tcPr/>
+          <w:tcPr>
+            <w:tcW w:w="838" w:type="dxa"/>
+          </w:tcPr>
           <w:p>
             <w:pPr>
               <w:pStyle w:val="Compact"/>
@@ -1256,7 +1470,9 @@
           </w:p>
         </w:tc>
         <w:tc>
-          <w:tcPr/>
+          <w:tcPr>
+            <w:tcW w:w="844" w:type="dxa"/>
+          </w:tcPr>
           <w:p>
             <w:pPr>
               <w:pStyle w:val="Compact"/>
@@ -1268,7 +1484,9 @@
           </w:p>
         </w:tc>
         <w:tc>
-          <w:tcPr/>
+          <w:tcPr>
+            <w:tcW w:w="3526" w:type="dxa"/>
+          </w:tcPr>
           <w:p>
             <w:pPr>
               <w:pStyle w:val="Compact"/>
@@ -1280,7 +1498,9 @@
           </w:p>
         </w:tc>
         <w:tc>
-          <w:tcPr/>
+          <w:tcPr>
+            <w:tcW w:w="4150" w:type="dxa"/>
+          </w:tcPr>
           <w:p>
             <w:pPr>
               <w:pStyle w:val="Compact"/>
@@ -1294,7 +1514,9 @@
       </w:tr>
       <w:tr>
         <w:tc>
-          <w:tcPr/>
+          <w:tcPr>
+            <w:tcW w:w="838" w:type="dxa"/>
+          </w:tcPr>
           <w:p>
             <w:pPr>
               <w:pStyle w:val="Compact"/>
@@ -1306,7 +1528,9 @@
           </w:p>
         </w:tc>
         <w:tc>
-          <w:tcPr/>
+          <w:tcPr>
+            <w:tcW w:w="844" w:type="dxa"/>
+          </w:tcPr>
           <w:p>
             <w:pPr>
               <w:pStyle w:val="Compact"/>
@@ -1318,7 +1542,9 @@
           </w:p>
         </w:tc>
         <w:tc>
-          <w:tcPr/>
+          <w:tcPr>
+            <w:tcW w:w="3526" w:type="dxa"/>
+          </w:tcPr>
           <w:p>
             <w:pPr>
               <w:pStyle w:val="Compact"/>
@@ -1330,7 +1556,9 @@
           </w:p>
         </w:tc>
         <w:tc>
-          <w:tcPr/>
+          <w:tcPr>
+            <w:tcW w:w="4150" w:type="dxa"/>
+          </w:tcPr>
           <w:p>
             <w:pPr>
               <w:pStyle w:val="Compact"/>
@@ -1344,7 +1572,9 @@
       </w:tr>
       <w:tr>
         <w:tc>
-          <w:tcPr/>
+          <w:tcPr>
+            <w:tcW w:w="838" w:type="dxa"/>
+          </w:tcPr>
           <w:p>
             <w:pPr>
               <w:pStyle w:val="Compact"/>
@@ -1356,7 +1586,9 @@
           </w:p>
         </w:tc>
         <w:tc>
-          <w:tcPr/>
+          <w:tcPr>
+            <w:tcW w:w="844" w:type="dxa"/>
+          </w:tcPr>
           <w:p>
             <w:pPr>
               <w:pStyle w:val="Compact"/>
@@ -1368,7 +1600,9 @@
           </w:p>
         </w:tc>
         <w:tc>
-          <w:tcPr/>
+          <w:tcPr>
+            <w:tcW w:w="3526" w:type="dxa"/>
+          </w:tcPr>
           <w:p>
             <w:pPr>
               <w:pStyle w:val="Compact"/>
@@ -1395,7 +1629,9 @@
           </w:p>
         </w:tc>
         <w:tc>
-          <w:tcPr/>
+          <w:tcPr>
+            <w:tcW w:w="4150" w:type="dxa"/>
+          </w:tcPr>
           <w:p>
             <w:pPr>
               <w:pStyle w:val="Compact"/>
@@ -1409,7 +1645,9 @@
       </w:tr>
       <w:tr>
         <w:tc>
-          <w:tcPr/>
+          <w:tcPr>
+            <w:tcW w:w="838" w:type="dxa"/>
+          </w:tcPr>
           <w:p>
             <w:pPr>
               <w:pStyle w:val="Compact"/>
@@ -1421,7 +1659,9 @@
           </w:p>
         </w:tc>
         <w:tc>
-          <w:tcPr/>
+          <w:tcPr>
+            <w:tcW w:w="844" w:type="dxa"/>
+          </w:tcPr>
           <w:p>
             <w:pPr>
               <w:pStyle w:val="Compact"/>
@@ -1433,7 +1673,9 @@
           </w:p>
         </w:tc>
         <w:tc>
-          <w:tcPr/>
+          <w:tcPr>
+            <w:tcW w:w="3526" w:type="dxa"/>
+          </w:tcPr>
           <w:p>
             <w:pPr>
               <w:pStyle w:val="Compact"/>
@@ -1445,7 +1687,9 @@
           </w:p>
         </w:tc>
         <w:tc>
-          <w:tcPr/>
+          <w:tcPr>
+            <w:tcW w:w="4150" w:type="dxa"/>
+          </w:tcPr>
           <w:p>
             <w:pPr>
               <w:pStyle w:val="Compact"/>
@@ -1459,7 +1703,9 @@
       </w:tr>
       <w:tr>
         <w:tc>
-          <w:tcPr/>
+          <w:tcPr>
+            <w:tcW w:w="838" w:type="dxa"/>
+          </w:tcPr>
           <w:p>
             <w:pPr>
               <w:pStyle w:val="Compact"/>
@@ -1471,7 +1717,9 @@
           </w:p>
         </w:tc>
         <w:tc>
-          <w:tcPr/>
+          <w:tcPr>
+            <w:tcW w:w="844" w:type="dxa"/>
+          </w:tcPr>
           <w:p>
             <w:pPr>
               <w:pStyle w:val="Compact"/>
@@ -1483,7 +1731,9 @@
           </w:p>
         </w:tc>
         <w:tc>
-          <w:tcPr/>
+          <w:tcPr>
+            <w:tcW w:w="3526" w:type="dxa"/>
+          </w:tcPr>
           <w:p>
             <w:pPr>
               <w:pStyle w:val="Compact"/>
@@ -1495,7 +1745,9 @@
           </w:p>
         </w:tc>
         <w:tc>
-          <w:tcPr/>
+          <w:tcPr>
+            <w:tcW w:w="4150" w:type="dxa"/>
+          </w:tcPr>
           <w:p>
             <w:pPr>
               <w:pStyle w:val="Compact"/>
@@ -1509,7 +1761,9 @@
       </w:tr>
       <w:tr>
         <w:tc>
-          <w:tcPr/>
+          <w:tcPr>
+            <w:tcW w:w="838" w:type="dxa"/>
+          </w:tcPr>
           <w:p>
             <w:pPr>
               <w:pStyle w:val="Compact"/>
@@ -1521,7 +1775,9 @@
           </w:p>
         </w:tc>
         <w:tc>
-          <w:tcPr/>
+          <w:tcPr>
+            <w:tcW w:w="844" w:type="dxa"/>
+          </w:tcPr>
           <w:p>
             <w:pPr>
               <w:pStyle w:val="Compact"/>
@@ -1533,7 +1789,9 @@
           </w:p>
         </w:tc>
         <w:tc>
-          <w:tcPr/>
+          <w:tcPr>
+            <w:tcW w:w="3526" w:type="dxa"/>
+          </w:tcPr>
           <w:p>
             <w:pPr>
               <w:pStyle w:val="Compact"/>
@@ -1545,7 +1803,9 @@
           </w:p>
         </w:tc>
         <w:tc>
-          <w:tcPr/>
+          <w:tcPr>
+            <w:tcW w:w="4150" w:type="dxa"/>
+          </w:tcPr>
           <w:p>
             <w:pPr>
               <w:pStyle w:val="Compact"/>
@@ -1559,7 +1819,9 @@
       </w:tr>
       <w:tr>
         <w:tc>
-          <w:tcPr/>
+          <w:tcPr>
+            <w:tcW w:w="838" w:type="dxa"/>
+          </w:tcPr>
           <w:p>
             <w:pPr>
               <w:pStyle w:val="Compact"/>
@@ -1571,7 +1833,9 @@
           </w:p>
         </w:tc>
         <w:tc>
-          <w:tcPr/>
+          <w:tcPr>
+            <w:tcW w:w="844" w:type="dxa"/>
+          </w:tcPr>
           <w:p>
             <w:pPr>
               <w:pStyle w:val="Compact"/>
@@ -1583,19 +1847,23 @@
           </w:p>
         </w:tc>
         <w:tc>
-          <w:tcPr/>
-          <w:p>
-            <w:pPr>
-              <w:pStyle w:val="Compact"/>
-              <w:jc w:val="left"/>
-            </w:pPr>
-            <w:r>
-              <w:t xml:space="preserve">Agree the top 3 priorities and any access issues. Ask for feedback on the program.</w:t>
-            </w:r>
-          </w:p>
-        </w:tc>
-        <w:tc>
-          <w:tcPr/>
+          <w:tcPr>
+            <w:tcW w:w="3526" w:type="dxa"/>
+          </w:tcPr>
+          <w:p>
+            <w:pPr>
+              <w:pStyle w:val="Compact"/>
+              <w:jc w:val="left"/>
+            </w:pPr>
+            <w:r>
+              <w:t xml:space="preserve">Agree the top 3 priorities and any access issues (from the Access tracker page). Ask for feedback on the program.</w:t>
+            </w:r>
+          </w:p>
+        </w:tc>
+        <w:tc>
+          <w:tcPr>
+            <w:tcW w:w="4150" w:type="dxa"/>
+          </w:tcPr>
           <w:p>
             <w:pPr>
               <w:pStyle w:val="Compact"/>
@@ -2006,7 +2274,19 @@
         <w:t xml:space="preserve"> </w:t>
       </w:r>
       <w:r>
-        <w:t xml:space="preserve">Sections 3 and 5). The template keeps prep under 15 minutes and makes sure every session produces something.</w:t>
+        <w:t xml:space="preserve">Sections 3 and 5). The template keeps prep under 15 minutes, which is its own line in the Senior's hours (</w:t>
+      </w:r>
+      <w:r>
+        <w:rPr>
+          <w:rStyle w:val="VerbatimChar"/>
+        </w:rPr>
+        <w:t xml:space="preserve">docs/01-30-60-90-plan.md</w:t>
+      </w:r>
+      <w:r>
+        <w:t xml:space="preserve"> </w:t>
+      </w:r>
+      <w:r>
+        <w:t xml:space="preserve">Section 5), and makes sure every session produces something.</w:t>
       </w:r>
     </w:p>
     <w:bookmarkStart w:id="27" w:name="template"/>
@@ -2021,22 +2301,25 @@
     <w:tbl>
       <w:tblPr>
         <w:tblStyle w:val="Table"/>
-        <w:tblW w:type="auto" w:w="0"/>
+        <w:tblW w:type="dxa" w:w="9360"/>
         <w:tblLook w:firstRow="1" w:lastRow="0" w:firstColumn="0" w:lastColumn="0" w:noHBand="0" w:noVBand="0" w:val="0020"/>
         <w:jc w:val="start"/>
+        <w:tblLayout w:type="fixed"/>
       </w:tblPr>
       <w:tblGrid>
-        <w:gridCol w:w="1980"/>
-        <w:gridCol w:w="1980"/>
-        <w:gridCol w:w="1980"/>
-        <w:gridCol w:w="1980"/>
+        <w:gridCol w:w="868"/>
+        <w:gridCol w:w="868"/>
+        <w:gridCol w:w="4037"/>
+        <w:gridCol w:w="3584"/>
       </w:tblGrid>
       <w:tr>
         <w:trPr>
           <w:tblHeader w:val="true"/>
         </w:trPr>
         <w:tc>
-          <w:tcPr/>
+          <w:tcPr>
+            <w:tcW w:w="868" w:type="dxa"/>
+          </w:tcPr>
           <w:p>
             <w:pPr>
               <w:pStyle w:val="Compact"/>
@@ -2048,7 +2331,9 @@
           </w:p>
         </w:tc>
         <w:tc>
-          <w:tcPr/>
+          <w:tcPr>
+            <w:tcW w:w="868" w:type="dxa"/>
+          </w:tcPr>
           <w:p>
             <w:pPr>
               <w:pStyle w:val="Compact"/>
@@ -2060,7 +2345,9 @@
           </w:p>
         </w:tc>
         <w:tc>
-          <w:tcPr/>
+          <w:tcPr>
+            <w:tcW w:w="4037" w:type="dxa"/>
+          </w:tcPr>
           <w:p>
             <w:pPr>
               <w:pStyle w:val="Compact"/>
@@ -2072,7 +2359,9 @@
           </w:p>
         </w:tc>
         <w:tc>
-          <w:tcPr/>
+          <w:tcPr>
+            <w:tcW w:w="3584" w:type="dxa"/>
+          </w:tcPr>
           <w:p>
             <w:pPr>
               <w:pStyle w:val="Compact"/>
@@ -2086,7 +2375,9 @@
       </w:tr>
       <w:tr>
         <w:tc>
-          <w:tcPr/>
+          <w:tcPr>
+            <w:tcW w:w="868" w:type="dxa"/>
+          </w:tcPr>
           <w:p>
             <w:pPr>
               <w:pStyle w:val="Compact"/>
@@ -2098,7 +2389,9 @@
           </w:p>
         </w:tc>
         <w:tc>
-          <w:tcPr/>
+          <w:tcPr>
+            <w:tcW w:w="868" w:type="dxa"/>
+          </w:tcPr>
           <w:p>
             <w:pPr>
               <w:pStyle w:val="Compact"/>
@@ -2110,7 +2403,9 @@
           </w:p>
         </w:tc>
         <w:tc>
-          <w:tcPr/>
+          <w:tcPr>
+            <w:tcW w:w="4037" w:type="dxa"/>
+          </w:tcPr>
           <w:p>
             <w:pPr>
               <w:pStyle w:val="Compact"/>
@@ -2122,7 +2417,9 @@
           </w:p>
         </w:tc>
         <w:tc>
-          <w:tcPr/>
+          <w:tcPr>
+            <w:tcW w:w="3584" w:type="dxa"/>
+          </w:tcPr>
           <w:p>
             <w:pPr>
               <w:pStyle w:val="Compact"/>
@@ -2136,7 +2433,9 @@
       </w:tr>
       <w:tr>
         <w:tc>
-          <w:tcPr/>
+          <w:tcPr>
+            <w:tcW w:w="868" w:type="dxa"/>
+          </w:tcPr>
           <w:p>
             <w:pPr>
               <w:pStyle w:val="Compact"/>
@@ -2148,7 +2447,9 @@
           </w:p>
         </w:tc>
         <w:tc>
-          <w:tcPr/>
+          <w:tcPr>
+            <w:tcW w:w="868" w:type="dxa"/>
+          </w:tcPr>
           <w:p>
             <w:pPr>
               <w:pStyle w:val="Compact"/>
@@ -2160,7 +2461,9 @@
           </w:p>
         </w:tc>
         <w:tc>
-          <w:tcPr/>
+          <w:tcPr>
+            <w:tcW w:w="4037" w:type="dxa"/>
+          </w:tcPr>
           <w:p>
             <w:pPr>
               <w:pStyle w:val="Compact"/>
@@ -2172,7 +2475,9 @@
           </w:p>
         </w:tc>
         <w:tc>
-          <w:tcPr/>
+          <w:tcPr>
+            <w:tcW w:w="3584" w:type="dxa"/>
+          </w:tcPr>
           <w:p>
             <w:pPr>
               <w:pStyle w:val="Compact"/>
@@ -2186,7 +2491,9 @@
       </w:tr>
       <w:tr>
         <w:tc>
-          <w:tcPr/>
+          <w:tcPr>
+            <w:tcW w:w="868" w:type="dxa"/>
+          </w:tcPr>
           <w:p>
             <w:pPr>
               <w:pStyle w:val="Compact"/>
@@ -2198,7 +2505,9 @@
           </w:p>
         </w:tc>
         <w:tc>
-          <w:tcPr/>
+          <w:tcPr>
+            <w:tcW w:w="868" w:type="dxa"/>
+          </w:tcPr>
           <w:p>
             <w:pPr>
               <w:pStyle w:val="Compact"/>
@@ -2210,7 +2519,9 @@
           </w:p>
         </w:tc>
         <w:tc>
-          <w:tcPr/>
+          <w:tcPr>
+            <w:tcW w:w="4037" w:type="dxa"/>
+          </w:tcPr>
           <w:p>
             <w:pPr>
               <w:pStyle w:val="Compact"/>
@@ -2222,7 +2533,9 @@
           </w:p>
         </w:tc>
         <w:tc>
-          <w:tcPr/>
+          <w:tcPr>
+            <w:tcW w:w="3584" w:type="dxa"/>
+          </w:tcPr>
           <w:p>
             <w:pPr>
               <w:pStyle w:val="Compact"/>
@@ -2236,7 +2549,9 @@
       </w:tr>
       <w:tr>
         <w:tc>
-          <w:tcPr/>
+          <w:tcPr>
+            <w:tcW w:w="868" w:type="dxa"/>
+          </w:tcPr>
           <w:p>
             <w:pPr>
               <w:pStyle w:val="Compact"/>
@@ -2248,7 +2563,9 @@
           </w:p>
         </w:tc>
         <w:tc>
-          <w:tcPr/>
+          <w:tcPr>
+            <w:tcW w:w="868" w:type="dxa"/>
+          </w:tcPr>
           <w:p>
             <w:pPr>
               <w:pStyle w:val="Compact"/>
@@ -2260,7 +2577,9 @@
           </w:p>
         </w:tc>
         <w:tc>
-          <w:tcPr/>
+          <w:tcPr>
+            <w:tcW w:w="4037" w:type="dxa"/>
+          </w:tcPr>
           <w:p>
             <w:pPr>
               <w:pStyle w:val="Compact"/>
@@ -2272,7 +2591,9 @@
           </w:p>
         </w:tc>
         <w:tc>
-          <w:tcPr/>
+          <w:tcPr>
+            <w:tcW w:w="3584" w:type="dxa"/>
+          </w:tcPr>
           <w:p>
             <w:pPr>
               <w:pStyle w:val="Compact"/>
@@ -2286,7 +2607,9 @@
       </w:tr>
       <w:tr>
         <w:tc>
-          <w:tcPr/>
+          <w:tcPr>
+            <w:tcW w:w="868" w:type="dxa"/>
+          </w:tcPr>
           <w:p>
             <w:pPr>
               <w:pStyle w:val="Compact"/>
@@ -2298,7 +2621,9 @@
           </w:p>
         </w:tc>
         <w:tc>
-          <w:tcPr/>
+          <w:tcPr>
+            <w:tcW w:w="868" w:type="dxa"/>
+          </w:tcPr>
           <w:p>
             <w:pPr>
               <w:pStyle w:val="Compact"/>
@@ -2310,7 +2635,9 @@
           </w:p>
         </w:tc>
         <w:tc>
-          <w:tcPr/>
+          <w:tcPr>
+            <w:tcW w:w="4037" w:type="dxa"/>
+          </w:tcPr>
           <w:p>
             <w:pPr>
               <w:pStyle w:val="Compact"/>
@@ -2322,7 +2649,9 @@
           </w:p>
         </w:tc>
         <w:tc>
-          <w:tcPr/>
+          <w:tcPr>
+            <w:tcW w:w="3584" w:type="dxa"/>
+          </w:tcPr>
           <w:p>
             <w:pPr>
               <w:pStyle w:val="Compact"/>
@@ -2336,7 +2665,9 @@
       </w:tr>
       <w:tr>
         <w:tc>
-          <w:tcPr/>
+          <w:tcPr>
+            <w:tcW w:w="868" w:type="dxa"/>
+          </w:tcPr>
           <w:p>
             <w:pPr>
               <w:pStyle w:val="Compact"/>
@@ -2348,7 +2679,9 @@
           </w:p>
         </w:tc>
         <w:tc>
-          <w:tcPr/>
+          <w:tcPr>
+            <w:tcW w:w="868" w:type="dxa"/>
+          </w:tcPr>
           <w:p>
             <w:pPr>
               <w:pStyle w:val="Compact"/>
@@ -2360,7 +2693,9 @@
           </w:p>
         </w:tc>
         <w:tc>
-          <w:tcPr/>
+          <w:tcPr>
+            <w:tcW w:w="4037" w:type="dxa"/>
+          </w:tcPr>
           <w:p>
             <w:pPr>
               <w:pStyle w:val="Compact"/>
@@ -2372,7 +2707,9 @@
           </w:p>
         </w:tc>
         <w:tc>
-          <w:tcPr/>
+          <w:tcPr>
+            <w:tcW w:w="3584" w:type="dxa"/>
+          </w:tcPr>
           <w:p>
             <w:pPr>
               <w:pStyle w:val="Compact"/>
@@ -2386,7 +2723,9 @@
       </w:tr>
       <w:tr>
         <w:tc>
-          <w:tcPr/>
+          <w:tcPr>
+            <w:tcW w:w="868" w:type="dxa"/>
+          </w:tcPr>
           <w:p>
             <w:pPr>
               <w:pStyle w:val="Compact"/>
@@ -2398,7 +2737,9 @@
           </w:p>
         </w:tc>
         <w:tc>
-          <w:tcPr/>
+          <w:tcPr>
+            <w:tcW w:w="868" w:type="dxa"/>
+          </w:tcPr>
           <w:p>
             <w:pPr>
               <w:pStyle w:val="Compact"/>
@@ -2410,7 +2751,9 @@
           </w:p>
         </w:tc>
         <w:tc>
-          <w:tcPr/>
+          <w:tcPr>
+            <w:tcW w:w="4037" w:type="dxa"/>
+          </w:tcPr>
           <w:p>
             <w:pPr>
               <w:pStyle w:val="Compact"/>
@@ -2422,7 +2765,9 @@
           </w:p>
         </w:tc>
         <w:tc>
-          <w:tcPr/>
+          <w:tcPr>
+            <w:tcW w:w="3584" w:type="dxa"/>
+          </w:tcPr>
           <w:p>
             <w:pPr>
               <w:pStyle w:val="Compact"/>
@@ -3151,7 +3496,7 @@
         <w:t xml:space="preserve"> </w:t>
       </w:r>
       <w:r>
-        <w:t xml:space="preserve">points here. Post it by 11:30 Friday (last working day in holiday weeks) on your OneNote page "Weekly plans and self-reports" and send the link to the Manager, copy to the Senior. It feeds the Friday afternoon 1:1. Use short bullets with links. Don't polish it.</w:t>
+        <w:t xml:space="preserve">points here. Post it by 11:30 Friday (on a holiday Friday, the last working day of the week; Section 1) on your OneNote page "Weekly plans and self-reports" and send the link to the Manager, copy to the Senior. It feeds the Friday afternoon 1:1. Use short bullets with links. Don't polish it.</w:t>
       </w:r>
     </w:p>
     <w:p>
@@ -3294,21 +3639,24 @@
     <w:tbl>
       <w:tblPr>
         <w:tblStyle w:val="Table"/>
-        <w:tblW w:type="auto" w:w="0"/>
+        <w:tblW w:type="dxa" w:w="9360"/>
         <w:tblLook w:firstRow="1" w:lastRow="0" w:firstColumn="0" w:lastColumn="0" w:noHBand="0" w:noVBand="0" w:val="0020"/>
         <w:jc w:val="start"/>
+        <w:tblLayout w:type="fixed"/>
       </w:tblPr>
       <w:tblGrid>
-        <w:gridCol w:w="2640"/>
-        <w:gridCol w:w="2640"/>
-        <w:gridCol w:w="2640"/>
+        <w:gridCol w:w="1134"/>
+        <w:gridCol w:w="1147"/>
+        <w:gridCol w:w="7077"/>
       </w:tblGrid>
       <w:tr>
         <w:trPr>
           <w:tblHeader w:val="true"/>
         </w:trPr>
         <w:tc>
-          <w:tcPr/>
+          <w:tcPr>
+            <w:tcW w:w="1134" w:type="dxa"/>
+          </w:tcPr>
           <w:p>
             <w:pPr>
               <w:pStyle w:val="Compact"/>
@@ -3320,7 +3668,9 @@
           </w:p>
         </w:tc>
         <w:tc>
-          <w:tcPr/>
+          <w:tcPr>
+            <w:tcW w:w="1147" w:type="dxa"/>
+          </w:tcPr>
           <w:p>
             <w:pPr>
               <w:pStyle w:val="Compact"/>
@@ -3332,7 +3682,9 @@
           </w:p>
         </w:tc>
         <w:tc>
-          <w:tcPr/>
+          <w:tcPr>
+            <w:tcW w:w="7077" w:type="dxa"/>
+          </w:tcPr>
           <w:p>
             <w:pPr>
               <w:pStyle w:val="Compact"/>
@@ -3346,7 +3698,9 @@
       </w:tr>
       <w:tr>
         <w:tc>
-          <w:tcPr/>
+          <w:tcPr>
+            <w:tcW w:w="1134" w:type="dxa"/>
+          </w:tcPr>
           <w:p>
             <w:pPr>
               <w:pStyle w:val="Compact"/>
@@ -3358,7 +3712,9 @@
           </w:p>
         </w:tc>
         <w:tc>
-          <w:tcPr/>
+          <w:tcPr>
+            <w:tcW w:w="1147" w:type="dxa"/>
+          </w:tcPr>
           <w:p>
             <w:pPr>
               <w:pStyle w:val="Compact"/>
@@ -3370,7 +3726,9 @@
           </w:p>
         </w:tc>
         <w:tc>
-          <w:tcPr/>
+          <w:tcPr>
+            <w:tcW w:w="7077" w:type="dxa"/>
+          </w:tcPr>
           <w:p>
             <w:pPr>
               <w:pStyle w:val="Compact"/>
@@ -3384,7 +3742,9 @@
       </w:tr>
       <w:tr>
         <w:tc>
-          <w:tcPr/>
+          <w:tcPr>
+            <w:tcW w:w="1134" w:type="dxa"/>
+          </w:tcPr>
           <w:p>
             <w:pPr>
               <w:pStyle w:val="Compact"/>
@@ -3396,7 +3756,9 @@
           </w:p>
         </w:tc>
         <w:tc>
-          <w:tcPr/>
+          <w:tcPr>
+            <w:tcW w:w="1147" w:type="dxa"/>
+          </w:tcPr>
           <w:p>
             <w:pPr>
               <w:pStyle w:val="Compact"/>
@@ -3408,7 +3770,9 @@
           </w:p>
         </w:tc>
         <w:tc>
-          <w:tcPr/>
+          <w:tcPr>
+            <w:tcW w:w="7077" w:type="dxa"/>
+          </w:tcPr>
           <w:p>
             <w:pPr>
               <w:pStyle w:val="Compact"/>
@@ -3422,7 +3786,9 @@
       </w:tr>
       <w:tr>
         <w:tc>
-          <w:tcPr/>
+          <w:tcPr>
+            <w:tcW w:w="1134" w:type="dxa"/>
+          </w:tcPr>
           <w:p>
             <w:pPr>
               <w:pStyle w:val="Compact"/>
@@ -3434,7 +3800,9 @@
           </w:p>
         </w:tc>
         <w:tc>
-          <w:tcPr/>
+          <w:tcPr>
+            <w:tcW w:w="1147" w:type="dxa"/>
+          </w:tcPr>
           <w:p>
             <w:pPr>
               <w:pStyle w:val="Compact"/>
@@ -3446,7 +3814,9 @@
           </w:p>
         </w:tc>
         <w:tc>
-          <w:tcPr/>
+          <w:tcPr>
+            <w:tcW w:w="7077" w:type="dxa"/>
+          </w:tcPr>
           <w:p>
             <w:pPr>
               <w:pStyle w:val="Compact"/>
@@ -3460,7 +3830,9 @@
       </w:tr>
       <w:tr>
         <w:tc>
-          <w:tcPr/>
+          <w:tcPr>
+            <w:tcW w:w="1134" w:type="dxa"/>
+          </w:tcPr>
           <w:p>
             <w:pPr>
               <w:pStyle w:val="Compact"/>
@@ -3472,7 +3844,9 @@
           </w:p>
         </w:tc>
         <w:tc>
-          <w:tcPr/>
+          <w:tcPr>
+            <w:tcW w:w="1147" w:type="dxa"/>
+          </w:tcPr>
           <w:p>
             <w:pPr>
               <w:pStyle w:val="Compact"/>
@@ -3484,7 +3858,9 @@
           </w:p>
         </w:tc>
         <w:tc>
-          <w:tcPr/>
+          <w:tcPr>
+            <w:tcW w:w="7077" w:type="dxa"/>
+          </w:tcPr>
           <w:p>
             <w:pPr>
               <w:pStyle w:val="Compact"/>
@@ -3587,13 +3963,13 @@
           <w:bCs/>
           <w:b/>
         </w:rPr>
-        <w:t xml:space="preserve">Manager prep (45 min per hire):</w:t>
+        <w:t xml:space="preserve">Manager prep (30 min per hire at day 30 and day 60, 45 min at day 90):</w:t>
       </w:r>
       <w:r>
         <w:t xml:space="preserve"> </w:t>
       </w:r>
       <w:r>
-        <w:t xml:space="preserve">open every link, spot-check 10 Anki cards, verify 3 Skills-tab ratings against work products, and pre-fill ratings.</w:t>
+        <w:t xml:space="preserve">open every link, spot-check 10 Anki cards, verify 3 Skills-tab ratings against work products, and pre-fill ratings. At day 30 and day 60 the Senior's input and the Manager's own checker reviews already cover most criteria. At day 30, another 30 min in total marks the two knowledge checks.</w:t>
       </w:r>
     </w:p>
     <w:p>
@@ -3631,21 +4007,24 @@
     <w:tbl>
       <w:tblPr>
         <w:tblStyle w:val="Table"/>
-        <w:tblW w:type="auto" w:w="0"/>
+        <w:tblW w:type="dxa" w:w="9360"/>
         <w:tblLook w:firstRow="1" w:lastRow="0" w:firstColumn="0" w:lastColumn="0" w:noHBand="0" w:noVBand="0" w:val="0020"/>
         <w:jc w:val="start"/>
+        <w:tblLayout w:type="fixed"/>
       </w:tblPr>
       <w:tblGrid>
-        <w:gridCol w:w="2640"/>
-        <w:gridCol w:w="2640"/>
-        <w:gridCol w:w="2640"/>
+        <w:gridCol w:w="1044"/>
+        <w:gridCol w:w="1799"/>
+        <w:gridCol w:w="6516"/>
       </w:tblGrid>
       <w:tr>
         <w:trPr>
           <w:tblHeader w:val="true"/>
         </w:trPr>
         <w:tc>
-          <w:tcPr/>
+          <w:tcPr>
+            <w:tcW w:w="1044" w:type="dxa"/>
+          </w:tcPr>
           <w:p>
             <w:pPr>
               <w:pStyle w:val="Compact"/>
@@ -3657,7 +4036,9 @@
           </w:p>
         </w:tc>
         <w:tc>
-          <w:tcPr/>
+          <w:tcPr>
+            <w:tcW w:w="1799" w:type="dxa"/>
+          </w:tcPr>
           <w:p>
             <w:pPr>
               <w:pStyle w:val="Compact"/>
@@ -3669,7 +4050,9 @@
           </w:p>
         </w:tc>
         <w:tc>
-          <w:tcPr/>
+          <w:tcPr>
+            <w:tcW w:w="6516" w:type="dxa"/>
+          </w:tcPr>
           <w:p>
             <w:pPr>
               <w:pStyle w:val="Compact"/>
@@ -3683,7 +4066,9 @@
       </w:tr>
       <w:tr>
         <w:tc>
-          <w:tcPr/>
+          <w:tcPr>
+            <w:tcW w:w="1044" w:type="dxa"/>
+          </w:tcPr>
           <w:p>
             <w:pPr>
               <w:pStyle w:val="Compact"/>
@@ -3695,7 +4080,9 @@
           </w:p>
         </w:tc>
         <w:tc>
-          <w:tcPr/>
+          <w:tcPr>
+            <w:tcW w:w="1799" w:type="dxa"/>
+          </w:tcPr>
           <w:p>
             <w:pPr>
               <w:pStyle w:val="Compact"/>
@@ -3707,7 +4094,9 @@
           </w:p>
         </w:tc>
         <w:tc>
-          <w:tcPr/>
+          <w:tcPr>
+            <w:tcW w:w="6516" w:type="dxa"/>
+          </w:tcPr>
           <w:p>
             <w:pPr>
               <w:pStyle w:val="Compact"/>
@@ -3721,7 +4110,9 @@
       </w:tr>
       <w:tr>
         <w:tc>
-          <w:tcPr/>
+          <w:tcPr>
+            <w:tcW w:w="1044" w:type="dxa"/>
+          </w:tcPr>
           <w:p>
             <w:pPr>
               <w:pStyle w:val="Compact"/>
@@ -3733,7 +4124,9 @@
           </w:p>
         </w:tc>
         <w:tc>
-          <w:tcPr/>
+          <w:tcPr>
+            <w:tcW w:w="1799" w:type="dxa"/>
+          </w:tcPr>
           <w:p>
             <w:pPr>
               <w:pStyle w:val="Compact"/>
@@ -3745,7 +4138,9 @@
           </w:p>
         </w:tc>
         <w:tc>
-          <w:tcPr/>
+          <w:tcPr>
+            <w:tcW w:w="6516" w:type="dxa"/>
+          </w:tcPr>
           <w:p>
             <w:pPr>
               <w:pStyle w:val="Compact"/>
@@ -3759,7 +4154,9 @@
       </w:tr>
       <w:tr>
         <w:tc>
-          <w:tcPr/>
+          <w:tcPr>
+            <w:tcW w:w="1044" w:type="dxa"/>
+          </w:tcPr>
           <w:p>
             <w:pPr>
               <w:pStyle w:val="Compact"/>
@@ -3771,7 +4168,9 @@
           </w:p>
         </w:tc>
         <w:tc>
-          <w:tcPr/>
+          <w:tcPr>
+            <w:tcW w:w="1799" w:type="dxa"/>
+          </w:tcPr>
           <w:p>
             <w:pPr>
               <w:pStyle w:val="Compact"/>
@@ -3783,7 +4182,9 @@
           </w:p>
         </w:tc>
         <w:tc>
-          <w:tcPr/>
+          <w:tcPr>
+            <w:tcW w:w="6516" w:type="dxa"/>
+          </w:tcPr>
           <w:p>
             <w:pPr>
               <w:pStyle w:val="Compact"/>
@@ -3797,7 +4198,9 @@
       </w:tr>
       <w:tr>
         <w:tc>
-          <w:tcPr/>
+          <w:tcPr>
+            <w:tcW w:w="1044" w:type="dxa"/>
+          </w:tcPr>
           <w:p>
             <w:pPr>
               <w:pStyle w:val="Compact"/>
@@ -3809,7 +4212,9 @@
           </w:p>
         </w:tc>
         <w:tc>
-          <w:tcPr/>
+          <w:tcPr>
+            <w:tcW w:w="1799" w:type="dxa"/>
+          </w:tcPr>
           <w:p>
             <w:pPr>
               <w:pStyle w:val="Compact"/>
@@ -3821,7 +4226,9 @@
           </w:p>
         </w:tc>
         <w:tc>
-          <w:tcPr/>
+          <w:tcPr>
+            <w:tcW w:w="6516" w:type="dxa"/>
+          </w:tcPr>
           <w:p>
             <w:pPr>
               <w:pStyle w:val="Compact"/>
@@ -3835,7 +4242,9 @@
       </w:tr>
       <w:tr>
         <w:tc>
-          <w:tcPr/>
+          <w:tcPr>
+            <w:tcW w:w="1044" w:type="dxa"/>
+          </w:tcPr>
           <w:p>
             <w:pPr>
               <w:pStyle w:val="Compact"/>
@@ -3847,7 +4256,9 @@
           </w:p>
         </w:tc>
         <w:tc>
-          <w:tcPr/>
+          <w:tcPr>
+            <w:tcW w:w="1799" w:type="dxa"/>
+          </w:tcPr>
           <w:p>
             <w:pPr>
               <w:pStyle w:val="Compact"/>
@@ -3859,7 +4270,9 @@
           </w:p>
         </w:tc>
         <w:tc>
-          <w:tcPr/>
+          <w:tcPr>
+            <w:tcW w:w="6516" w:type="dxa"/>
+          </w:tcPr>
           <w:p>
             <w:pPr>
               <w:pStyle w:val="Compact"/>
@@ -3873,7 +4286,9 @@
       </w:tr>
       <w:tr>
         <w:tc>
-          <w:tcPr/>
+          <w:tcPr>
+            <w:tcW w:w="1044" w:type="dxa"/>
+          </w:tcPr>
           <w:p>
             <w:pPr>
               <w:pStyle w:val="Compact"/>
@@ -3885,7 +4300,9 @@
           </w:p>
         </w:tc>
         <w:tc>
-          <w:tcPr/>
+          <w:tcPr>
+            <w:tcW w:w="1799" w:type="dxa"/>
+          </w:tcPr>
           <w:p>
             <w:pPr>
               <w:pStyle w:val="Compact"/>
@@ -3897,7 +4314,9 @@
           </w:p>
         </w:tc>
         <w:tc>
-          <w:tcPr/>
+          <w:tcPr>
+            <w:tcW w:w="6516" w:type="dxa"/>
+          </w:tcPr>
           <w:p>
             <w:pPr>
               <w:pStyle w:val="Compact"/>
@@ -4110,22 +4529,25 @@
     <w:tbl>
       <w:tblPr>
         <w:tblStyle w:val="Table"/>
-        <w:tblW w:type="auto" w:w="0"/>
+        <w:tblW w:type="dxa" w:w="9360"/>
         <w:tblLook w:firstRow="1" w:lastRow="0" w:firstColumn="0" w:lastColumn="0" w:noHBand="0" w:noVBand="0" w:val="0020"/>
         <w:jc w:val="start"/>
+        <w:tblLayout w:type="fixed"/>
       </w:tblPr>
       <w:tblGrid>
-        <w:gridCol w:w="1980"/>
-        <w:gridCol w:w="1980"/>
-        <w:gridCol w:w="1980"/>
-        <w:gridCol w:w="1980"/>
+        <w:gridCol w:w="5648"/>
+        <w:gridCol w:w="1900"/>
+        <w:gridCol w:w="905"/>
+        <w:gridCol w:w="905"/>
       </w:tblGrid>
       <w:tr>
         <w:trPr>
           <w:tblHeader w:val="true"/>
         </w:trPr>
         <w:tc>
-          <w:tcPr/>
+          <w:tcPr>
+            <w:tcW w:w="5648" w:type="dxa"/>
+          </w:tcPr>
           <w:p>
             <w:pPr>
               <w:pStyle w:val="Compact"/>
@@ -4137,7 +4559,9 @@
           </w:p>
         </w:tc>
         <w:tc>
-          <w:tcPr/>
+          <w:tcPr>
+            <w:tcW w:w="1900" w:type="dxa"/>
+          </w:tcPr>
           <w:p>
             <w:pPr>
               <w:pStyle w:val="Compact"/>
@@ -4149,7 +4573,9 @@
           </w:p>
         </w:tc>
         <w:tc>
-          <w:tcPr/>
+          <w:tcPr>
+            <w:tcW w:w="905" w:type="dxa"/>
+          </w:tcPr>
           <w:p>
             <w:pPr>
               <w:pStyle w:val="Compact"/>
@@ -4161,7 +4587,9 @@
           </w:p>
         </w:tc>
         <w:tc>
-          <w:tcPr/>
+          <w:tcPr>
+            <w:tcW w:w="905" w:type="dxa"/>
+          </w:tcPr>
           <w:p>
             <w:pPr>
               <w:pStyle w:val="Compact"/>
@@ -4175,7 +4603,9 @@
       </w:tr>
       <w:tr>
         <w:tc>
-          <w:tcPr/>
+          <w:tcPr>
+            <w:tcW w:w="5648" w:type="dxa"/>
+          </w:tcPr>
           <w:p>
             <w:pPr>
               <w:pStyle w:val="Compact"/>
@@ -4187,7 +4617,9 @@
           </w:p>
         </w:tc>
         <w:tc>
-          <w:tcPr/>
+          <w:tcPr>
+            <w:tcW w:w="1900" w:type="dxa"/>
+          </w:tcPr>
           <w:p>
             <w:pPr>
               <w:pStyle w:val="Compact"/>
@@ -4199,15 +4631,19 @@
           </w:p>
         </w:tc>
         <w:tc>
-          <w:tcPr/>
-          <w:p>
-            <w:pPr>
-              <w:pStyle w:val="Compact"/>
-            </w:pPr>
-          </w:p>
-        </w:tc>
-        <w:tc>
-          <w:tcPr/>
+          <w:tcPr>
+            <w:tcW w:w="905" w:type="dxa"/>
+          </w:tcPr>
+          <w:p>
+            <w:pPr>
+              <w:pStyle w:val="Compact"/>
+            </w:pPr>
+          </w:p>
+        </w:tc>
+        <w:tc>
+          <w:tcPr>
+            <w:tcW w:w="905" w:type="dxa"/>
+          </w:tcPr>
           <w:p>
             <w:pPr>
               <w:pStyle w:val="Compact"/>
@@ -4217,7 +4653,9 @@
       </w:tr>
       <w:tr>
         <w:tc>
-          <w:tcPr/>
+          <w:tcPr>
+            <w:tcW w:w="5648" w:type="dxa"/>
+          </w:tcPr>
           <w:p>
             <w:pPr>
               <w:pStyle w:val="Compact"/>
@@ -4229,7 +4667,9 @@
           </w:p>
         </w:tc>
         <w:tc>
-          <w:tcPr/>
+          <w:tcPr>
+            <w:tcW w:w="1900" w:type="dxa"/>
+          </w:tcPr>
           <w:p>
             <w:pPr>
               <w:pStyle w:val="Compact"/>
@@ -4241,15 +4681,19 @@
           </w:p>
         </w:tc>
         <w:tc>
-          <w:tcPr/>
-          <w:p>
-            <w:pPr>
-              <w:pStyle w:val="Compact"/>
-            </w:pPr>
-          </w:p>
-        </w:tc>
-        <w:tc>
-          <w:tcPr/>
+          <w:tcPr>
+            <w:tcW w:w="905" w:type="dxa"/>
+          </w:tcPr>
+          <w:p>
+            <w:pPr>
+              <w:pStyle w:val="Compact"/>
+            </w:pPr>
+          </w:p>
+        </w:tc>
+        <w:tc>
+          <w:tcPr>
+            <w:tcW w:w="905" w:type="dxa"/>
+          </w:tcPr>
           <w:p>
             <w:pPr>
               <w:pStyle w:val="Compact"/>
@@ -4259,7 +4703,9 @@
       </w:tr>
       <w:tr>
         <w:tc>
-          <w:tcPr/>
+          <w:tcPr>
+            <w:tcW w:w="5648" w:type="dxa"/>
+          </w:tcPr>
           <w:p>
             <w:pPr>
               <w:pStyle w:val="Compact"/>
@@ -4271,7 +4717,9 @@
           </w:p>
         </w:tc>
         <w:tc>
-          <w:tcPr/>
+          <w:tcPr>
+            <w:tcW w:w="1900" w:type="dxa"/>
+          </w:tcPr>
           <w:p>
             <w:pPr>
               <w:pStyle w:val="Compact"/>
@@ -4283,15 +4731,19 @@
           </w:p>
         </w:tc>
         <w:tc>
-          <w:tcPr/>
-          <w:p>
-            <w:pPr>
-              <w:pStyle w:val="Compact"/>
-            </w:pPr>
-          </w:p>
-        </w:tc>
-        <w:tc>
-          <w:tcPr/>
+          <w:tcPr>
+            <w:tcW w:w="905" w:type="dxa"/>
+          </w:tcPr>
+          <w:p>
+            <w:pPr>
+              <w:pStyle w:val="Compact"/>
+            </w:pPr>
+          </w:p>
+        </w:tc>
+        <w:tc>
+          <w:tcPr>
+            <w:tcW w:w="905" w:type="dxa"/>
+          </w:tcPr>
           <w:p>
             <w:pPr>
               <w:pStyle w:val="Compact"/>
@@ -4301,7 +4753,9 @@
       </w:tr>
       <w:tr>
         <w:tc>
-          <w:tcPr/>
+          <w:tcPr>
+            <w:tcW w:w="5648" w:type="dxa"/>
+          </w:tcPr>
           <w:p>
             <w:pPr>
               <w:pStyle w:val="Compact"/>
@@ -4313,7 +4767,9 @@
           </w:p>
         </w:tc>
         <w:tc>
-          <w:tcPr/>
+          <w:tcPr>
+            <w:tcW w:w="1900" w:type="dxa"/>
+          </w:tcPr>
           <w:p>
             <w:pPr>
               <w:pStyle w:val="Compact"/>
@@ -4325,15 +4781,19 @@
           </w:p>
         </w:tc>
         <w:tc>
-          <w:tcPr/>
-          <w:p>
-            <w:pPr>
-              <w:pStyle w:val="Compact"/>
-            </w:pPr>
-          </w:p>
-        </w:tc>
-        <w:tc>
-          <w:tcPr/>
+          <w:tcPr>
+            <w:tcW w:w="905" w:type="dxa"/>
+          </w:tcPr>
+          <w:p>
+            <w:pPr>
+              <w:pStyle w:val="Compact"/>
+            </w:pPr>
+          </w:p>
+        </w:tc>
+        <w:tc>
+          <w:tcPr>
+            <w:tcW w:w="905" w:type="dxa"/>
+          </w:tcPr>
           <w:p>
             <w:pPr>
               <w:pStyle w:val="Compact"/>
@@ -4343,7 +4803,9 @@
       </w:tr>
       <w:tr>
         <w:tc>
-          <w:tcPr/>
+          <w:tcPr>
+            <w:tcW w:w="5648" w:type="dxa"/>
+          </w:tcPr>
           <w:p>
             <w:pPr>
               <w:pStyle w:val="Compact"/>
@@ -4355,7 +4817,9 @@
           </w:p>
         </w:tc>
         <w:tc>
-          <w:tcPr/>
+          <w:tcPr>
+            <w:tcW w:w="1900" w:type="dxa"/>
+          </w:tcPr>
           <w:p>
             <w:pPr>
               <w:pStyle w:val="Compact"/>
@@ -4367,15 +4831,19 @@
           </w:p>
         </w:tc>
         <w:tc>
-          <w:tcPr/>
-          <w:p>
-            <w:pPr>
-              <w:pStyle w:val="Compact"/>
-            </w:pPr>
-          </w:p>
-        </w:tc>
-        <w:tc>
-          <w:tcPr/>
+          <w:tcPr>
+            <w:tcW w:w="905" w:type="dxa"/>
+          </w:tcPr>
+          <w:p>
+            <w:pPr>
+              <w:pStyle w:val="Compact"/>
+            </w:pPr>
+          </w:p>
+        </w:tc>
+        <w:tc>
+          <w:tcPr>
+            <w:tcW w:w="905" w:type="dxa"/>
+          </w:tcPr>
           <w:p>
             <w:pPr>
               <w:pStyle w:val="Compact"/>
@@ -4385,7 +4853,9 @@
       </w:tr>
       <w:tr>
         <w:tc>
-          <w:tcPr/>
+          <w:tcPr>
+            <w:tcW w:w="5648" w:type="dxa"/>
+          </w:tcPr>
           <w:p>
             <w:pPr>
               <w:pStyle w:val="Compact"/>
@@ -4397,7 +4867,9 @@
           </w:p>
         </w:tc>
         <w:tc>
-          <w:tcPr/>
+          <w:tcPr>
+            <w:tcW w:w="1900" w:type="dxa"/>
+          </w:tcPr>
           <w:p>
             <w:pPr>
               <w:pStyle w:val="Compact"/>
@@ -4409,15 +4881,19 @@
           </w:p>
         </w:tc>
         <w:tc>
-          <w:tcPr/>
-          <w:p>
-            <w:pPr>
-              <w:pStyle w:val="Compact"/>
-            </w:pPr>
-          </w:p>
-        </w:tc>
-        <w:tc>
-          <w:tcPr/>
+          <w:tcPr>
+            <w:tcW w:w="905" w:type="dxa"/>
+          </w:tcPr>
+          <w:p>
+            <w:pPr>
+              <w:pStyle w:val="Compact"/>
+            </w:pPr>
+          </w:p>
+        </w:tc>
+        <w:tc>
+          <w:tcPr>
+            <w:tcW w:w="905" w:type="dxa"/>
+          </w:tcPr>
           <w:p>
             <w:pPr>
               <w:pStyle w:val="Compact"/>
@@ -4427,7 +4903,9 @@
       </w:tr>
       <w:tr>
         <w:tc>
-          <w:tcPr/>
+          <w:tcPr>
+            <w:tcW w:w="5648" w:type="dxa"/>
+          </w:tcPr>
           <w:p>
             <w:pPr>
               <w:pStyle w:val="Compact"/>
@@ -4439,7 +4917,9 @@
           </w:p>
         </w:tc>
         <w:tc>
-          <w:tcPr/>
+          <w:tcPr>
+            <w:tcW w:w="1900" w:type="dxa"/>
+          </w:tcPr>
           <w:p>
             <w:pPr>
               <w:pStyle w:val="Compact"/>
@@ -4451,15 +4931,19 @@
           </w:p>
         </w:tc>
         <w:tc>
-          <w:tcPr/>
-          <w:p>
-            <w:pPr>
-              <w:pStyle w:val="Compact"/>
-            </w:pPr>
-          </w:p>
-        </w:tc>
-        <w:tc>
-          <w:tcPr/>
+          <w:tcPr>
+            <w:tcW w:w="905" w:type="dxa"/>
+          </w:tcPr>
+          <w:p>
+            <w:pPr>
+              <w:pStyle w:val="Compact"/>
+            </w:pPr>
+          </w:p>
+        </w:tc>
+        <w:tc>
+          <w:tcPr>
+            <w:tcW w:w="905" w:type="dxa"/>
+          </w:tcPr>
           <w:p>
             <w:pPr>
               <w:pStyle w:val="Compact"/>
@@ -4469,7 +4953,9 @@
       </w:tr>
       <w:tr>
         <w:tc>
-          <w:tcPr/>
+          <w:tcPr>
+            <w:tcW w:w="5648" w:type="dxa"/>
+          </w:tcPr>
           <w:p>
             <w:pPr>
               <w:pStyle w:val="Compact"/>
@@ -4481,7 +4967,9 @@
           </w:p>
         </w:tc>
         <w:tc>
-          <w:tcPr/>
+          <w:tcPr>
+            <w:tcW w:w="1900" w:type="dxa"/>
+          </w:tcPr>
           <w:p>
             <w:pPr>
               <w:pStyle w:val="Compact"/>
@@ -4493,15 +4981,19 @@
           </w:p>
         </w:tc>
         <w:tc>
-          <w:tcPr/>
-          <w:p>
-            <w:pPr>
-              <w:pStyle w:val="Compact"/>
-            </w:pPr>
-          </w:p>
-        </w:tc>
-        <w:tc>
-          <w:tcPr/>
+          <w:tcPr>
+            <w:tcW w:w="905" w:type="dxa"/>
+          </w:tcPr>
+          <w:p>
+            <w:pPr>
+              <w:pStyle w:val="Compact"/>
+            </w:pPr>
+          </w:p>
+        </w:tc>
+        <w:tc>
+          <w:tcPr>
+            <w:tcW w:w="905" w:type="dxa"/>
+          </w:tcPr>
           <w:p>
             <w:pPr>
               <w:pStyle w:val="Compact"/>
@@ -4511,7 +5003,9 @@
       </w:tr>
       <w:tr>
         <w:tc>
-          <w:tcPr/>
+          <w:tcPr>
+            <w:tcW w:w="5648" w:type="dxa"/>
+          </w:tcPr>
           <w:p>
             <w:pPr>
               <w:pStyle w:val="Compact"/>
@@ -4523,7 +5017,9 @@
           </w:p>
         </w:tc>
         <w:tc>
-          <w:tcPr/>
+          <w:tcPr>
+            <w:tcW w:w="1900" w:type="dxa"/>
+          </w:tcPr>
           <w:p>
             <w:pPr>
               <w:pStyle w:val="Compact"/>
@@ -4535,15 +5031,19 @@
           </w:p>
         </w:tc>
         <w:tc>
-          <w:tcPr/>
-          <w:p>
-            <w:pPr>
-              <w:pStyle w:val="Compact"/>
-            </w:pPr>
-          </w:p>
-        </w:tc>
-        <w:tc>
-          <w:tcPr/>
+          <w:tcPr>
+            <w:tcW w:w="905" w:type="dxa"/>
+          </w:tcPr>
+          <w:p>
+            <w:pPr>
+              <w:pStyle w:val="Compact"/>
+            </w:pPr>
+          </w:p>
+        </w:tc>
+        <w:tc>
+          <w:tcPr>
+            <w:tcW w:w="905" w:type="dxa"/>
+          </w:tcPr>
           <w:p>
             <w:pPr>
               <w:pStyle w:val="Compact"/>
@@ -4553,7 +5053,9 @@
       </w:tr>
       <w:tr>
         <w:tc>
-          <w:tcPr/>
+          <w:tcPr>
+            <w:tcW w:w="5648" w:type="dxa"/>
+          </w:tcPr>
           <w:p>
             <w:pPr>
               <w:pStyle w:val="Compact"/>
@@ -4565,7 +5067,9 @@
           </w:p>
         </w:tc>
         <w:tc>
-          <w:tcPr/>
+          <w:tcPr>
+            <w:tcW w:w="1900" w:type="dxa"/>
+          </w:tcPr>
           <w:p>
             <w:pPr>
               <w:pStyle w:val="Compact"/>
@@ -4577,15 +5081,19 @@
           </w:p>
         </w:tc>
         <w:tc>
-          <w:tcPr/>
-          <w:p>
-            <w:pPr>
-              <w:pStyle w:val="Compact"/>
-            </w:pPr>
-          </w:p>
-        </w:tc>
-        <w:tc>
-          <w:tcPr/>
+          <w:tcPr>
+            <w:tcW w:w="905" w:type="dxa"/>
+          </w:tcPr>
+          <w:p>
+            <w:pPr>
+              <w:pStyle w:val="Compact"/>
+            </w:pPr>
+          </w:p>
+        </w:tc>
+        <w:tc>
+          <w:tcPr>
+            <w:tcW w:w="905" w:type="dxa"/>
+          </w:tcPr>
           <w:p>
             <w:pPr>
               <w:pStyle w:val="Compact"/>
@@ -4723,22 +5231,25 @@
     <w:tbl>
       <w:tblPr>
         <w:tblStyle w:val="Table"/>
-        <w:tblW w:type="auto" w:w="0"/>
+        <w:tblW w:type="dxa" w:w="9360"/>
         <w:tblLook w:firstRow="1" w:lastRow="0" w:firstColumn="0" w:lastColumn="0" w:noHBand="0" w:noVBand="0" w:val="0020"/>
         <w:jc w:val="start"/>
+        <w:tblLayout w:type="fixed"/>
       </w:tblPr>
       <w:tblGrid>
-        <w:gridCol w:w="1980"/>
-        <w:gridCol w:w="1980"/>
-        <w:gridCol w:w="1980"/>
-        <w:gridCol w:w="1980"/>
+        <w:gridCol w:w="5465"/>
+        <w:gridCol w:w="2143"/>
+        <w:gridCol w:w="875"/>
+        <w:gridCol w:w="875"/>
       </w:tblGrid>
       <w:tr>
         <w:trPr>
           <w:tblHeader w:val="true"/>
         </w:trPr>
         <w:tc>
-          <w:tcPr/>
+          <w:tcPr>
+            <w:tcW w:w="5465" w:type="dxa"/>
+          </w:tcPr>
           <w:p>
             <w:pPr>
               <w:pStyle w:val="Compact"/>
@@ -4750,7 +5261,9 @@
           </w:p>
         </w:tc>
         <w:tc>
-          <w:tcPr/>
+          <w:tcPr>
+            <w:tcW w:w="2143" w:type="dxa"/>
+          </w:tcPr>
           <w:p>
             <w:pPr>
               <w:pStyle w:val="Compact"/>
@@ -4762,7 +5275,9 @@
           </w:p>
         </w:tc>
         <w:tc>
-          <w:tcPr/>
+          <w:tcPr>
+            <w:tcW w:w="875" w:type="dxa"/>
+          </w:tcPr>
           <w:p>
             <w:pPr>
               <w:pStyle w:val="Compact"/>
@@ -4774,7 +5289,9 @@
           </w:p>
         </w:tc>
         <w:tc>
-          <w:tcPr/>
+          <w:tcPr>
+            <w:tcW w:w="875" w:type="dxa"/>
+          </w:tcPr>
           <w:p>
             <w:pPr>
               <w:pStyle w:val="Compact"/>
@@ -4788,7 +5305,9 @@
       </w:tr>
       <w:tr>
         <w:tc>
-          <w:tcPr/>
+          <w:tcPr>
+            <w:tcW w:w="5465" w:type="dxa"/>
+          </w:tcPr>
           <w:p>
             <w:pPr>
               <w:pStyle w:val="Compact"/>
@@ -4800,7 +5319,9 @@
           </w:p>
         </w:tc>
         <w:tc>
-          <w:tcPr/>
+          <w:tcPr>
+            <w:tcW w:w="2143" w:type="dxa"/>
+          </w:tcPr>
           <w:p>
             <w:pPr>
               <w:pStyle w:val="Compact"/>
@@ -4812,15 +5333,19 @@
           </w:p>
         </w:tc>
         <w:tc>
-          <w:tcPr/>
-          <w:p>
-            <w:pPr>
-              <w:pStyle w:val="Compact"/>
-            </w:pPr>
-          </w:p>
-        </w:tc>
-        <w:tc>
-          <w:tcPr/>
+          <w:tcPr>
+            <w:tcW w:w="875" w:type="dxa"/>
+          </w:tcPr>
+          <w:p>
+            <w:pPr>
+              <w:pStyle w:val="Compact"/>
+            </w:pPr>
+          </w:p>
+        </w:tc>
+        <w:tc>
+          <w:tcPr>
+            <w:tcW w:w="875" w:type="dxa"/>
+          </w:tcPr>
           <w:p>
             <w:pPr>
               <w:pStyle w:val="Compact"/>
@@ -4830,7 +5355,9 @@
       </w:tr>
       <w:tr>
         <w:tc>
-          <w:tcPr/>
+          <w:tcPr>
+            <w:tcW w:w="5465" w:type="dxa"/>
+          </w:tcPr>
           <w:p>
             <w:pPr>
               <w:pStyle w:val="Compact"/>
@@ -4842,7 +5369,9 @@
           </w:p>
         </w:tc>
         <w:tc>
-          <w:tcPr/>
+          <w:tcPr>
+            <w:tcW w:w="2143" w:type="dxa"/>
+          </w:tcPr>
           <w:p>
             <w:pPr>
               <w:pStyle w:val="Compact"/>
@@ -4854,15 +5383,19 @@
           </w:p>
         </w:tc>
         <w:tc>
-          <w:tcPr/>
-          <w:p>
-            <w:pPr>
-              <w:pStyle w:val="Compact"/>
-            </w:pPr>
-          </w:p>
-        </w:tc>
-        <w:tc>
-          <w:tcPr/>
+          <w:tcPr>
+            <w:tcW w:w="875" w:type="dxa"/>
+          </w:tcPr>
+          <w:p>
+            <w:pPr>
+              <w:pStyle w:val="Compact"/>
+            </w:pPr>
+          </w:p>
+        </w:tc>
+        <w:tc>
+          <w:tcPr>
+            <w:tcW w:w="875" w:type="dxa"/>
+          </w:tcPr>
           <w:p>
             <w:pPr>
               <w:pStyle w:val="Compact"/>
@@ -4872,7 +5405,9 @@
       </w:tr>
       <w:tr>
         <w:tc>
-          <w:tcPr/>
+          <w:tcPr>
+            <w:tcW w:w="5465" w:type="dxa"/>
+          </w:tcPr>
           <w:p>
             <w:pPr>
               <w:pStyle w:val="Compact"/>
@@ -4884,7 +5419,9 @@
           </w:p>
         </w:tc>
         <w:tc>
-          <w:tcPr/>
+          <w:tcPr>
+            <w:tcW w:w="2143" w:type="dxa"/>
+          </w:tcPr>
           <w:p>
             <w:pPr>
               <w:pStyle w:val="Compact"/>
@@ -4896,15 +5433,19 @@
           </w:p>
         </w:tc>
         <w:tc>
-          <w:tcPr/>
-          <w:p>
-            <w:pPr>
-              <w:pStyle w:val="Compact"/>
-            </w:pPr>
-          </w:p>
-        </w:tc>
-        <w:tc>
-          <w:tcPr/>
+          <w:tcPr>
+            <w:tcW w:w="875" w:type="dxa"/>
+          </w:tcPr>
+          <w:p>
+            <w:pPr>
+              <w:pStyle w:val="Compact"/>
+            </w:pPr>
+          </w:p>
+        </w:tc>
+        <w:tc>
+          <w:tcPr>
+            <w:tcW w:w="875" w:type="dxa"/>
+          </w:tcPr>
           <w:p>
             <w:pPr>
               <w:pStyle w:val="Compact"/>
@@ -4914,7 +5455,9 @@
       </w:tr>
       <w:tr>
         <w:tc>
-          <w:tcPr/>
+          <w:tcPr>
+            <w:tcW w:w="5465" w:type="dxa"/>
+          </w:tcPr>
           <w:p>
             <w:pPr>
               <w:pStyle w:val="Compact"/>
@@ -4926,7 +5469,9 @@
           </w:p>
         </w:tc>
         <w:tc>
-          <w:tcPr/>
+          <w:tcPr>
+            <w:tcW w:w="2143" w:type="dxa"/>
+          </w:tcPr>
           <w:p>
             <w:pPr>
               <w:pStyle w:val="Compact"/>
@@ -4938,15 +5483,19 @@
           </w:p>
         </w:tc>
         <w:tc>
-          <w:tcPr/>
-          <w:p>
-            <w:pPr>
-              <w:pStyle w:val="Compact"/>
-            </w:pPr>
-          </w:p>
-        </w:tc>
-        <w:tc>
-          <w:tcPr/>
+          <w:tcPr>
+            <w:tcW w:w="875" w:type="dxa"/>
+          </w:tcPr>
+          <w:p>
+            <w:pPr>
+              <w:pStyle w:val="Compact"/>
+            </w:pPr>
+          </w:p>
+        </w:tc>
+        <w:tc>
+          <w:tcPr>
+            <w:tcW w:w="875" w:type="dxa"/>
+          </w:tcPr>
           <w:p>
             <w:pPr>
               <w:pStyle w:val="Compact"/>
@@ -4956,7 +5505,9 @@
       </w:tr>
       <w:tr>
         <w:tc>
-          <w:tcPr/>
+          <w:tcPr>
+            <w:tcW w:w="5465" w:type="dxa"/>
+          </w:tcPr>
           <w:p>
             <w:pPr>
               <w:pStyle w:val="Compact"/>
@@ -4968,7 +5519,9 @@
           </w:p>
         </w:tc>
         <w:tc>
-          <w:tcPr/>
+          <w:tcPr>
+            <w:tcW w:w="2143" w:type="dxa"/>
+          </w:tcPr>
           <w:p>
             <w:pPr>
               <w:pStyle w:val="Compact"/>
@@ -4980,15 +5533,19 @@
           </w:p>
         </w:tc>
         <w:tc>
-          <w:tcPr/>
-          <w:p>
-            <w:pPr>
-              <w:pStyle w:val="Compact"/>
-            </w:pPr>
-          </w:p>
-        </w:tc>
-        <w:tc>
-          <w:tcPr/>
+          <w:tcPr>
+            <w:tcW w:w="875" w:type="dxa"/>
+          </w:tcPr>
+          <w:p>
+            <w:pPr>
+              <w:pStyle w:val="Compact"/>
+            </w:pPr>
+          </w:p>
+        </w:tc>
+        <w:tc>
+          <w:tcPr>
+            <w:tcW w:w="875" w:type="dxa"/>
+          </w:tcPr>
           <w:p>
             <w:pPr>
               <w:pStyle w:val="Compact"/>
@@ -4998,7 +5555,9 @@
       </w:tr>
       <w:tr>
         <w:tc>
-          <w:tcPr/>
+          <w:tcPr>
+            <w:tcW w:w="5465" w:type="dxa"/>
+          </w:tcPr>
           <w:p>
             <w:pPr>
               <w:pStyle w:val="Compact"/>
@@ -5010,7 +5569,9 @@
           </w:p>
         </w:tc>
         <w:tc>
-          <w:tcPr/>
+          <w:tcPr>
+            <w:tcW w:w="2143" w:type="dxa"/>
+          </w:tcPr>
           <w:p>
             <w:pPr>
               <w:pStyle w:val="Compact"/>
@@ -5022,15 +5583,19 @@
           </w:p>
         </w:tc>
         <w:tc>
-          <w:tcPr/>
-          <w:p>
-            <w:pPr>
-              <w:pStyle w:val="Compact"/>
-            </w:pPr>
-          </w:p>
-        </w:tc>
-        <w:tc>
-          <w:tcPr/>
+          <w:tcPr>
+            <w:tcW w:w="875" w:type="dxa"/>
+          </w:tcPr>
+          <w:p>
+            <w:pPr>
+              <w:pStyle w:val="Compact"/>
+            </w:pPr>
+          </w:p>
+        </w:tc>
+        <w:tc>
+          <w:tcPr>
+            <w:tcW w:w="875" w:type="dxa"/>
+          </w:tcPr>
           <w:p>
             <w:pPr>
               <w:pStyle w:val="Compact"/>
@@ -5040,7 +5605,9 @@
       </w:tr>
       <w:tr>
         <w:tc>
-          <w:tcPr/>
+          <w:tcPr>
+            <w:tcW w:w="5465" w:type="dxa"/>
+          </w:tcPr>
           <w:p>
             <w:pPr>
               <w:pStyle w:val="Compact"/>
@@ -5052,7 +5619,9 @@
           </w:p>
         </w:tc>
         <w:tc>
-          <w:tcPr/>
+          <w:tcPr>
+            <w:tcW w:w="2143" w:type="dxa"/>
+          </w:tcPr>
           <w:p>
             <w:pPr>
               <w:pStyle w:val="Compact"/>
@@ -5064,15 +5633,19 @@
           </w:p>
         </w:tc>
         <w:tc>
-          <w:tcPr/>
-          <w:p>
-            <w:pPr>
-              <w:pStyle w:val="Compact"/>
-            </w:pPr>
-          </w:p>
-        </w:tc>
-        <w:tc>
-          <w:tcPr/>
+          <w:tcPr>
+            <w:tcW w:w="875" w:type="dxa"/>
+          </w:tcPr>
+          <w:p>
+            <w:pPr>
+              <w:pStyle w:val="Compact"/>
+            </w:pPr>
+          </w:p>
+        </w:tc>
+        <w:tc>
+          <w:tcPr>
+            <w:tcW w:w="875" w:type="dxa"/>
+          </w:tcPr>
           <w:p>
             <w:pPr>
               <w:pStyle w:val="Compact"/>
@@ -5082,7 +5655,9 @@
       </w:tr>
       <w:tr>
         <w:tc>
-          <w:tcPr/>
+          <w:tcPr>
+            <w:tcW w:w="5465" w:type="dxa"/>
+          </w:tcPr>
           <w:p>
             <w:pPr>
               <w:pStyle w:val="Compact"/>
@@ -5094,7 +5669,9 @@
           </w:p>
         </w:tc>
         <w:tc>
-          <w:tcPr/>
+          <w:tcPr>
+            <w:tcW w:w="2143" w:type="dxa"/>
+          </w:tcPr>
           <w:p>
             <w:pPr>
               <w:pStyle w:val="Compact"/>
@@ -5106,15 +5683,19 @@
           </w:p>
         </w:tc>
         <w:tc>
-          <w:tcPr/>
-          <w:p>
-            <w:pPr>
-              <w:pStyle w:val="Compact"/>
-            </w:pPr>
-          </w:p>
-        </w:tc>
-        <w:tc>
-          <w:tcPr/>
+          <w:tcPr>
+            <w:tcW w:w="875" w:type="dxa"/>
+          </w:tcPr>
+          <w:p>
+            <w:pPr>
+              <w:pStyle w:val="Compact"/>
+            </w:pPr>
+          </w:p>
+        </w:tc>
+        <w:tc>
+          <w:tcPr>
+            <w:tcW w:w="875" w:type="dxa"/>
+          </w:tcPr>
           <w:p>
             <w:pPr>
               <w:pStyle w:val="Compact"/>
@@ -5124,7 +5705,9 @@
       </w:tr>
       <w:tr>
         <w:tc>
-          <w:tcPr/>
+          <w:tcPr>
+            <w:tcW w:w="5465" w:type="dxa"/>
+          </w:tcPr>
           <w:p>
             <w:pPr>
               <w:pStyle w:val="Compact"/>
@@ -5136,7 +5719,9 @@
           </w:p>
         </w:tc>
         <w:tc>
-          <w:tcPr/>
+          <w:tcPr>
+            <w:tcW w:w="2143" w:type="dxa"/>
+          </w:tcPr>
           <w:p>
             <w:pPr>
               <w:pStyle w:val="Compact"/>
@@ -5148,15 +5733,19 @@
           </w:p>
         </w:tc>
         <w:tc>
-          <w:tcPr/>
-          <w:p>
-            <w:pPr>
-              <w:pStyle w:val="Compact"/>
-            </w:pPr>
-          </w:p>
-        </w:tc>
-        <w:tc>
-          <w:tcPr/>
+          <w:tcPr>
+            <w:tcW w:w="875" w:type="dxa"/>
+          </w:tcPr>
+          <w:p>
+            <w:pPr>
+              <w:pStyle w:val="Compact"/>
+            </w:pPr>
+          </w:p>
+        </w:tc>
+        <w:tc>
+          <w:tcPr>
+            <w:tcW w:w="875" w:type="dxa"/>
+          </w:tcPr>
           <w:p>
             <w:pPr>
               <w:pStyle w:val="Compact"/>
@@ -5166,7 +5755,9 @@
       </w:tr>
       <w:tr>
         <w:tc>
-          <w:tcPr/>
+          <w:tcPr>
+            <w:tcW w:w="5465" w:type="dxa"/>
+          </w:tcPr>
           <w:p>
             <w:pPr>
               <w:pStyle w:val="Compact"/>
@@ -5178,7 +5769,9 @@
           </w:p>
         </w:tc>
         <w:tc>
-          <w:tcPr/>
+          <w:tcPr>
+            <w:tcW w:w="2143" w:type="dxa"/>
+          </w:tcPr>
           <w:p>
             <w:pPr>
               <w:pStyle w:val="Compact"/>
@@ -5190,15 +5783,19 @@
           </w:p>
         </w:tc>
         <w:tc>
-          <w:tcPr/>
-          <w:p>
-            <w:pPr>
-              <w:pStyle w:val="Compact"/>
-            </w:pPr>
-          </w:p>
-        </w:tc>
-        <w:tc>
-          <w:tcPr/>
+          <w:tcPr>
+            <w:tcW w:w="875" w:type="dxa"/>
+          </w:tcPr>
+          <w:p>
+            <w:pPr>
+              <w:pStyle w:val="Compact"/>
+            </w:pPr>
+          </w:p>
+        </w:tc>
+        <w:tc>
+          <w:tcPr>
+            <w:tcW w:w="875" w:type="dxa"/>
+          </w:tcPr>
           <w:p>
             <w:pPr>
               <w:pStyle w:val="Compact"/>
@@ -5360,22 +5957,25 @@
     <w:tbl>
       <w:tblPr>
         <w:tblStyle w:val="Table"/>
-        <w:tblW w:type="auto" w:w="0"/>
+        <w:tblW w:type="dxa" w:w="9360"/>
         <w:tblLook w:firstRow="1" w:lastRow="0" w:firstColumn="0" w:lastColumn="0" w:noHBand="0" w:noVBand="0" w:val="0020"/>
         <w:jc w:val="start"/>
+        <w:tblLayout w:type="fixed"/>
       </w:tblPr>
       <w:tblGrid>
-        <w:gridCol w:w="1980"/>
-        <w:gridCol w:w="1980"/>
-        <w:gridCol w:w="1980"/>
-        <w:gridCol w:w="1980"/>
+        <w:gridCol w:w="5696"/>
+        <w:gridCol w:w="1837"/>
+        <w:gridCol w:w="912"/>
+        <w:gridCol w:w="912"/>
       </w:tblGrid>
       <w:tr>
         <w:trPr>
           <w:tblHeader w:val="true"/>
         </w:trPr>
         <w:tc>
-          <w:tcPr/>
+          <w:tcPr>
+            <w:tcW w:w="5696" w:type="dxa"/>
+          </w:tcPr>
           <w:p>
             <w:pPr>
               <w:pStyle w:val="Compact"/>
@@ -5387,7 +5987,9 @@
           </w:p>
         </w:tc>
         <w:tc>
-          <w:tcPr/>
+          <w:tcPr>
+            <w:tcW w:w="1837" w:type="dxa"/>
+          </w:tcPr>
           <w:p>
             <w:pPr>
               <w:pStyle w:val="Compact"/>
@@ -5399,7 +6001,9 @@
           </w:p>
         </w:tc>
         <w:tc>
-          <w:tcPr/>
+          <w:tcPr>
+            <w:tcW w:w="912" w:type="dxa"/>
+          </w:tcPr>
           <w:p>
             <w:pPr>
               <w:pStyle w:val="Compact"/>
@@ -5411,7 +6015,9 @@
           </w:p>
         </w:tc>
         <w:tc>
-          <w:tcPr/>
+          <w:tcPr>
+            <w:tcW w:w="912" w:type="dxa"/>
+          </w:tcPr>
           <w:p>
             <w:pPr>
               <w:pStyle w:val="Compact"/>
@@ -5425,7 +6031,9 @@
       </w:tr>
       <w:tr>
         <w:tc>
-          <w:tcPr/>
+          <w:tcPr>
+            <w:tcW w:w="5696" w:type="dxa"/>
+          </w:tcPr>
           <w:p>
             <w:pPr>
               <w:pStyle w:val="Compact"/>
@@ -5437,7 +6045,9 @@
           </w:p>
         </w:tc>
         <w:tc>
-          <w:tcPr/>
+          <w:tcPr>
+            <w:tcW w:w="1837" w:type="dxa"/>
+          </w:tcPr>
           <w:p>
             <w:pPr>
               <w:pStyle w:val="Compact"/>
@@ -5449,15 +6059,19 @@
           </w:p>
         </w:tc>
         <w:tc>
-          <w:tcPr/>
-          <w:p>
-            <w:pPr>
-              <w:pStyle w:val="Compact"/>
-            </w:pPr>
-          </w:p>
-        </w:tc>
-        <w:tc>
-          <w:tcPr/>
+          <w:tcPr>
+            <w:tcW w:w="912" w:type="dxa"/>
+          </w:tcPr>
+          <w:p>
+            <w:pPr>
+              <w:pStyle w:val="Compact"/>
+            </w:pPr>
+          </w:p>
+        </w:tc>
+        <w:tc>
+          <w:tcPr>
+            <w:tcW w:w="912" w:type="dxa"/>
+          </w:tcPr>
           <w:p>
             <w:pPr>
               <w:pStyle w:val="Compact"/>
@@ -5467,7 +6081,9 @@
       </w:tr>
       <w:tr>
         <w:tc>
-          <w:tcPr/>
+          <w:tcPr>
+            <w:tcW w:w="5696" w:type="dxa"/>
+          </w:tcPr>
           <w:p>
             <w:pPr>
               <w:pStyle w:val="Compact"/>
@@ -5479,7 +6095,9 @@
           </w:p>
         </w:tc>
         <w:tc>
-          <w:tcPr/>
+          <w:tcPr>
+            <w:tcW w:w="1837" w:type="dxa"/>
+          </w:tcPr>
           <w:p>
             <w:pPr>
               <w:pStyle w:val="Compact"/>
@@ -5491,15 +6109,19 @@
           </w:p>
         </w:tc>
         <w:tc>
-          <w:tcPr/>
-          <w:p>
-            <w:pPr>
-              <w:pStyle w:val="Compact"/>
-            </w:pPr>
-          </w:p>
-        </w:tc>
-        <w:tc>
-          <w:tcPr/>
+          <w:tcPr>
+            <w:tcW w:w="912" w:type="dxa"/>
+          </w:tcPr>
+          <w:p>
+            <w:pPr>
+              <w:pStyle w:val="Compact"/>
+            </w:pPr>
+          </w:p>
+        </w:tc>
+        <w:tc>
+          <w:tcPr>
+            <w:tcW w:w="912" w:type="dxa"/>
+          </w:tcPr>
           <w:p>
             <w:pPr>
               <w:pStyle w:val="Compact"/>
@@ -5509,7 +6131,9 @@
       </w:tr>
       <w:tr>
         <w:tc>
-          <w:tcPr/>
+          <w:tcPr>
+            <w:tcW w:w="5696" w:type="dxa"/>
+          </w:tcPr>
           <w:p>
             <w:pPr>
               <w:pStyle w:val="Compact"/>
@@ -5521,7 +6145,9 @@
           </w:p>
         </w:tc>
         <w:tc>
-          <w:tcPr/>
+          <w:tcPr>
+            <w:tcW w:w="1837" w:type="dxa"/>
+          </w:tcPr>
           <w:p>
             <w:pPr>
               <w:pStyle w:val="Compact"/>
@@ -5533,15 +6159,19 @@
           </w:p>
         </w:tc>
         <w:tc>
-          <w:tcPr/>
-          <w:p>
-            <w:pPr>
-              <w:pStyle w:val="Compact"/>
-            </w:pPr>
-          </w:p>
-        </w:tc>
-        <w:tc>
-          <w:tcPr/>
+          <w:tcPr>
+            <w:tcW w:w="912" w:type="dxa"/>
+          </w:tcPr>
+          <w:p>
+            <w:pPr>
+              <w:pStyle w:val="Compact"/>
+            </w:pPr>
+          </w:p>
+        </w:tc>
+        <w:tc>
+          <w:tcPr>
+            <w:tcW w:w="912" w:type="dxa"/>
+          </w:tcPr>
           <w:p>
             <w:pPr>
               <w:pStyle w:val="Compact"/>
@@ -5551,19 +6181,23 @@
       </w:tr>
       <w:tr>
         <w:tc>
-          <w:tcPr/>
-          <w:p>
-            <w:pPr>
-              <w:pStyle w:val="Compact"/>
-              <w:jc w:val="left"/>
-            </w:pPr>
-            <w:r>
-              <w:t xml:space="preserve">A60-4 (Must) Owns one tool: every point of the "owns one tool" definition met for [COMPANY: tool closest to Research]</w:t>
-            </w:r>
-          </w:p>
-        </w:tc>
-        <w:tc>
-          <w:tcPr/>
+          <w:tcPr>
+            <w:tcW w:w="5696" w:type="dxa"/>
+          </w:tcPr>
+          <w:p>
+            <w:pPr>
+              <w:pStyle w:val="Compact"/>
+              <w:jc w:val="left"/>
+            </w:pPr>
+            <w:r>
+              <w:t xml:space="preserve">A60-4 (Must) Owns one tool: every point of the "owns one tool" definition met for [COMPANY: tool closest to Research], including one end-to-end run, either supervised in production or on a test copy</w:t>
+            </w:r>
+          </w:p>
+        </w:tc>
+        <w:tc>
+          <w:tcPr>
+            <w:tcW w:w="1837" w:type="dxa"/>
+          </w:tcPr>
           <w:p>
             <w:pPr>
               <w:pStyle w:val="Compact"/>
@@ -5575,15 +6209,19 @@
           </w:p>
         </w:tc>
         <w:tc>
-          <w:tcPr/>
-          <w:p>
-            <w:pPr>
-              <w:pStyle w:val="Compact"/>
-            </w:pPr>
-          </w:p>
-        </w:tc>
-        <w:tc>
-          <w:tcPr/>
+          <w:tcPr>
+            <w:tcW w:w="912" w:type="dxa"/>
+          </w:tcPr>
+          <w:p>
+            <w:pPr>
+              <w:pStyle w:val="Compact"/>
+            </w:pPr>
+          </w:p>
+        </w:tc>
+        <w:tc>
+          <w:tcPr>
+            <w:tcW w:w="912" w:type="dxa"/>
+          </w:tcPr>
           <w:p>
             <w:pPr>
               <w:pStyle w:val="Compact"/>
@@ -5593,7 +6231,9 @@
       </w:tr>
       <w:tr>
         <w:tc>
-          <w:tcPr/>
+          <w:tcPr>
+            <w:tcW w:w="5696" w:type="dxa"/>
+          </w:tcPr>
           <w:p>
             <w:pPr>
               <w:pStyle w:val="Compact"/>
@@ -5605,7 +6245,9 @@
           </w:p>
         </w:tc>
         <w:tc>
-          <w:tcPr/>
+          <w:tcPr>
+            <w:tcW w:w="1837" w:type="dxa"/>
+          </w:tcPr>
           <w:p>
             <w:pPr>
               <w:pStyle w:val="Compact"/>
@@ -5617,15 +6259,19 @@
           </w:p>
         </w:tc>
         <w:tc>
-          <w:tcPr/>
-          <w:p>
-            <w:pPr>
-              <w:pStyle w:val="Compact"/>
-            </w:pPr>
-          </w:p>
-        </w:tc>
-        <w:tc>
-          <w:tcPr/>
+          <w:tcPr>
+            <w:tcW w:w="912" w:type="dxa"/>
+          </w:tcPr>
+          <w:p>
+            <w:pPr>
+              <w:pStyle w:val="Compact"/>
+            </w:pPr>
+          </w:p>
+        </w:tc>
+        <w:tc>
+          <w:tcPr>
+            <w:tcW w:w="912" w:type="dxa"/>
+          </w:tcPr>
           <w:p>
             <w:pPr>
               <w:pStyle w:val="Compact"/>
@@ -5635,7 +6281,9 @@
       </w:tr>
       <w:tr>
         <w:tc>
-          <w:tcPr/>
+          <w:tcPr>
+            <w:tcW w:w="5696" w:type="dxa"/>
+          </w:tcPr>
           <w:p>
             <w:pPr>
               <w:pStyle w:val="Compact"/>
@@ -5647,7 +6295,9 @@
           </w:p>
         </w:tc>
         <w:tc>
-          <w:tcPr/>
+          <w:tcPr>
+            <w:tcW w:w="1837" w:type="dxa"/>
+          </w:tcPr>
           <w:p>
             <w:pPr>
               <w:pStyle w:val="Compact"/>
@@ -5659,15 +6309,19 @@
           </w:p>
         </w:tc>
         <w:tc>
-          <w:tcPr/>
-          <w:p>
-            <w:pPr>
-              <w:pStyle w:val="Compact"/>
-            </w:pPr>
-          </w:p>
-        </w:tc>
-        <w:tc>
-          <w:tcPr/>
+          <w:tcPr>
+            <w:tcW w:w="912" w:type="dxa"/>
+          </w:tcPr>
+          <w:p>
+            <w:pPr>
+              <w:pStyle w:val="Compact"/>
+            </w:pPr>
+          </w:p>
+        </w:tc>
+        <w:tc>
+          <w:tcPr>
+            <w:tcW w:w="912" w:type="dxa"/>
+          </w:tcPr>
           <w:p>
             <w:pPr>
               <w:pStyle w:val="Compact"/>
@@ -5677,19 +6331,23 @@
       </w:tr>
       <w:tr>
         <w:tc>
-          <w:tcPr/>
-          <w:p>
-            <w:pPr>
-              <w:pStyle w:val="Compact"/>
-              <w:jc w:val="left"/>
-            </w:pPr>
-            <w:r>
-              <w:t xml:space="preserve">A60-7 (Must) Learn-by-documenting: 50 or more cards, 6 or more teach-backs, 2 SOP drafts, 1 tool doc complete</w:t>
-            </w:r>
-          </w:p>
-        </w:tc>
-        <w:tc>
-          <w:tcPr/>
+          <w:tcPr>
+            <w:tcW w:w="5696" w:type="dxa"/>
+          </w:tcPr>
+          <w:p>
+            <w:pPr>
+              <w:pStyle w:val="Compact"/>
+              <w:jc w:val="left"/>
+            </w:pPr>
+            <w:r>
+              <w:t xml:space="preserve">A60-7 (Must) Learn-by-documenting: 50 or more cards, 6 or more teach-backs, 2 SOP drafts (primary-process v0.1 and exports), 1 tool doc complete</w:t>
+            </w:r>
+          </w:p>
+        </w:tc>
+        <w:tc>
+          <w:tcPr>
+            <w:tcW w:w="1837" w:type="dxa"/>
+          </w:tcPr>
           <w:p>
             <w:pPr>
               <w:pStyle w:val="Compact"/>
@@ -5701,15 +6359,19 @@
           </w:p>
         </w:tc>
         <w:tc>
-          <w:tcPr/>
-          <w:p>
-            <w:pPr>
-              <w:pStyle w:val="Compact"/>
-            </w:pPr>
-          </w:p>
-        </w:tc>
-        <w:tc>
-          <w:tcPr/>
+          <w:tcPr>
+            <w:tcW w:w="912" w:type="dxa"/>
+          </w:tcPr>
+          <w:p>
+            <w:pPr>
+              <w:pStyle w:val="Compact"/>
+            </w:pPr>
+          </w:p>
+        </w:tc>
+        <w:tc>
+          <w:tcPr>
+            <w:tcW w:w="912" w:type="dxa"/>
+          </w:tcPr>
           <w:p>
             <w:pPr>
               <w:pStyle w:val="Compact"/>
@@ -5719,7 +6381,9 @@
       </w:tr>
       <w:tr>
         <w:tc>
-          <w:tcPr/>
+          <w:tcPr>
+            <w:tcW w:w="5696" w:type="dxa"/>
+          </w:tcPr>
           <w:p>
             <w:pPr>
               <w:pStyle w:val="Compact"/>
@@ -5731,7 +6395,9 @@
           </w:p>
         </w:tc>
         <w:tc>
-          <w:tcPr/>
+          <w:tcPr>
+            <w:tcW w:w="1837" w:type="dxa"/>
+          </w:tcPr>
           <w:p>
             <w:pPr>
               <w:pStyle w:val="Compact"/>
@@ -5743,15 +6409,19 @@
           </w:p>
         </w:tc>
         <w:tc>
-          <w:tcPr/>
-          <w:p>
-            <w:pPr>
-              <w:pStyle w:val="Compact"/>
-            </w:pPr>
-          </w:p>
-        </w:tc>
-        <w:tc>
-          <w:tcPr/>
+          <w:tcPr>
+            <w:tcW w:w="912" w:type="dxa"/>
+          </w:tcPr>
+          <w:p>
+            <w:pPr>
+              <w:pStyle w:val="Compact"/>
+            </w:pPr>
+          </w:p>
+        </w:tc>
+        <w:tc>
+          <w:tcPr>
+            <w:tcW w:w="912" w:type="dxa"/>
+          </w:tcPr>
           <w:p>
             <w:pPr>
               <w:pStyle w:val="Compact"/>
@@ -5901,22 +6571,25 @@
     <w:tbl>
       <w:tblPr>
         <w:tblStyle w:val="Table"/>
-        <w:tblW w:type="auto" w:w="0"/>
+        <w:tblW w:type="dxa" w:w="9360"/>
         <w:tblLook w:firstRow="1" w:lastRow="0" w:firstColumn="0" w:lastColumn="0" w:noHBand="0" w:noVBand="0" w:val="0020"/>
         <w:jc w:val="start"/>
+        <w:tblLayout w:type="fixed"/>
       </w:tblPr>
       <w:tblGrid>
-        <w:gridCol w:w="1980"/>
-        <w:gridCol w:w="1980"/>
-        <w:gridCol w:w="1980"/>
-        <w:gridCol w:w="1980"/>
+        <w:gridCol w:w="5706"/>
+        <w:gridCol w:w="1824"/>
+        <w:gridCol w:w="914"/>
+        <w:gridCol w:w="914"/>
       </w:tblGrid>
       <w:tr>
         <w:trPr>
           <w:tblHeader w:val="true"/>
         </w:trPr>
         <w:tc>
-          <w:tcPr/>
+          <w:tcPr>
+            <w:tcW w:w="5706" w:type="dxa"/>
+          </w:tcPr>
           <w:p>
             <w:pPr>
               <w:pStyle w:val="Compact"/>
@@ -5928,7 +6601,9 @@
           </w:p>
         </w:tc>
         <w:tc>
-          <w:tcPr/>
+          <w:tcPr>
+            <w:tcW w:w="1824" w:type="dxa"/>
+          </w:tcPr>
           <w:p>
             <w:pPr>
               <w:pStyle w:val="Compact"/>
@@ -5940,7 +6615,9 @@
           </w:p>
         </w:tc>
         <w:tc>
-          <w:tcPr/>
+          <w:tcPr>
+            <w:tcW w:w="914" w:type="dxa"/>
+          </w:tcPr>
           <w:p>
             <w:pPr>
               <w:pStyle w:val="Compact"/>
@@ -5952,7 +6629,9 @@
           </w:p>
         </w:tc>
         <w:tc>
-          <w:tcPr/>
+          <w:tcPr>
+            <w:tcW w:w="914" w:type="dxa"/>
+          </w:tcPr>
           <w:p>
             <w:pPr>
               <w:pStyle w:val="Compact"/>
@@ -5966,7 +6645,9 @@
       </w:tr>
       <w:tr>
         <w:tc>
-          <w:tcPr/>
+          <w:tcPr>
+            <w:tcW w:w="5706" w:type="dxa"/>
+          </w:tcPr>
           <w:p>
             <w:pPr>
               <w:pStyle w:val="Compact"/>
@@ -5978,7 +6659,9 @@
           </w:p>
         </w:tc>
         <w:tc>
-          <w:tcPr/>
+          <w:tcPr>
+            <w:tcW w:w="1824" w:type="dxa"/>
+          </w:tcPr>
           <w:p>
             <w:pPr>
               <w:pStyle w:val="Compact"/>
@@ -5990,15 +6673,19 @@
           </w:p>
         </w:tc>
         <w:tc>
-          <w:tcPr/>
-          <w:p>
-            <w:pPr>
-              <w:pStyle w:val="Compact"/>
-            </w:pPr>
-          </w:p>
-        </w:tc>
-        <w:tc>
-          <w:tcPr/>
+          <w:tcPr>
+            <w:tcW w:w="914" w:type="dxa"/>
+          </w:tcPr>
+          <w:p>
+            <w:pPr>
+              <w:pStyle w:val="Compact"/>
+            </w:pPr>
+          </w:p>
+        </w:tc>
+        <w:tc>
+          <w:tcPr>
+            <w:tcW w:w="914" w:type="dxa"/>
+          </w:tcPr>
           <w:p>
             <w:pPr>
               <w:pStyle w:val="Compact"/>
@@ -6008,7 +6695,9 @@
       </w:tr>
       <w:tr>
         <w:tc>
-          <w:tcPr/>
+          <w:tcPr>
+            <w:tcW w:w="5706" w:type="dxa"/>
+          </w:tcPr>
           <w:p>
             <w:pPr>
               <w:pStyle w:val="Compact"/>
@@ -6020,7 +6709,9 @@
           </w:p>
         </w:tc>
         <w:tc>
-          <w:tcPr/>
+          <w:tcPr>
+            <w:tcW w:w="1824" w:type="dxa"/>
+          </w:tcPr>
           <w:p>
             <w:pPr>
               <w:pStyle w:val="Compact"/>
@@ -6032,15 +6723,19 @@
           </w:p>
         </w:tc>
         <w:tc>
-          <w:tcPr/>
-          <w:p>
-            <w:pPr>
-              <w:pStyle w:val="Compact"/>
-            </w:pPr>
-          </w:p>
-        </w:tc>
-        <w:tc>
-          <w:tcPr/>
+          <w:tcPr>
+            <w:tcW w:w="914" w:type="dxa"/>
+          </w:tcPr>
+          <w:p>
+            <w:pPr>
+              <w:pStyle w:val="Compact"/>
+            </w:pPr>
+          </w:p>
+        </w:tc>
+        <w:tc>
+          <w:tcPr>
+            <w:tcW w:w="914" w:type="dxa"/>
+          </w:tcPr>
           <w:p>
             <w:pPr>
               <w:pStyle w:val="Compact"/>
@@ -6050,7 +6745,9 @@
       </w:tr>
       <w:tr>
         <w:tc>
-          <w:tcPr/>
+          <w:tcPr>
+            <w:tcW w:w="5706" w:type="dxa"/>
+          </w:tcPr>
           <w:p>
             <w:pPr>
               <w:pStyle w:val="Compact"/>
@@ -6062,7 +6759,9 @@
           </w:p>
         </w:tc>
         <w:tc>
-          <w:tcPr/>
+          <w:tcPr>
+            <w:tcW w:w="1824" w:type="dxa"/>
+          </w:tcPr>
           <w:p>
             <w:pPr>
               <w:pStyle w:val="Compact"/>
@@ -6074,15 +6773,19 @@
           </w:p>
         </w:tc>
         <w:tc>
-          <w:tcPr/>
-          <w:p>
-            <w:pPr>
-              <w:pStyle w:val="Compact"/>
-            </w:pPr>
-          </w:p>
-        </w:tc>
-        <w:tc>
-          <w:tcPr/>
+          <w:tcPr>
+            <w:tcW w:w="914" w:type="dxa"/>
+          </w:tcPr>
+          <w:p>
+            <w:pPr>
+              <w:pStyle w:val="Compact"/>
+            </w:pPr>
+          </w:p>
+        </w:tc>
+        <w:tc>
+          <w:tcPr>
+            <w:tcW w:w="914" w:type="dxa"/>
+          </w:tcPr>
           <w:p>
             <w:pPr>
               <w:pStyle w:val="Compact"/>
@@ -6092,19 +6795,23 @@
       </w:tr>
       <w:tr>
         <w:tc>
-          <w:tcPr/>
-          <w:p>
-            <w:pPr>
-              <w:pStyle w:val="Compact"/>
-              <w:jc w:val="left"/>
-            </w:pPr>
-            <w:r>
-              <w:t xml:space="preserve">B60-4 (Must) Owns one tool: every point of the "owns one tool" definition met for [COMPANY: name of std-cost tool]</w:t>
-            </w:r>
-          </w:p>
-        </w:tc>
-        <w:tc>
-          <w:tcPr/>
+          <w:tcPr>
+            <w:tcW w:w="5706" w:type="dxa"/>
+          </w:tcPr>
+          <w:p>
+            <w:pPr>
+              <w:pStyle w:val="Compact"/>
+              <w:jc w:val="left"/>
+            </w:pPr>
+            <w:r>
+              <w:t xml:space="preserve">B60-4 (Must) Owns one tool: every point of the "owns one tool" definition met for [COMPANY: name of std-cost tool], including one end-to-end run, either supervised in production or on a test copy</w:t>
+            </w:r>
+          </w:p>
+        </w:tc>
+        <w:tc>
+          <w:tcPr>
+            <w:tcW w:w="1824" w:type="dxa"/>
+          </w:tcPr>
           <w:p>
             <w:pPr>
               <w:pStyle w:val="Compact"/>
@@ -6116,15 +6823,19 @@
           </w:p>
         </w:tc>
         <w:tc>
-          <w:tcPr/>
-          <w:p>
-            <w:pPr>
-              <w:pStyle w:val="Compact"/>
-            </w:pPr>
-          </w:p>
-        </w:tc>
-        <w:tc>
-          <w:tcPr/>
+          <w:tcPr>
+            <w:tcW w:w="914" w:type="dxa"/>
+          </w:tcPr>
+          <w:p>
+            <w:pPr>
+              <w:pStyle w:val="Compact"/>
+            </w:pPr>
+          </w:p>
+        </w:tc>
+        <w:tc>
+          <w:tcPr>
+            <w:tcW w:w="914" w:type="dxa"/>
+          </w:tcPr>
           <w:p>
             <w:pPr>
               <w:pStyle w:val="Compact"/>
@@ -6134,7 +6845,9 @@
       </w:tr>
       <w:tr>
         <w:tc>
-          <w:tcPr/>
+          <w:tcPr>
+            <w:tcW w:w="5706" w:type="dxa"/>
+          </w:tcPr>
           <w:p>
             <w:pPr>
               <w:pStyle w:val="Compact"/>
@@ -6146,7 +6859,9 @@
           </w:p>
         </w:tc>
         <w:tc>
-          <w:tcPr/>
+          <w:tcPr>
+            <w:tcW w:w="1824" w:type="dxa"/>
+          </w:tcPr>
           <w:p>
             <w:pPr>
               <w:pStyle w:val="Compact"/>
@@ -6158,15 +6873,19 @@
           </w:p>
         </w:tc>
         <w:tc>
-          <w:tcPr/>
-          <w:p>
-            <w:pPr>
-              <w:pStyle w:val="Compact"/>
-            </w:pPr>
-          </w:p>
-        </w:tc>
-        <w:tc>
-          <w:tcPr/>
+          <w:tcPr>
+            <w:tcW w:w="914" w:type="dxa"/>
+          </w:tcPr>
+          <w:p>
+            <w:pPr>
+              <w:pStyle w:val="Compact"/>
+            </w:pPr>
+          </w:p>
+        </w:tc>
+        <w:tc>
+          <w:tcPr>
+            <w:tcW w:w="914" w:type="dxa"/>
+          </w:tcPr>
           <w:p>
             <w:pPr>
               <w:pStyle w:val="Compact"/>
@@ -6176,7 +6895,9 @@
       </w:tr>
       <w:tr>
         <w:tc>
-          <w:tcPr/>
+          <w:tcPr>
+            <w:tcW w:w="5706" w:type="dxa"/>
+          </w:tcPr>
           <w:p>
             <w:pPr>
               <w:pStyle w:val="Compact"/>
@@ -6188,7 +6909,9 @@
           </w:p>
         </w:tc>
         <w:tc>
-          <w:tcPr/>
+          <w:tcPr>
+            <w:tcW w:w="1824" w:type="dxa"/>
+          </w:tcPr>
           <w:p>
             <w:pPr>
               <w:pStyle w:val="Compact"/>
@@ -6200,15 +6923,19 @@
           </w:p>
         </w:tc>
         <w:tc>
-          <w:tcPr/>
-          <w:p>
-            <w:pPr>
-              <w:pStyle w:val="Compact"/>
-            </w:pPr>
-          </w:p>
-        </w:tc>
-        <w:tc>
-          <w:tcPr/>
+          <w:tcPr>
+            <w:tcW w:w="914" w:type="dxa"/>
+          </w:tcPr>
+          <w:p>
+            <w:pPr>
+              <w:pStyle w:val="Compact"/>
+            </w:pPr>
+          </w:p>
+        </w:tc>
+        <w:tc>
+          <w:tcPr>
+            <w:tcW w:w="914" w:type="dxa"/>
+          </w:tcPr>
           <w:p>
             <w:pPr>
               <w:pStyle w:val="Compact"/>
@@ -6218,19 +6945,23 @@
       </w:tr>
       <w:tr>
         <w:tc>
-          <w:tcPr/>
-          <w:p>
-            <w:pPr>
-              <w:pStyle w:val="Compact"/>
-              <w:jc w:val="left"/>
-            </w:pPr>
-            <w:r>
-              <w:t xml:space="preserve">B60-7 (Must) Learn-by-documenting: 50 or more cards, 6 or more teach-backs, 2 SOP drafts, 1 tool doc complete</w:t>
-            </w:r>
-          </w:p>
-        </w:tc>
-        <w:tc>
-          <w:tcPr/>
+          <w:tcPr>
+            <w:tcW w:w="5706" w:type="dxa"/>
+          </w:tcPr>
+          <w:p>
+            <w:pPr>
+              <w:pStyle w:val="Compact"/>
+              <w:jc w:val="left"/>
+            </w:pPr>
+            <w:r>
+              <w:t xml:space="preserve">B60-7 (Must) Learn-by-documenting: 50 or more cards, 6 or more teach-backs, 2 SOP drafts (primary-process v0.1 and exports), 1 tool doc complete</w:t>
+            </w:r>
+          </w:p>
+        </w:tc>
+        <w:tc>
+          <w:tcPr>
+            <w:tcW w:w="1824" w:type="dxa"/>
+          </w:tcPr>
           <w:p>
             <w:pPr>
               <w:pStyle w:val="Compact"/>
@@ -6242,15 +6973,19 @@
           </w:p>
         </w:tc>
         <w:tc>
-          <w:tcPr/>
-          <w:p>
-            <w:pPr>
-              <w:pStyle w:val="Compact"/>
-            </w:pPr>
-          </w:p>
-        </w:tc>
-        <w:tc>
-          <w:tcPr/>
+          <w:tcPr>
+            <w:tcW w:w="914" w:type="dxa"/>
+          </w:tcPr>
+          <w:p>
+            <w:pPr>
+              <w:pStyle w:val="Compact"/>
+            </w:pPr>
+          </w:p>
+        </w:tc>
+        <w:tc>
+          <w:tcPr>
+            <w:tcW w:w="914" w:type="dxa"/>
+          </w:tcPr>
           <w:p>
             <w:pPr>
               <w:pStyle w:val="Compact"/>
@@ -6260,7 +6995,9 @@
       </w:tr>
       <w:tr>
         <w:tc>
-          <w:tcPr/>
+          <w:tcPr>
+            <w:tcW w:w="5706" w:type="dxa"/>
+          </w:tcPr>
           <w:p>
             <w:pPr>
               <w:pStyle w:val="Compact"/>
@@ -6272,7 +7009,9 @@
           </w:p>
         </w:tc>
         <w:tc>
-          <w:tcPr/>
+          <w:tcPr>
+            <w:tcW w:w="1824" w:type="dxa"/>
+          </w:tcPr>
           <w:p>
             <w:pPr>
               <w:pStyle w:val="Compact"/>
@@ -6284,15 +7023,19 @@
           </w:p>
         </w:tc>
         <w:tc>
-          <w:tcPr/>
-          <w:p>
-            <w:pPr>
-              <w:pStyle w:val="Compact"/>
-            </w:pPr>
-          </w:p>
-        </w:tc>
-        <w:tc>
-          <w:tcPr/>
+          <w:tcPr>
+            <w:tcW w:w="914" w:type="dxa"/>
+          </w:tcPr>
+          <w:p>
+            <w:pPr>
+              <w:pStyle w:val="Compact"/>
+            </w:pPr>
+          </w:p>
+        </w:tc>
+        <w:tc>
+          <w:tcPr>
+            <w:tcW w:w="914" w:type="dxa"/>
+          </w:tcPr>
           <w:p>
             <w:pPr>
               <w:pStyle w:val="Compact"/>
@@ -6442,22 +7185,25 @@
     <w:tbl>
       <w:tblPr>
         <w:tblStyle w:val="Table"/>
-        <w:tblW w:type="auto" w:w="0"/>
+        <w:tblW w:type="dxa" w:w="9360"/>
         <w:tblLook w:firstRow="1" w:lastRow="0" w:firstColumn="0" w:lastColumn="0" w:noHBand="0" w:noVBand="0" w:val="0020"/>
         <w:jc w:val="start"/>
+        <w:tblLayout w:type="fixed"/>
       </w:tblPr>
       <w:tblGrid>
-        <w:gridCol w:w="1980"/>
-        <w:gridCol w:w="1980"/>
-        <w:gridCol w:w="1980"/>
-        <w:gridCol w:w="1980"/>
+        <w:gridCol w:w="5610"/>
+        <w:gridCol w:w="1951"/>
+        <w:gridCol w:w="899"/>
+        <w:gridCol w:w="899"/>
       </w:tblGrid>
       <w:tr>
         <w:trPr>
           <w:tblHeader w:val="true"/>
         </w:trPr>
         <w:tc>
-          <w:tcPr/>
+          <w:tcPr>
+            <w:tcW w:w="5610" w:type="dxa"/>
+          </w:tcPr>
           <w:p>
             <w:pPr>
               <w:pStyle w:val="Compact"/>
@@ -6469,7 +7215,9 @@
           </w:p>
         </w:tc>
         <w:tc>
-          <w:tcPr/>
+          <w:tcPr>
+            <w:tcW w:w="1951" w:type="dxa"/>
+          </w:tcPr>
           <w:p>
             <w:pPr>
               <w:pStyle w:val="Compact"/>
@@ -6481,7 +7229,9 @@
           </w:p>
         </w:tc>
         <w:tc>
-          <w:tcPr/>
+          <w:tcPr>
+            <w:tcW w:w="899" w:type="dxa"/>
+          </w:tcPr>
           <w:p>
             <w:pPr>
               <w:pStyle w:val="Compact"/>
@@ -6493,7 +7243,9 @@
           </w:p>
         </w:tc>
         <w:tc>
-          <w:tcPr/>
+          <w:tcPr>
+            <w:tcW w:w="899" w:type="dxa"/>
+          </w:tcPr>
           <w:p>
             <w:pPr>
               <w:pStyle w:val="Compact"/>
@@ -6507,7 +7259,9 @@
       </w:tr>
       <w:tr>
         <w:tc>
-          <w:tcPr/>
+          <w:tcPr>
+            <w:tcW w:w="5610" w:type="dxa"/>
+          </w:tcPr>
           <w:p>
             <w:pPr>
               <w:pStyle w:val="Compact"/>
@@ -6519,7 +7273,9 @@
           </w:p>
         </w:tc>
         <w:tc>
-          <w:tcPr/>
+          <w:tcPr>
+            <w:tcW w:w="1951" w:type="dxa"/>
+          </w:tcPr>
           <w:p>
             <w:pPr>
               <w:pStyle w:val="Compact"/>
@@ -6531,15 +7287,19 @@
           </w:p>
         </w:tc>
         <w:tc>
-          <w:tcPr/>
-          <w:p>
-            <w:pPr>
-              <w:pStyle w:val="Compact"/>
-            </w:pPr>
-          </w:p>
-        </w:tc>
-        <w:tc>
-          <w:tcPr/>
+          <w:tcPr>
+            <w:tcW w:w="899" w:type="dxa"/>
+          </w:tcPr>
+          <w:p>
+            <w:pPr>
+              <w:pStyle w:val="Compact"/>
+            </w:pPr>
+          </w:p>
+        </w:tc>
+        <w:tc>
+          <w:tcPr>
+            <w:tcW w:w="899" w:type="dxa"/>
+          </w:tcPr>
           <w:p>
             <w:pPr>
               <w:pStyle w:val="Compact"/>
@@ -6549,7 +7309,9 @@
       </w:tr>
       <w:tr>
         <w:tc>
-          <w:tcPr/>
+          <w:tcPr>
+            <w:tcW w:w="5610" w:type="dxa"/>
+          </w:tcPr>
           <w:p>
             <w:pPr>
               <w:pStyle w:val="Compact"/>
@@ -6561,7 +7323,9 @@
           </w:p>
         </w:tc>
         <w:tc>
-          <w:tcPr/>
+          <w:tcPr>
+            <w:tcW w:w="1951" w:type="dxa"/>
+          </w:tcPr>
           <w:p>
             <w:pPr>
               <w:pStyle w:val="Compact"/>
@@ -6573,15 +7337,19 @@
           </w:p>
         </w:tc>
         <w:tc>
-          <w:tcPr/>
-          <w:p>
-            <w:pPr>
-              <w:pStyle w:val="Compact"/>
-            </w:pPr>
-          </w:p>
-        </w:tc>
-        <w:tc>
-          <w:tcPr/>
+          <w:tcPr>
+            <w:tcW w:w="899" w:type="dxa"/>
+          </w:tcPr>
+          <w:p>
+            <w:pPr>
+              <w:pStyle w:val="Compact"/>
+            </w:pPr>
+          </w:p>
+        </w:tc>
+        <w:tc>
+          <w:tcPr>
+            <w:tcW w:w="899" w:type="dxa"/>
+          </w:tcPr>
           <w:p>
             <w:pPr>
               <w:pStyle w:val="Compact"/>
@@ -6591,7 +7359,9 @@
       </w:tr>
       <w:tr>
         <w:tc>
-          <w:tcPr/>
+          <w:tcPr>
+            <w:tcW w:w="5610" w:type="dxa"/>
+          </w:tcPr>
           <w:p>
             <w:pPr>
               <w:pStyle w:val="Compact"/>
@@ -6603,7 +7373,9 @@
           </w:p>
         </w:tc>
         <w:tc>
-          <w:tcPr/>
+          <w:tcPr>
+            <w:tcW w:w="1951" w:type="dxa"/>
+          </w:tcPr>
           <w:p>
             <w:pPr>
               <w:pStyle w:val="Compact"/>
@@ -6615,15 +7387,19 @@
           </w:p>
         </w:tc>
         <w:tc>
-          <w:tcPr/>
-          <w:p>
-            <w:pPr>
-              <w:pStyle w:val="Compact"/>
-            </w:pPr>
-          </w:p>
-        </w:tc>
-        <w:tc>
-          <w:tcPr/>
+          <w:tcPr>
+            <w:tcW w:w="899" w:type="dxa"/>
+          </w:tcPr>
+          <w:p>
+            <w:pPr>
+              <w:pStyle w:val="Compact"/>
+            </w:pPr>
+          </w:p>
+        </w:tc>
+        <w:tc>
+          <w:tcPr>
+            <w:tcW w:w="899" w:type="dxa"/>
+          </w:tcPr>
           <w:p>
             <w:pPr>
               <w:pStyle w:val="Compact"/>
@@ -6633,7 +7409,9 @@
       </w:tr>
       <w:tr>
         <w:tc>
-          <w:tcPr/>
+          <w:tcPr>
+            <w:tcW w:w="5610" w:type="dxa"/>
+          </w:tcPr>
           <w:p>
             <w:pPr>
               <w:pStyle w:val="Compact"/>
@@ -6645,7 +7423,9 @@
           </w:p>
         </w:tc>
         <w:tc>
-          <w:tcPr/>
+          <w:tcPr>
+            <w:tcW w:w="1951" w:type="dxa"/>
+          </w:tcPr>
           <w:p>
             <w:pPr>
               <w:pStyle w:val="Compact"/>
@@ -6657,15 +7437,19 @@
           </w:p>
         </w:tc>
         <w:tc>
-          <w:tcPr/>
-          <w:p>
-            <w:pPr>
-              <w:pStyle w:val="Compact"/>
-            </w:pPr>
-          </w:p>
-        </w:tc>
-        <w:tc>
-          <w:tcPr/>
+          <w:tcPr>
+            <w:tcW w:w="899" w:type="dxa"/>
+          </w:tcPr>
+          <w:p>
+            <w:pPr>
+              <w:pStyle w:val="Compact"/>
+            </w:pPr>
+          </w:p>
+        </w:tc>
+        <w:tc>
+          <w:tcPr>
+            <w:tcW w:w="899" w:type="dxa"/>
+          </w:tcPr>
           <w:p>
             <w:pPr>
               <w:pStyle w:val="Compact"/>
@@ -6675,7 +7459,9 @@
       </w:tr>
       <w:tr>
         <w:tc>
-          <w:tcPr/>
+          <w:tcPr>
+            <w:tcW w:w="5610" w:type="dxa"/>
+          </w:tcPr>
           <w:p>
             <w:pPr>
               <w:pStyle w:val="Compact"/>
@@ -6687,7 +7473,9 @@
           </w:p>
         </w:tc>
         <w:tc>
-          <w:tcPr/>
+          <w:tcPr>
+            <w:tcW w:w="1951" w:type="dxa"/>
+          </w:tcPr>
           <w:p>
             <w:pPr>
               <w:pStyle w:val="Compact"/>
@@ -6699,15 +7487,19 @@
           </w:p>
         </w:tc>
         <w:tc>
-          <w:tcPr/>
-          <w:p>
-            <w:pPr>
-              <w:pStyle w:val="Compact"/>
-            </w:pPr>
-          </w:p>
-        </w:tc>
-        <w:tc>
-          <w:tcPr/>
+          <w:tcPr>
+            <w:tcW w:w="899" w:type="dxa"/>
+          </w:tcPr>
+          <w:p>
+            <w:pPr>
+              <w:pStyle w:val="Compact"/>
+            </w:pPr>
+          </w:p>
+        </w:tc>
+        <w:tc>
+          <w:tcPr>
+            <w:tcW w:w="899" w:type="dxa"/>
+          </w:tcPr>
           <w:p>
             <w:pPr>
               <w:pStyle w:val="Compact"/>
@@ -6717,7 +7509,9 @@
       </w:tr>
       <w:tr>
         <w:tc>
-          <w:tcPr/>
+          <w:tcPr>
+            <w:tcW w:w="5610" w:type="dxa"/>
+          </w:tcPr>
           <w:p>
             <w:pPr>
               <w:pStyle w:val="Compact"/>
@@ -6729,7 +7523,9 @@
           </w:p>
         </w:tc>
         <w:tc>
-          <w:tcPr/>
+          <w:tcPr>
+            <w:tcW w:w="1951" w:type="dxa"/>
+          </w:tcPr>
           <w:p>
             <w:pPr>
               <w:pStyle w:val="Compact"/>
@@ -6741,15 +7537,19 @@
           </w:p>
         </w:tc>
         <w:tc>
-          <w:tcPr/>
-          <w:p>
-            <w:pPr>
-              <w:pStyle w:val="Compact"/>
-            </w:pPr>
-          </w:p>
-        </w:tc>
-        <w:tc>
-          <w:tcPr/>
+          <w:tcPr>
+            <w:tcW w:w="899" w:type="dxa"/>
+          </w:tcPr>
+          <w:p>
+            <w:pPr>
+              <w:pStyle w:val="Compact"/>
+            </w:pPr>
+          </w:p>
+        </w:tc>
+        <w:tc>
+          <w:tcPr>
+            <w:tcW w:w="899" w:type="dxa"/>
+          </w:tcPr>
           <w:p>
             <w:pPr>
               <w:pStyle w:val="Compact"/>
@@ -6759,7 +7559,9 @@
       </w:tr>
       <w:tr>
         <w:tc>
-          <w:tcPr/>
+          <w:tcPr>
+            <w:tcW w:w="5610" w:type="dxa"/>
+          </w:tcPr>
           <w:p>
             <w:pPr>
               <w:pStyle w:val="Compact"/>
@@ -6771,7 +7573,9 @@
           </w:p>
         </w:tc>
         <w:tc>
-          <w:tcPr/>
+          <w:tcPr>
+            <w:tcW w:w="1951" w:type="dxa"/>
+          </w:tcPr>
           <w:p>
             <w:pPr>
               <w:pStyle w:val="Compact"/>
@@ -6783,15 +7587,19 @@
           </w:p>
         </w:tc>
         <w:tc>
-          <w:tcPr/>
-          <w:p>
-            <w:pPr>
-              <w:pStyle w:val="Compact"/>
-            </w:pPr>
-          </w:p>
-        </w:tc>
-        <w:tc>
-          <w:tcPr/>
+          <w:tcPr>
+            <w:tcW w:w="899" w:type="dxa"/>
+          </w:tcPr>
+          <w:p>
+            <w:pPr>
+              <w:pStyle w:val="Compact"/>
+            </w:pPr>
+          </w:p>
+        </w:tc>
+        <w:tc>
+          <w:tcPr>
+            <w:tcW w:w="899" w:type="dxa"/>
+          </w:tcPr>
           <w:p>
             <w:pPr>
               <w:pStyle w:val="Compact"/>
@@ -6801,7 +7609,9 @@
       </w:tr>
       <w:tr>
         <w:tc>
-          <w:tcPr/>
+          <w:tcPr>
+            <w:tcW w:w="5610" w:type="dxa"/>
+          </w:tcPr>
           <w:p>
             <w:pPr>
               <w:pStyle w:val="Compact"/>
@@ -6813,7 +7623,9 @@
           </w:p>
         </w:tc>
         <w:tc>
-          <w:tcPr/>
+          <w:tcPr>
+            <w:tcW w:w="1951" w:type="dxa"/>
+          </w:tcPr>
           <w:p>
             <w:pPr>
               <w:pStyle w:val="Compact"/>
@@ -6825,15 +7637,19 @@
           </w:p>
         </w:tc>
         <w:tc>
-          <w:tcPr/>
-          <w:p>
-            <w:pPr>
-              <w:pStyle w:val="Compact"/>
-            </w:pPr>
-          </w:p>
-        </w:tc>
-        <w:tc>
-          <w:tcPr/>
+          <w:tcPr>
+            <w:tcW w:w="899" w:type="dxa"/>
+          </w:tcPr>
+          <w:p>
+            <w:pPr>
+              <w:pStyle w:val="Compact"/>
+            </w:pPr>
+          </w:p>
+        </w:tc>
+        <w:tc>
+          <w:tcPr>
+            <w:tcW w:w="899" w:type="dxa"/>
+          </w:tcPr>
           <w:p>
             <w:pPr>
               <w:pStyle w:val="Compact"/>
@@ -6843,7 +7659,9 @@
       </w:tr>
       <w:tr>
         <w:tc>
-          <w:tcPr/>
+          <w:tcPr>
+            <w:tcW w:w="5610" w:type="dxa"/>
+          </w:tcPr>
           <w:p>
             <w:pPr>
               <w:pStyle w:val="Compact"/>
@@ -6855,7 +7673,9 @@
           </w:p>
         </w:tc>
         <w:tc>
-          <w:tcPr/>
+          <w:tcPr>
+            <w:tcW w:w="1951" w:type="dxa"/>
+          </w:tcPr>
           <w:p>
             <w:pPr>
               <w:pStyle w:val="Compact"/>
@@ -6867,15 +7687,19 @@
           </w:p>
         </w:tc>
         <w:tc>
-          <w:tcPr/>
-          <w:p>
-            <w:pPr>
-              <w:pStyle w:val="Compact"/>
-            </w:pPr>
-          </w:p>
-        </w:tc>
-        <w:tc>
-          <w:tcPr/>
+          <w:tcPr>
+            <w:tcW w:w="899" w:type="dxa"/>
+          </w:tcPr>
+          <w:p>
+            <w:pPr>
+              <w:pStyle w:val="Compact"/>
+            </w:pPr>
+          </w:p>
+        </w:tc>
+        <w:tc>
+          <w:tcPr>
+            <w:tcW w:w="899" w:type="dxa"/>
+          </w:tcPr>
           <w:p>
             <w:pPr>
               <w:pStyle w:val="Compact"/>
@@ -7001,22 +7825,25 @@
     <w:tbl>
       <w:tblPr>
         <w:tblStyle w:val="Table"/>
-        <w:tblW w:type="auto" w:w="0"/>
+        <w:tblW w:type="dxa" w:w="9360"/>
         <w:tblLook w:firstRow="1" w:lastRow="0" w:firstColumn="0" w:lastColumn="0" w:noHBand="0" w:noVBand="0" w:val="0020"/>
         <w:jc w:val="start"/>
+        <w:tblLayout w:type="fixed"/>
       </w:tblPr>
       <w:tblGrid>
-        <w:gridCol w:w="1980"/>
-        <w:gridCol w:w="1980"/>
-        <w:gridCol w:w="1980"/>
-        <w:gridCol w:w="1980"/>
+        <w:gridCol w:w="5557"/>
+        <w:gridCol w:w="2020"/>
+        <w:gridCol w:w="890"/>
+        <w:gridCol w:w="890"/>
       </w:tblGrid>
       <w:tr>
         <w:trPr>
           <w:tblHeader w:val="true"/>
         </w:trPr>
         <w:tc>
-          <w:tcPr/>
+          <w:tcPr>
+            <w:tcW w:w="5557" w:type="dxa"/>
+          </w:tcPr>
           <w:p>
             <w:pPr>
               <w:pStyle w:val="Compact"/>
@@ -7028,7 +7855,9 @@
           </w:p>
         </w:tc>
         <w:tc>
-          <w:tcPr/>
+          <w:tcPr>
+            <w:tcW w:w="2020" w:type="dxa"/>
+          </w:tcPr>
           <w:p>
             <w:pPr>
               <w:pStyle w:val="Compact"/>
@@ -7040,7 +7869,9 @@
           </w:p>
         </w:tc>
         <w:tc>
-          <w:tcPr/>
+          <w:tcPr>
+            <w:tcW w:w="890" w:type="dxa"/>
+          </w:tcPr>
           <w:p>
             <w:pPr>
               <w:pStyle w:val="Compact"/>
@@ -7052,7 +7883,9 @@
           </w:p>
         </w:tc>
         <w:tc>
-          <w:tcPr/>
+          <w:tcPr>
+            <w:tcW w:w="890" w:type="dxa"/>
+          </w:tcPr>
           <w:p>
             <w:pPr>
               <w:pStyle w:val="Compact"/>
@@ -7066,7 +7899,9 @@
       </w:tr>
       <w:tr>
         <w:tc>
-          <w:tcPr/>
+          <w:tcPr>
+            <w:tcW w:w="5557" w:type="dxa"/>
+          </w:tcPr>
           <w:p>
             <w:pPr>
               <w:pStyle w:val="Compact"/>
@@ -7078,7 +7913,9 @@
           </w:p>
         </w:tc>
         <w:tc>
-          <w:tcPr/>
+          <w:tcPr>
+            <w:tcW w:w="2020" w:type="dxa"/>
+          </w:tcPr>
           <w:p>
             <w:pPr>
               <w:pStyle w:val="Compact"/>
@@ -7090,15 +7927,19 @@
           </w:p>
         </w:tc>
         <w:tc>
-          <w:tcPr/>
-          <w:p>
-            <w:pPr>
-              <w:pStyle w:val="Compact"/>
-            </w:pPr>
-          </w:p>
-        </w:tc>
-        <w:tc>
-          <w:tcPr/>
+          <w:tcPr>
+            <w:tcW w:w="890" w:type="dxa"/>
+          </w:tcPr>
+          <w:p>
+            <w:pPr>
+              <w:pStyle w:val="Compact"/>
+            </w:pPr>
+          </w:p>
+        </w:tc>
+        <w:tc>
+          <w:tcPr>
+            <w:tcW w:w="890" w:type="dxa"/>
+          </w:tcPr>
           <w:p>
             <w:pPr>
               <w:pStyle w:val="Compact"/>
@@ -7108,7 +7949,9 @@
       </w:tr>
       <w:tr>
         <w:tc>
-          <w:tcPr/>
+          <w:tcPr>
+            <w:tcW w:w="5557" w:type="dxa"/>
+          </w:tcPr>
           <w:p>
             <w:pPr>
               <w:pStyle w:val="Compact"/>
@@ -7120,7 +7963,9 @@
           </w:p>
         </w:tc>
         <w:tc>
-          <w:tcPr/>
+          <w:tcPr>
+            <w:tcW w:w="2020" w:type="dxa"/>
+          </w:tcPr>
           <w:p>
             <w:pPr>
               <w:pStyle w:val="Compact"/>
@@ -7132,15 +7977,19 @@
           </w:p>
         </w:tc>
         <w:tc>
-          <w:tcPr/>
-          <w:p>
-            <w:pPr>
-              <w:pStyle w:val="Compact"/>
-            </w:pPr>
-          </w:p>
-        </w:tc>
-        <w:tc>
-          <w:tcPr/>
+          <w:tcPr>
+            <w:tcW w:w="890" w:type="dxa"/>
+          </w:tcPr>
+          <w:p>
+            <w:pPr>
+              <w:pStyle w:val="Compact"/>
+            </w:pPr>
+          </w:p>
+        </w:tc>
+        <w:tc>
+          <w:tcPr>
+            <w:tcW w:w="890" w:type="dxa"/>
+          </w:tcPr>
           <w:p>
             <w:pPr>
               <w:pStyle w:val="Compact"/>
@@ -7150,7 +7999,9 @@
       </w:tr>
       <w:tr>
         <w:tc>
-          <w:tcPr/>
+          <w:tcPr>
+            <w:tcW w:w="5557" w:type="dxa"/>
+          </w:tcPr>
           <w:p>
             <w:pPr>
               <w:pStyle w:val="Compact"/>
@@ -7162,7 +8013,9 @@
           </w:p>
         </w:tc>
         <w:tc>
-          <w:tcPr/>
+          <w:tcPr>
+            <w:tcW w:w="2020" w:type="dxa"/>
+          </w:tcPr>
           <w:p>
             <w:pPr>
               <w:pStyle w:val="Compact"/>
@@ -7174,15 +8027,19 @@
           </w:p>
         </w:tc>
         <w:tc>
-          <w:tcPr/>
-          <w:p>
-            <w:pPr>
-              <w:pStyle w:val="Compact"/>
-            </w:pPr>
-          </w:p>
-        </w:tc>
-        <w:tc>
-          <w:tcPr/>
+          <w:tcPr>
+            <w:tcW w:w="890" w:type="dxa"/>
+          </w:tcPr>
+          <w:p>
+            <w:pPr>
+              <w:pStyle w:val="Compact"/>
+            </w:pPr>
+          </w:p>
+        </w:tc>
+        <w:tc>
+          <w:tcPr>
+            <w:tcW w:w="890" w:type="dxa"/>
+          </w:tcPr>
           <w:p>
             <w:pPr>
               <w:pStyle w:val="Compact"/>
@@ -7192,7 +8049,9 @@
       </w:tr>
       <w:tr>
         <w:tc>
-          <w:tcPr/>
+          <w:tcPr>
+            <w:tcW w:w="5557" w:type="dxa"/>
+          </w:tcPr>
           <w:p>
             <w:pPr>
               <w:pStyle w:val="Compact"/>
@@ -7204,7 +8063,9 @@
           </w:p>
         </w:tc>
         <w:tc>
-          <w:tcPr/>
+          <w:tcPr>
+            <w:tcW w:w="2020" w:type="dxa"/>
+          </w:tcPr>
           <w:p>
             <w:pPr>
               <w:pStyle w:val="Compact"/>
@@ -7216,15 +8077,19 @@
           </w:p>
         </w:tc>
         <w:tc>
-          <w:tcPr/>
-          <w:p>
-            <w:pPr>
-              <w:pStyle w:val="Compact"/>
-            </w:pPr>
-          </w:p>
-        </w:tc>
-        <w:tc>
-          <w:tcPr/>
+          <w:tcPr>
+            <w:tcW w:w="890" w:type="dxa"/>
+          </w:tcPr>
+          <w:p>
+            <w:pPr>
+              <w:pStyle w:val="Compact"/>
+            </w:pPr>
+          </w:p>
+        </w:tc>
+        <w:tc>
+          <w:tcPr>
+            <w:tcW w:w="890" w:type="dxa"/>
+          </w:tcPr>
           <w:p>
             <w:pPr>
               <w:pStyle w:val="Compact"/>
@@ -7234,7 +8099,9 @@
       </w:tr>
       <w:tr>
         <w:tc>
-          <w:tcPr/>
+          <w:tcPr>
+            <w:tcW w:w="5557" w:type="dxa"/>
+          </w:tcPr>
           <w:p>
             <w:pPr>
               <w:pStyle w:val="Compact"/>
@@ -7246,7 +8113,9 @@
           </w:p>
         </w:tc>
         <w:tc>
-          <w:tcPr/>
+          <w:tcPr>
+            <w:tcW w:w="2020" w:type="dxa"/>
+          </w:tcPr>
           <w:p>
             <w:pPr>
               <w:pStyle w:val="Compact"/>
@@ -7258,15 +8127,19 @@
           </w:p>
         </w:tc>
         <w:tc>
-          <w:tcPr/>
-          <w:p>
-            <w:pPr>
-              <w:pStyle w:val="Compact"/>
-            </w:pPr>
-          </w:p>
-        </w:tc>
-        <w:tc>
-          <w:tcPr/>
+          <w:tcPr>
+            <w:tcW w:w="890" w:type="dxa"/>
+          </w:tcPr>
+          <w:p>
+            <w:pPr>
+              <w:pStyle w:val="Compact"/>
+            </w:pPr>
+          </w:p>
+        </w:tc>
+        <w:tc>
+          <w:tcPr>
+            <w:tcW w:w="890" w:type="dxa"/>
+          </w:tcPr>
           <w:p>
             <w:pPr>
               <w:pStyle w:val="Compact"/>
@@ -7276,7 +8149,9 @@
       </w:tr>
       <w:tr>
         <w:tc>
-          <w:tcPr/>
+          <w:tcPr>
+            <w:tcW w:w="5557" w:type="dxa"/>
+          </w:tcPr>
           <w:p>
             <w:pPr>
               <w:pStyle w:val="Compact"/>
@@ -7288,7 +8163,9 @@
           </w:p>
         </w:tc>
         <w:tc>
-          <w:tcPr/>
+          <w:tcPr>
+            <w:tcW w:w="2020" w:type="dxa"/>
+          </w:tcPr>
           <w:p>
             <w:pPr>
               <w:pStyle w:val="Compact"/>
@@ -7300,15 +8177,19 @@
           </w:p>
         </w:tc>
         <w:tc>
-          <w:tcPr/>
-          <w:p>
-            <w:pPr>
-              <w:pStyle w:val="Compact"/>
-            </w:pPr>
-          </w:p>
-        </w:tc>
-        <w:tc>
-          <w:tcPr/>
+          <w:tcPr>
+            <w:tcW w:w="890" w:type="dxa"/>
+          </w:tcPr>
+          <w:p>
+            <w:pPr>
+              <w:pStyle w:val="Compact"/>
+            </w:pPr>
+          </w:p>
+        </w:tc>
+        <w:tc>
+          <w:tcPr>
+            <w:tcW w:w="890" w:type="dxa"/>
+          </w:tcPr>
           <w:p>
             <w:pPr>
               <w:pStyle w:val="Compact"/>
@@ -7318,7 +8199,9 @@
       </w:tr>
       <w:tr>
         <w:tc>
-          <w:tcPr/>
+          <w:tcPr>
+            <w:tcW w:w="5557" w:type="dxa"/>
+          </w:tcPr>
           <w:p>
             <w:pPr>
               <w:pStyle w:val="Compact"/>
@@ -7330,7 +8213,9 @@
           </w:p>
         </w:tc>
         <w:tc>
-          <w:tcPr/>
+          <w:tcPr>
+            <w:tcW w:w="2020" w:type="dxa"/>
+          </w:tcPr>
           <w:p>
             <w:pPr>
               <w:pStyle w:val="Compact"/>
@@ -7342,15 +8227,19 @@
           </w:p>
         </w:tc>
         <w:tc>
-          <w:tcPr/>
-          <w:p>
-            <w:pPr>
-              <w:pStyle w:val="Compact"/>
-            </w:pPr>
-          </w:p>
-        </w:tc>
-        <w:tc>
-          <w:tcPr/>
+          <w:tcPr>
+            <w:tcW w:w="890" w:type="dxa"/>
+          </w:tcPr>
+          <w:p>
+            <w:pPr>
+              <w:pStyle w:val="Compact"/>
+            </w:pPr>
+          </w:p>
+        </w:tc>
+        <w:tc>
+          <w:tcPr>
+            <w:tcW w:w="890" w:type="dxa"/>
+          </w:tcPr>
           <w:p>
             <w:pPr>
               <w:pStyle w:val="Compact"/>
@@ -7360,7 +8249,9 @@
       </w:tr>
       <w:tr>
         <w:tc>
-          <w:tcPr/>
+          <w:tcPr>
+            <w:tcW w:w="5557" w:type="dxa"/>
+          </w:tcPr>
           <w:p>
             <w:pPr>
               <w:pStyle w:val="Compact"/>
@@ -7372,7 +8263,9 @@
           </w:p>
         </w:tc>
         <w:tc>
-          <w:tcPr/>
+          <w:tcPr>
+            <w:tcW w:w="2020" w:type="dxa"/>
+          </w:tcPr>
           <w:p>
             <w:pPr>
               <w:pStyle w:val="Compact"/>
@@ -7384,15 +8277,19 @@
           </w:p>
         </w:tc>
         <w:tc>
-          <w:tcPr/>
-          <w:p>
-            <w:pPr>
-              <w:pStyle w:val="Compact"/>
-            </w:pPr>
-          </w:p>
-        </w:tc>
-        <w:tc>
-          <w:tcPr/>
+          <w:tcPr>
+            <w:tcW w:w="890" w:type="dxa"/>
+          </w:tcPr>
+          <w:p>
+            <w:pPr>
+              <w:pStyle w:val="Compact"/>
+            </w:pPr>
+          </w:p>
+        </w:tc>
+        <w:tc>
+          <w:tcPr>
+            <w:tcW w:w="890" w:type="dxa"/>
+          </w:tcPr>
           <w:p>
             <w:pPr>
               <w:pStyle w:val="Compact"/>
@@ -7402,7 +8299,9 @@
       </w:tr>
       <w:tr>
         <w:tc>
-          <w:tcPr/>
+          <w:tcPr>
+            <w:tcW w:w="5557" w:type="dxa"/>
+          </w:tcPr>
           <w:p>
             <w:pPr>
               <w:pStyle w:val="Compact"/>
@@ -7414,7 +8313,9 @@
           </w:p>
         </w:tc>
         <w:tc>
-          <w:tcPr/>
+          <w:tcPr>
+            <w:tcW w:w="2020" w:type="dxa"/>
+          </w:tcPr>
           <w:p>
             <w:pPr>
               <w:pStyle w:val="Compact"/>
@@ -7426,15 +8327,19 @@
           </w:p>
         </w:tc>
         <w:tc>
-          <w:tcPr/>
-          <w:p>
-            <w:pPr>
-              <w:pStyle w:val="Compact"/>
-            </w:pPr>
-          </w:p>
-        </w:tc>
-        <w:tc>
-          <w:tcPr/>
+          <w:tcPr>
+            <w:tcW w:w="890" w:type="dxa"/>
+          </w:tcPr>
+          <w:p>
+            <w:pPr>
+              <w:pStyle w:val="Compact"/>
+            </w:pPr>
+          </w:p>
+        </w:tc>
+        <w:tc>
+          <w:tcPr>
+            <w:tcW w:w="890" w:type="dxa"/>
+          </w:tcPr>
           <w:p>
             <w:pPr>
               <w:pStyle w:val="Compact"/>
@@ -7845,21 +8750,24 @@
     <w:tbl>
       <w:tblPr>
         <w:tblStyle w:val="Table"/>
-        <w:tblW w:type="auto" w:w="0"/>
+        <w:tblW w:type="dxa" w:w="9360"/>
         <w:tblLook w:firstRow="1" w:lastRow="0" w:firstColumn="0" w:lastColumn="0" w:noHBand="0" w:noVBand="0" w:val="0020"/>
         <w:jc w:val="start"/>
+        <w:tblLayout w:type="fixed"/>
       </w:tblPr>
       <w:tblGrid>
-        <w:gridCol w:w="2640"/>
-        <w:gridCol w:w="2640"/>
-        <w:gridCol w:w="2640"/>
+        <w:gridCol w:w="2787"/>
+        <w:gridCol w:w="2087"/>
+        <w:gridCol w:w="4485"/>
       </w:tblGrid>
       <w:tr>
         <w:trPr>
           <w:tblHeader w:val="true"/>
         </w:trPr>
         <w:tc>
-          <w:tcPr/>
+          <w:tcPr>
+            <w:tcW w:w="2787" w:type="dxa"/>
+          </w:tcPr>
           <w:p>
             <w:pPr>
               <w:pStyle w:val="Compact"/>
@@ -7871,7 +8779,9 @@
           </w:p>
         </w:tc>
         <w:tc>
-          <w:tcPr/>
+          <w:tcPr>
+            <w:tcW w:w="2087" w:type="dxa"/>
+          </w:tcPr>
           <w:p>
             <w:pPr>
               <w:pStyle w:val="Compact"/>
@@ -7883,7 +8793,9 @@
           </w:p>
         </w:tc>
         <w:tc>
-          <w:tcPr/>
+          <w:tcPr>
+            <w:tcW w:w="4485" w:type="dxa"/>
+          </w:tcPr>
           <w:p>
             <w:pPr>
               <w:pStyle w:val="Compact"/>
@@ -7897,7 +8809,9 @@
       </w:tr>
       <w:tr>
         <w:tc>
-          <w:tcPr/>
+          <w:tcPr>
+            <w:tcW w:w="2787" w:type="dxa"/>
+          </w:tcPr>
           <w:p>
             <w:pPr>
               <w:pStyle w:val="Compact"/>
@@ -7909,7 +8823,9 @@
           </w:p>
         </w:tc>
         <w:tc>
-          <w:tcPr/>
+          <w:tcPr>
+            <w:tcW w:w="2087" w:type="dxa"/>
+          </w:tcPr>
           <w:p>
             <w:pPr>
               <w:pStyle w:val="Compact"/>
@@ -7921,7 +8837,9 @@
           </w:p>
         </w:tc>
         <w:tc>
-          <w:tcPr/>
+          <w:tcPr>
+            <w:tcW w:w="4485" w:type="dxa"/>
+          </w:tcPr>
           <w:p>
             <w:pPr>
               <w:pStyle w:val="Compact"/>
@@ -7944,7 +8862,9 @@
       </w:tr>
       <w:tr>
         <w:tc>
-          <w:tcPr/>
+          <w:tcPr>
+            <w:tcW w:w="2787" w:type="dxa"/>
+          </w:tcPr>
           <w:p>
             <w:pPr>
               <w:pStyle w:val="Compact"/>
@@ -7956,7 +8876,9 @@
           </w:p>
         </w:tc>
         <w:tc>
-          <w:tcPr/>
+          <w:tcPr>
+            <w:tcW w:w="2087" w:type="dxa"/>
+          </w:tcPr>
           <w:p>
             <w:pPr>
               <w:pStyle w:val="Compact"/>
@@ -7968,7 +8890,9 @@
           </w:p>
         </w:tc>
         <w:tc>
-          <w:tcPr/>
+          <w:tcPr>
+            <w:tcW w:w="4485" w:type="dxa"/>
+          </w:tcPr>
           <w:p>
             <w:pPr>
               <w:pStyle w:val="Compact"/>
@@ -7982,7 +8906,9 @@
       </w:tr>
       <w:tr>
         <w:tc>
-          <w:tcPr/>
+          <w:tcPr>
+            <w:tcW w:w="2787" w:type="dxa"/>
+          </w:tcPr>
           <w:p>
             <w:pPr>
               <w:pStyle w:val="Compact"/>
@@ -7994,7 +8920,9 @@
           </w:p>
         </w:tc>
         <w:tc>
-          <w:tcPr/>
+          <w:tcPr>
+            <w:tcW w:w="2087" w:type="dxa"/>
+          </w:tcPr>
           <w:p>
             <w:pPr>
               <w:pStyle w:val="Compact"/>
@@ -8006,7 +8934,9 @@
           </w:p>
         </w:tc>
         <w:tc>
-          <w:tcPr/>
+          <w:tcPr>
+            <w:tcW w:w="4485" w:type="dxa"/>
+          </w:tcPr>
           <w:p>
             <w:pPr>
               <w:pStyle w:val="Compact"/>
@@ -8020,7 +8950,9 @@
       </w:tr>
       <w:tr>
         <w:tc>
-          <w:tcPr/>
+          <w:tcPr>
+            <w:tcW w:w="2787" w:type="dxa"/>
+          </w:tcPr>
           <w:p>
             <w:pPr>
               <w:pStyle w:val="Compact"/>
@@ -8032,7 +8964,9 @@
           </w:p>
         </w:tc>
         <w:tc>
-          <w:tcPr/>
+          <w:tcPr>
+            <w:tcW w:w="2087" w:type="dxa"/>
+          </w:tcPr>
           <w:p>
             <w:pPr>
               <w:pStyle w:val="Compact"/>
@@ -8044,7 +8978,9 @@
           </w:p>
         </w:tc>
         <w:tc>
-          <w:tcPr/>
+          <w:tcPr>
+            <w:tcW w:w="4485" w:type="dxa"/>
+          </w:tcPr>
           <w:p>
             <w:pPr>
               <w:pStyle w:val="Compact"/>
@@ -8058,7 +8994,9 @@
       </w:tr>
       <w:tr>
         <w:tc>
-          <w:tcPr/>
+          <w:tcPr>
+            <w:tcW w:w="2787" w:type="dxa"/>
+          </w:tcPr>
           <w:p>
             <w:pPr>
               <w:pStyle w:val="Compact"/>
@@ -8070,7 +9008,9 @@
           </w:p>
         </w:tc>
         <w:tc>
-          <w:tcPr/>
+          <w:tcPr>
+            <w:tcW w:w="2087" w:type="dxa"/>
+          </w:tcPr>
           <w:p>
             <w:pPr>
               <w:pStyle w:val="Compact"/>
@@ -8082,7 +9022,9 @@
           </w:p>
         </w:tc>
         <w:tc>
-          <w:tcPr/>
+          <w:tcPr>
+            <w:tcW w:w="4485" w:type="dxa"/>
+          </w:tcPr>
           <w:p>
             <w:pPr>
               <w:pStyle w:val="Compact"/>
@@ -8096,7 +9038,9 @@
       </w:tr>
       <w:tr>
         <w:tc>
-          <w:tcPr/>
+          <w:tcPr>
+            <w:tcW w:w="2787" w:type="dxa"/>
+          </w:tcPr>
           <w:p>
             <w:pPr>
               <w:pStyle w:val="Compact"/>
@@ -8108,7 +9052,9 @@
           </w:p>
         </w:tc>
         <w:tc>
-          <w:tcPr/>
+          <w:tcPr>
+            <w:tcW w:w="2087" w:type="dxa"/>
+          </w:tcPr>
           <w:p>
             <w:pPr>
               <w:pStyle w:val="Compact"/>
@@ -8120,7 +9066,9 @@
           </w:p>
         </w:tc>
         <w:tc>
-          <w:tcPr/>
+          <w:tcPr>
+            <w:tcW w:w="4485" w:type="dxa"/>
+          </w:tcPr>
           <w:p>
             <w:pPr>
               <w:pStyle w:val="Compact"/>
@@ -8134,7 +9082,9 @@
       </w:tr>
       <w:tr>
         <w:tc>
-          <w:tcPr/>
+          <w:tcPr>
+            <w:tcW w:w="2787" w:type="dxa"/>
+          </w:tcPr>
           <w:p>
             <w:pPr>
               <w:pStyle w:val="Compact"/>
@@ -8146,7 +9096,9 @@
           </w:p>
         </w:tc>
         <w:tc>
-          <w:tcPr/>
+          <w:tcPr>
+            <w:tcW w:w="2087" w:type="dxa"/>
+          </w:tcPr>
           <w:p>
             <w:pPr>
               <w:pStyle w:val="Compact"/>
@@ -8158,7 +9110,9 @@
           </w:p>
         </w:tc>
         <w:tc>
-          <w:tcPr/>
+          <w:tcPr>
+            <w:tcW w:w="4485" w:type="dxa"/>
+          </w:tcPr>
           <w:p>
             <w:pPr>
               <w:pStyle w:val="Compact"/>
@@ -8172,7 +9126,9 @@
       </w:tr>
       <w:tr>
         <w:tc>
-          <w:tcPr/>
+          <w:tcPr>
+            <w:tcW w:w="2787" w:type="dxa"/>
+          </w:tcPr>
           <w:p>
             <w:pPr>
               <w:pStyle w:val="Compact"/>
@@ -8184,7 +9140,9 @@
           </w:p>
         </w:tc>
         <w:tc>
-          <w:tcPr/>
+          <w:tcPr>
+            <w:tcW w:w="2087" w:type="dxa"/>
+          </w:tcPr>
           <w:p>
             <w:pPr>
               <w:pStyle w:val="Compact"/>
@@ -8196,7 +9154,9 @@
           </w:p>
         </w:tc>
         <w:tc>
-          <w:tcPr/>
+          <w:tcPr>
+            <w:tcW w:w="4485" w:type="dxa"/>
+          </w:tcPr>
           <w:p>
             <w:pPr>
               <w:pStyle w:val="Compact"/>
@@ -8210,7 +9170,9 @@
       </w:tr>
       <w:tr>
         <w:tc>
-          <w:tcPr/>
+          <w:tcPr>
+            <w:tcW w:w="2787" w:type="dxa"/>
+          </w:tcPr>
           <w:p>
             <w:pPr>
               <w:pStyle w:val="Compact"/>
@@ -8222,7 +9184,9 @@
           </w:p>
         </w:tc>
         <w:tc>
-          <w:tcPr/>
+          <w:tcPr>
+            <w:tcW w:w="2087" w:type="dxa"/>
+          </w:tcPr>
           <w:p>
             <w:pPr>
               <w:pStyle w:val="Compact"/>
@@ -8234,7 +9198,9 @@
           </w:p>
         </w:tc>
         <w:tc>
-          <w:tcPr/>
+          <w:tcPr>
+            <w:tcW w:w="4485" w:type="dxa"/>
+          </w:tcPr>
           <w:p>
             <w:pPr>
               <w:pStyle w:val="Compact"/>
@@ -8248,7 +9214,9 @@
       </w:tr>
       <w:tr>
         <w:tc>
-          <w:tcPr/>
+          <w:tcPr>
+            <w:tcW w:w="2787" w:type="dxa"/>
+          </w:tcPr>
           <w:p>
             <w:pPr>
               <w:pStyle w:val="Compact"/>
@@ -8260,7 +9228,9 @@
           </w:p>
         </w:tc>
         <w:tc>
-          <w:tcPr/>
+          <w:tcPr>
+            <w:tcW w:w="2087" w:type="dxa"/>
+          </w:tcPr>
           <w:p>
             <w:pPr>
               <w:pStyle w:val="Compact"/>
@@ -8272,7 +9242,9 @@
           </w:p>
         </w:tc>
         <w:tc>
-          <w:tcPr/>
+          <w:tcPr>
+            <w:tcW w:w="4485" w:type="dxa"/>
+          </w:tcPr>
           <w:p>
             <w:pPr>
               <w:pStyle w:val="Compact"/>
@@ -8286,7 +9258,9 @@
       </w:tr>
       <w:tr>
         <w:tc>
-          <w:tcPr/>
+          <w:tcPr>
+            <w:tcW w:w="2787" w:type="dxa"/>
+          </w:tcPr>
           <w:p>
             <w:pPr>
               <w:pStyle w:val="Compact"/>
@@ -8298,7 +9272,9 @@
           </w:p>
         </w:tc>
         <w:tc>
-          <w:tcPr/>
+          <w:tcPr>
+            <w:tcW w:w="2087" w:type="dxa"/>
+          </w:tcPr>
           <w:p>
             <w:pPr>
               <w:pStyle w:val="Compact"/>
@@ -8310,7 +9286,9 @@
           </w:p>
         </w:tc>
         <w:tc>
-          <w:tcPr/>
+          <w:tcPr>
+            <w:tcW w:w="4485" w:type="dxa"/>
+          </w:tcPr>
           <w:p>
             <w:pPr>
               <w:pStyle w:val="Compact"/>
@@ -8324,7 +9302,9 @@
       </w:tr>
       <w:tr>
         <w:tc>
-          <w:tcPr/>
+          <w:tcPr>
+            <w:tcW w:w="2787" w:type="dxa"/>
+          </w:tcPr>
           <w:p>
             <w:pPr>
               <w:pStyle w:val="Compact"/>
@@ -8336,7 +9316,9 @@
           </w:p>
         </w:tc>
         <w:tc>
-          <w:tcPr/>
+          <w:tcPr>
+            <w:tcW w:w="2087" w:type="dxa"/>
+          </w:tcPr>
           <w:p>
             <w:pPr>
               <w:pStyle w:val="Compact"/>
@@ -8348,7 +9330,9 @@
           </w:p>
         </w:tc>
         <w:tc>
-          <w:tcPr/>
+          <w:tcPr>
+            <w:tcW w:w="4485" w:type="dxa"/>
+          </w:tcPr>
           <w:p>
             <w:pPr>
               <w:pStyle w:val="Compact"/>
@@ -8362,7 +9346,9 @@
       </w:tr>
       <w:tr>
         <w:tc>
-          <w:tcPr/>
+          <w:tcPr>
+            <w:tcW w:w="2787" w:type="dxa"/>
+          </w:tcPr>
           <w:p>
             <w:pPr>
               <w:pStyle w:val="Compact"/>
@@ -8374,7 +9360,9 @@
           </w:p>
         </w:tc>
         <w:tc>
-          <w:tcPr/>
+          <w:tcPr>
+            <w:tcW w:w="2087" w:type="dxa"/>
+          </w:tcPr>
           <w:p>
             <w:pPr>
               <w:pStyle w:val="Compact"/>
@@ -8386,7 +9374,9 @@
           </w:p>
         </w:tc>
         <w:tc>
-          <w:tcPr/>
+          <w:tcPr>
+            <w:tcW w:w="4485" w:type="dxa"/>
+          </w:tcPr>
           <w:p>
             <w:pPr>
               <w:pStyle w:val="Compact"/>
@@ -8879,7 +9869,7 @@
         <w:t xml:space="preserve">docs/analytics/practice-exercises.md</w:t>
       </w:r>
       <w:r>
-        <w:t xml:space="preserve">; the answer key is trainer-only ([COMPANY: trainer-only location], never in the hires' OneNote sections)</w:t>
+        <w:t xml:space="preserve">; the answer key is trainer-only ([COMPANY: trainer-only location], never in the hires' OneNote sections or the onboarding folder; not given to the hires before the day-30 review, and after it only if the Manager decides to share it)</w:t>
       </w:r>
     </w:p>
     <w:bookmarkEnd w:id="51"/>

--- a/dist/docs/03-check-ins-and-scorecards.docx
+++ b/dist/docs/03-check-ins-and-scorecards.docx
@@ -16,7 +16,7 @@
         <w:pStyle w:val="FirstParagraph"/>
       </w:pPr>
       <w:r>
-        <w:t xml:space="preserve">Last updated: 2026-10-08 · Owner: BSA Manager</w:t>
+        <w:t xml:space="preserve">Last updated: 2026-10-17 · Owner: BSA Manager</w:t>
       </w:r>
     </w:p>
     <w:p>
@@ -106,11 +106,11 @@
         <w:tblLayout w:type="fixed"/>
       </w:tblPr>
       <w:tblGrid>
-        <w:gridCol w:w="891"/>
-        <w:gridCol w:w="1944"/>
-        <w:gridCol w:w="3385"/>
-        <w:gridCol w:w="976"/>
-        <w:gridCol w:w="2161"/>
+        <w:gridCol w:w="1495"/>
+        <w:gridCol w:w="1731"/>
+        <w:gridCol w:w="3013"/>
+        <w:gridCol w:w="920"/>
+        <w:gridCol w:w="2200"/>
       </w:tblGrid>
       <w:tr>
         <w:trPr>
@@ -118,7 +118,7 @@
         </w:trPr>
         <w:tc>
           <w:tcPr>
-            <w:tcW w:w="891" w:type="dxa"/>
+            <w:tcW w:w="1495" w:type="dxa"/>
           </w:tcPr>
           <w:p>
             <w:pPr>
@@ -132,7 +132,7 @@
         </w:tc>
         <w:tc>
           <w:tcPr>
-            <w:tcW w:w="1944" w:type="dxa"/>
+            <w:tcW w:w="1731" w:type="dxa"/>
           </w:tcPr>
           <w:p>
             <w:pPr>
@@ -146,7 +146,7 @@
         </w:tc>
         <w:tc>
           <w:tcPr>
-            <w:tcW w:w="3385" w:type="dxa"/>
+            <w:tcW w:w="3013" w:type="dxa"/>
           </w:tcPr>
           <w:p>
             <w:pPr>
@@ -160,7 +160,7 @@
         </w:tc>
         <w:tc>
           <w:tcPr>
-            <w:tcW w:w="976" w:type="dxa"/>
+            <w:tcW w:w="920" w:type="dxa"/>
           </w:tcPr>
           <w:p>
             <w:pPr>
@@ -174,7 +174,7 @@
         </w:tc>
         <w:tc>
           <w:tcPr>
-            <w:tcW w:w="2161" w:type="dxa"/>
+            <w:tcW w:w="2200" w:type="dxa"/>
           </w:tcPr>
           <w:p>
             <w:pPr>
@@ -190,7 +190,7 @@
       <w:tr>
         <w:tc>
           <w:tcPr>
-            <w:tcW w:w="891" w:type="dxa"/>
+            <w:tcW w:w="1495" w:type="dxa"/>
           </w:tcPr>
           <w:p>
             <w:pPr>
@@ -204,7 +204,7 @@
         </w:tc>
         <w:tc>
           <w:tcPr>
-            <w:tcW w:w="1944" w:type="dxa"/>
+            <w:tcW w:w="1731" w:type="dxa"/>
           </w:tcPr>
           <w:p>
             <w:pPr>
@@ -218,7 +218,7 @@
         </w:tc>
         <w:tc>
           <w:tcPr>
-            <w:tcW w:w="3385" w:type="dxa"/>
+            <w:tcW w:w="3013" w:type="dxa"/>
           </w:tcPr>
           <w:p>
             <w:pPr>
@@ -232,7 +232,7 @@
         </w:tc>
         <w:tc>
           <w:tcPr>
-            <w:tcW w:w="976" w:type="dxa"/>
+            <w:tcW w:w="920" w:type="dxa"/>
           </w:tcPr>
           <w:p>
             <w:pPr>
@@ -246,7 +246,7 @@
         </w:tc>
         <w:tc>
           <w:tcPr>
-            <w:tcW w:w="2161" w:type="dxa"/>
+            <w:tcW w:w="2200" w:type="dxa"/>
           </w:tcPr>
           <w:p>
             <w:pPr>
@@ -271,7 +271,7 @@
       <w:tr>
         <w:tc>
           <w:tcPr>
-            <w:tcW w:w="891" w:type="dxa"/>
+            <w:tcW w:w="1495" w:type="dxa"/>
           </w:tcPr>
           <w:p>
             <w:pPr>
@@ -285,7 +285,7 @@
         </w:tc>
         <w:tc>
           <w:tcPr>
-            <w:tcW w:w="1944" w:type="dxa"/>
+            <w:tcW w:w="1731" w:type="dxa"/>
           </w:tcPr>
           <w:p>
             <w:pPr>
@@ -299,7 +299,7 @@
         </w:tc>
         <w:tc>
           <w:tcPr>
-            <w:tcW w:w="3385" w:type="dxa"/>
+            <w:tcW w:w="3013" w:type="dxa"/>
           </w:tcPr>
           <w:p>
             <w:pPr>
@@ -313,7 +313,7 @@
         </w:tc>
         <w:tc>
           <w:tcPr>
-            <w:tcW w:w="976" w:type="dxa"/>
+            <w:tcW w:w="920" w:type="dxa"/>
           </w:tcPr>
           <w:p>
             <w:pPr>
@@ -327,7 +327,7 @@
         </w:tc>
         <w:tc>
           <w:tcPr>
-            <w:tcW w:w="2161" w:type="dxa"/>
+            <w:tcW w:w="2200" w:type="dxa"/>
           </w:tcPr>
           <w:p>
             <w:pPr>
@@ -343,7 +343,7 @@
       <w:tr>
         <w:tc>
           <w:tcPr>
-            <w:tcW w:w="891" w:type="dxa"/>
+            <w:tcW w:w="1495" w:type="dxa"/>
           </w:tcPr>
           <w:p>
             <w:pPr>
@@ -357,7 +357,7 @@
         </w:tc>
         <w:tc>
           <w:tcPr>
-            <w:tcW w:w="1944" w:type="dxa"/>
+            <w:tcW w:w="1731" w:type="dxa"/>
           </w:tcPr>
           <w:p>
             <w:pPr>
@@ -371,7 +371,7 @@
         </w:tc>
         <w:tc>
           <w:tcPr>
-            <w:tcW w:w="3385" w:type="dxa"/>
+            <w:tcW w:w="3013" w:type="dxa"/>
           </w:tcPr>
           <w:p>
             <w:pPr>
@@ -385,7 +385,7 @@
         </w:tc>
         <w:tc>
           <w:tcPr>
-            <w:tcW w:w="976" w:type="dxa"/>
+            <w:tcW w:w="920" w:type="dxa"/>
           </w:tcPr>
           <w:p>
             <w:pPr>
@@ -399,7 +399,7 @@
         </w:tc>
         <w:tc>
           <w:tcPr>
-            <w:tcW w:w="2161" w:type="dxa"/>
+            <w:tcW w:w="2200" w:type="dxa"/>
           </w:tcPr>
           <w:p>
             <w:pPr>
@@ -415,7 +415,7 @@
       <w:tr>
         <w:tc>
           <w:tcPr>
-            <w:tcW w:w="891" w:type="dxa"/>
+            <w:tcW w:w="1495" w:type="dxa"/>
           </w:tcPr>
           <w:p>
             <w:pPr>
@@ -429,7 +429,7 @@
         </w:tc>
         <w:tc>
           <w:tcPr>
-            <w:tcW w:w="1944" w:type="dxa"/>
+            <w:tcW w:w="1731" w:type="dxa"/>
           </w:tcPr>
           <w:p>
             <w:pPr>
@@ -443,7 +443,7 @@
         </w:tc>
         <w:tc>
           <w:tcPr>
-            <w:tcW w:w="3385" w:type="dxa"/>
+            <w:tcW w:w="3013" w:type="dxa"/>
           </w:tcPr>
           <w:p>
             <w:pPr>
@@ -466,7 +466,7 @@
         </w:tc>
         <w:tc>
           <w:tcPr>
-            <w:tcW w:w="976" w:type="dxa"/>
+            <w:tcW w:w="920" w:type="dxa"/>
           </w:tcPr>
           <w:p>
             <w:pPr>
@@ -480,7 +480,7 @@
         </w:tc>
         <w:tc>
           <w:tcPr>
-            <w:tcW w:w="2161" w:type="dxa"/>
+            <w:tcW w:w="2200" w:type="dxa"/>
           </w:tcPr>
           <w:p>
             <w:pPr>
@@ -496,7 +496,7 @@
       <w:tr>
         <w:tc>
           <w:tcPr>
-            <w:tcW w:w="891" w:type="dxa"/>
+            <w:tcW w:w="1495" w:type="dxa"/>
           </w:tcPr>
           <w:p>
             <w:pPr>
@@ -510,7 +510,7 @@
         </w:tc>
         <w:tc>
           <w:tcPr>
-            <w:tcW w:w="1944" w:type="dxa"/>
+            <w:tcW w:w="1731" w:type="dxa"/>
           </w:tcPr>
           <w:p>
             <w:pPr>
@@ -524,7 +524,7 @@
         </w:tc>
         <w:tc>
           <w:tcPr>
-            <w:tcW w:w="3385" w:type="dxa"/>
+            <w:tcW w:w="3013" w:type="dxa"/>
           </w:tcPr>
           <w:p>
             <w:pPr>
@@ -538,7 +538,7 @@
         </w:tc>
         <w:tc>
           <w:tcPr>
-            <w:tcW w:w="976" w:type="dxa"/>
+            <w:tcW w:w="920" w:type="dxa"/>
           </w:tcPr>
           <w:p>
             <w:pPr>
@@ -552,7 +552,7 @@
         </w:tc>
         <w:tc>
           <w:tcPr>
-            <w:tcW w:w="2161" w:type="dxa"/>
+            <w:tcW w:w="2200" w:type="dxa"/>
           </w:tcPr>
           <w:p>
             <w:pPr>
@@ -568,7 +568,7 @@
       <w:tr>
         <w:tc>
           <w:tcPr>
-            <w:tcW w:w="891" w:type="dxa"/>
+            <w:tcW w:w="1495" w:type="dxa"/>
           </w:tcPr>
           <w:p>
             <w:pPr>
@@ -582,7 +582,7 @@
         </w:tc>
         <w:tc>
           <w:tcPr>
-            <w:tcW w:w="1944" w:type="dxa"/>
+            <w:tcW w:w="1731" w:type="dxa"/>
           </w:tcPr>
           <w:p>
             <w:pPr>
@@ -596,7 +596,7 @@
         </w:tc>
         <w:tc>
           <w:tcPr>
-            <w:tcW w:w="3385" w:type="dxa"/>
+            <w:tcW w:w="3013" w:type="dxa"/>
           </w:tcPr>
           <w:p>
             <w:pPr>
@@ -610,7 +610,7 @@
         </w:tc>
         <w:tc>
           <w:tcPr>
-            <w:tcW w:w="976" w:type="dxa"/>
+            <w:tcW w:w="920" w:type="dxa"/>
           </w:tcPr>
           <w:p>
             <w:pPr>
@@ -624,7 +624,7 @@
         </w:tc>
         <w:tc>
           <w:tcPr>
-            <w:tcW w:w="2161" w:type="dxa"/>
+            <w:tcW w:w="2200" w:type="dxa"/>
           </w:tcPr>
           <w:p>
             <w:pPr>
@@ -640,7 +640,7 @@
       <w:tr>
         <w:tc>
           <w:tcPr>
-            <w:tcW w:w="891" w:type="dxa"/>
+            <w:tcW w:w="1495" w:type="dxa"/>
           </w:tcPr>
           <w:p>
             <w:pPr>
@@ -654,7 +654,7 @@
         </w:tc>
         <w:tc>
           <w:tcPr>
-            <w:tcW w:w="1944" w:type="dxa"/>
+            <w:tcW w:w="1731" w:type="dxa"/>
           </w:tcPr>
           <w:p>
             <w:pPr>
@@ -668,7 +668,7 @@
         </w:tc>
         <w:tc>
           <w:tcPr>
-            <w:tcW w:w="3385" w:type="dxa"/>
+            <w:tcW w:w="3013" w:type="dxa"/>
           </w:tcPr>
           <w:p>
             <w:pPr>
@@ -682,7 +682,7 @@
         </w:tc>
         <w:tc>
           <w:tcPr>
-            <w:tcW w:w="976" w:type="dxa"/>
+            <w:tcW w:w="920" w:type="dxa"/>
           </w:tcPr>
           <w:p>
             <w:pPr>
@@ -696,7 +696,7 @@
         </w:tc>
         <w:tc>
           <w:tcPr>
-            <w:tcW w:w="2161" w:type="dxa"/>
+            <w:tcW w:w="2200" w:type="dxa"/>
           </w:tcPr>
           <w:p>
             <w:pPr>
@@ -721,7 +721,7 @@
       <w:tr>
         <w:tc>
           <w:tcPr>
-            <w:tcW w:w="891" w:type="dxa"/>
+            <w:tcW w:w="1495" w:type="dxa"/>
           </w:tcPr>
           <w:p>
             <w:pPr>
@@ -735,7 +735,7 @@
         </w:tc>
         <w:tc>
           <w:tcPr>
-            <w:tcW w:w="1944" w:type="dxa"/>
+            <w:tcW w:w="1731" w:type="dxa"/>
           </w:tcPr>
           <w:p>
             <w:pPr>
@@ -749,7 +749,7 @@
         </w:tc>
         <w:tc>
           <w:tcPr>
-            <w:tcW w:w="3385" w:type="dxa"/>
+            <w:tcW w:w="3013" w:type="dxa"/>
           </w:tcPr>
           <w:p>
             <w:pPr>
@@ -763,7 +763,7 @@
         </w:tc>
         <w:tc>
           <w:tcPr>
-            <w:tcW w:w="976" w:type="dxa"/>
+            <w:tcW w:w="920" w:type="dxa"/>
           </w:tcPr>
           <w:p>
             <w:pPr>
@@ -777,7 +777,7 @@
         </w:tc>
         <w:tc>
           <w:tcPr>
-            <w:tcW w:w="2161" w:type="dxa"/>
+            <w:tcW w:w="2200" w:type="dxa"/>
           </w:tcPr>
           <w:p>
             <w:pPr>
@@ -793,7 +793,7 @@
       <w:tr>
         <w:tc>
           <w:tcPr>
-            <w:tcW w:w="891" w:type="dxa"/>
+            <w:tcW w:w="1495" w:type="dxa"/>
           </w:tcPr>
           <w:p>
             <w:pPr>
@@ -807,7 +807,7 @@
         </w:tc>
         <w:tc>
           <w:tcPr>
-            <w:tcW w:w="1944" w:type="dxa"/>
+            <w:tcW w:w="1731" w:type="dxa"/>
           </w:tcPr>
           <w:p>
             <w:pPr>
@@ -821,7 +821,7 @@
         </w:tc>
         <w:tc>
           <w:tcPr>
-            <w:tcW w:w="3385" w:type="dxa"/>
+            <w:tcW w:w="3013" w:type="dxa"/>
           </w:tcPr>
           <w:p>
             <w:pPr>
@@ -835,7 +835,7 @@
         </w:tc>
         <w:tc>
           <w:tcPr>
-            <w:tcW w:w="976" w:type="dxa"/>
+            <w:tcW w:w="920" w:type="dxa"/>
           </w:tcPr>
           <w:p>
             <w:pPr>
@@ -849,7 +849,7 @@
         </w:tc>
         <w:tc>
           <w:tcPr>
-            <w:tcW w:w="2161" w:type="dxa"/>
+            <w:tcW w:w="2200" w:type="dxa"/>
           </w:tcPr>
           <w:p>
             <w:pPr>
@@ -865,7 +865,7 @@
       <w:tr>
         <w:tc>
           <w:tcPr>
-            <w:tcW w:w="891" w:type="dxa"/>
+            <w:tcW w:w="1495" w:type="dxa"/>
           </w:tcPr>
           <w:p>
             <w:pPr>
@@ -879,7 +879,7 @@
         </w:tc>
         <w:tc>
           <w:tcPr>
-            <w:tcW w:w="1944" w:type="dxa"/>
+            <w:tcW w:w="1731" w:type="dxa"/>
           </w:tcPr>
           <w:p>
             <w:pPr>
@@ -893,7 +893,7 @@
         </w:tc>
         <w:tc>
           <w:tcPr>
-            <w:tcW w:w="3385" w:type="dxa"/>
+            <w:tcW w:w="3013" w:type="dxa"/>
           </w:tcPr>
           <w:p>
             <w:pPr>
@@ -907,7 +907,7 @@
         </w:tc>
         <w:tc>
           <w:tcPr>
-            <w:tcW w:w="976" w:type="dxa"/>
+            <w:tcW w:w="920" w:type="dxa"/>
           </w:tcPr>
           <w:p>
             <w:pPr>
@@ -921,7 +921,7 @@
         </w:tc>
         <w:tc>
           <w:tcPr>
-            <w:tcW w:w="2161" w:type="dxa"/>
+            <w:tcW w:w="2200" w:type="dxa"/>
           </w:tcPr>
           <w:p>
             <w:pPr>
@@ -966,6 +966,36 @@
       </w:r>
       <w:r>
         <w:t xml:space="preserve">Section 5.</w:t>
+      </w:r>
+    </w:p>
+    <w:p>
+      <w:pPr>
+        <w:pStyle w:val="BodyText"/>
+      </w:pPr>
+      <w:r>
+        <w:rPr>
+          <w:bCs/>
+          <w:b/>
+        </w:rPr>
+        <w:t xml:space="preserve">One-off check-in, W4:</w:t>
+      </w:r>
+      <w:r>
+        <w:t xml:space="preserve"> </w:t>
+      </w:r>
+      <w:r>
+        <w:t xml:space="preserve">the M11 Copilot use-log review, Manager and both hires, 15 minutes on Wed 11/11 in the Manager shared-session slot, after the M4 session (</w:t>
+      </w:r>
+      <w:r>
+        <w:rPr>
+          <w:rStyle w:val="VerbatimChar"/>
+        </w:rPr>
+        <w:t xml:space="preserve">docs/primers/copilot-chat-guide.md</w:t>
+      </w:r>
+      <w:r>
+        <w:t xml:space="preserve"> </w:t>
+      </w:r>
+      <w:r>
+        <w:t xml:space="preserve">6.3). Each hire brings the 5 log entries they want reviewed; the Manager marks the entries that show a real check as reviewed (initials and date) and asks two self-check questions from Part 7 of the guide. It is the main source of reviewed uses for A30-12 and B30-12.</w:t>
       </w:r>
     </w:p>
     <w:bookmarkEnd w:id="20"/>
@@ -1010,12 +1040,12 @@
         <w:tblLayout w:type="fixed"/>
       </w:tblPr>
       <w:tblGrid>
-        <w:gridCol w:w="825"/>
-        <w:gridCol w:w="2006"/>
-        <w:gridCol w:w="1087"/>
-        <w:gridCol w:w="825"/>
-        <w:gridCol w:w="3789"/>
-        <w:gridCol w:w="825"/>
+        <w:gridCol w:w="1380"/>
+        <w:gridCol w:w="1727"/>
+        <w:gridCol w:w="1150"/>
+        <w:gridCol w:w="920"/>
+        <w:gridCol w:w="3262"/>
+        <w:gridCol w:w="920"/>
       </w:tblGrid>
       <w:tr>
         <w:trPr>
@@ -1023,7 +1053,7 @@
         </w:trPr>
         <w:tc>
           <w:tcPr>
-            <w:tcW w:w="825" w:type="dxa"/>
+            <w:tcW w:w="1380" w:type="dxa"/>
           </w:tcPr>
           <w:p>
             <w:pPr>
@@ -1037,7 +1067,7 @@
         </w:tc>
         <w:tc>
           <w:tcPr>
-            <w:tcW w:w="2006" w:type="dxa"/>
+            <w:tcW w:w="1727" w:type="dxa"/>
           </w:tcPr>
           <w:p>
             <w:pPr>
@@ -1051,7 +1081,7 @@
         </w:tc>
         <w:tc>
           <w:tcPr>
-            <w:tcW w:w="1087" w:type="dxa"/>
+            <w:tcW w:w="1150" w:type="dxa"/>
           </w:tcPr>
           <w:p>
             <w:pPr>
@@ -1065,7 +1095,7 @@
         </w:tc>
         <w:tc>
           <w:tcPr>
-            <w:tcW w:w="825" w:type="dxa"/>
+            <w:tcW w:w="920" w:type="dxa"/>
           </w:tcPr>
           <w:p>
             <w:pPr>
@@ -1079,7 +1109,7 @@
         </w:tc>
         <w:tc>
           <w:tcPr>
-            <w:tcW w:w="3789" w:type="dxa"/>
+            <w:tcW w:w="3262" w:type="dxa"/>
           </w:tcPr>
           <w:p>
             <w:pPr>
@@ -1093,7 +1123,7 @@
         </w:tc>
         <w:tc>
           <w:tcPr>
-            <w:tcW w:w="825" w:type="dxa"/>
+            <w:tcW w:w="920" w:type="dxa"/>
           </w:tcPr>
           <w:p>
             <w:pPr>
@@ -1109,7 +1139,7 @@
       <w:tr>
         <w:tc>
           <w:tcPr>
-            <w:tcW w:w="825" w:type="dxa"/>
+            <w:tcW w:w="1380" w:type="dxa"/>
           </w:tcPr>
           <w:p>
             <w:pPr>
@@ -1123,7 +1153,7 @@
         </w:tc>
         <w:tc>
           <w:tcPr>
-            <w:tcW w:w="2006" w:type="dxa"/>
+            <w:tcW w:w="1727" w:type="dxa"/>
           </w:tcPr>
           <w:p>
             <w:pPr>
@@ -1137,7 +1167,7 @@
         </w:tc>
         <w:tc>
           <w:tcPr>
-            <w:tcW w:w="1087" w:type="dxa"/>
+            <w:tcW w:w="1150" w:type="dxa"/>
           </w:tcPr>
           <w:p>
             <w:pPr>
@@ -1151,7 +1181,7 @@
         </w:tc>
         <w:tc>
           <w:tcPr>
-            <w:tcW w:w="825" w:type="dxa"/>
+            <w:tcW w:w="920" w:type="dxa"/>
           </w:tcPr>
           <w:p>
             <w:pPr>
@@ -1165,7 +1195,7 @@
         </w:tc>
         <w:tc>
           <w:tcPr>
-            <w:tcW w:w="3789" w:type="dxa"/>
+            <w:tcW w:w="3262" w:type="dxa"/>
           </w:tcPr>
           <w:p>
             <w:pPr>
@@ -1179,7 +1209,7 @@
         </w:tc>
         <w:tc>
           <w:tcPr>
-            <w:tcW w:w="825" w:type="dxa"/>
+            <w:tcW w:w="920" w:type="dxa"/>
           </w:tcPr>
           <w:p>
             <w:pPr>
@@ -1446,10 +1476,10 @@
         <w:tblLayout w:type="fixed"/>
       </w:tblPr>
       <w:tblGrid>
-        <w:gridCol w:w="838"/>
-        <w:gridCol w:w="844"/>
-        <w:gridCol w:w="3526"/>
-        <w:gridCol w:w="4150"/>
+        <w:gridCol w:w="900"/>
+        <w:gridCol w:w="1150"/>
+        <w:gridCol w:w="3357"/>
+        <w:gridCol w:w="3952"/>
       </w:tblGrid>
       <w:tr>
         <w:trPr>
@@ -1457,7 +1487,7 @@
         </w:trPr>
         <w:tc>
           <w:tcPr>
-            <w:tcW w:w="838" w:type="dxa"/>
+            <w:tcW w:w="900" w:type="dxa"/>
           </w:tcPr>
           <w:p>
             <w:pPr>
@@ -1471,7 +1501,7 @@
         </w:tc>
         <w:tc>
           <w:tcPr>
-            <w:tcW w:w="844" w:type="dxa"/>
+            <w:tcW w:w="1150" w:type="dxa"/>
           </w:tcPr>
           <w:p>
             <w:pPr>
@@ -1485,7 +1515,7 @@
         </w:tc>
         <w:tc>
           <w:tcPr>
-            <w:tcW w:w="3526" w:type="dxa"/>
+            <w:tcW w:w="3357" w:type="dxa"/>
           </w:tcPr>
           <w:p>
             <w:pPr>
@@ -1499,7 +1529,7 @@
         </w:tc>
         <w:tc>
           <w:tcPr>
-            <w:tcW w:w="4150" w:type="dxa"/>
+            <w:tcW w:w="3952" w:type="dxa"/>
           </w:tcPr>
           <w:p>
             <w:pPr>
@@ -1515,7 +1545,7 @@
       <w:tr>
         <w:tc>
           <w:tcPr>
-            <w:tcW w:w="838" w:type="dxa"/>
+            <w:tcW w:w="900" w:type="dxa"/>
           </w:tcPr>
           <w:p>
             <w:pPr>
@@ -1529,7 +1559,7 @@
         </w:tc>
         <w:tc>
           <w:tcPr>
-            <w:tcW w:w="844" w:type="dxa"/>
+            <w:tcW w:w="1150" w:type="dxa"/>
           </w:tcPr>
           <w:p>
             <w:pPr>
@@ -1543,7 +1573,7 @@
         </w:tc>
         <w:tc>
           <w:tcPr>
-            <w:tcW w:w="3526" w:type="dxa"/>
+            <w:tcW w:w="3357" w:type="dxa"/>
           </w:tcPr>
           <w:p>
             <w:pPr>
@@ -1557,7 +1587,7 @@
         </w:tc>
         <w:tc>
           <w:tcPr>
-            <w:tcW w:w="4150" w:type="dxa"/>
+            <w:tcW w:w="3952" w:type="dxa"/>
           </w:tcPr>
           <w:p>
             <w:pPr>
@@ -1573,7 +1603,7 @@
       <w:tr>
         <w:tc>
           <w:tcPr>
-            <w:tcW w:w="838" w:type="dxa"/>
+            <w:tcW w:w="900" w:type="dxa"/>
           </w:tcPr>
           <w:p>
             <w:pPr>
@@ -1587,7 +1617,7 @@
         </w:tc>
         <w:tc>
           <w:tcPr>
-            <w:tcW w:w="844" w:type="dxa"/>
+            <w:tcW w:w="1150" w:type="dxa"/>
           </w:tcPr>
           <w:p>
             <w:pPr>
@@ -1601,7 +1631,7 @@
         </w:tc>
         <w:tc>
           <w:tcPr>
-            <w:tcW w:w="3526" w:type="dxa"/>
+            <w:tcW w:w="3357" w:type="dxa"/>
           </w:tcPr>
           <w:p>
             <w:pPr>
@@ -1630,7 +1660,7 @@
         </w:tc>
         <w:tc>
           <w:tcPr>
-            <w:tcW w:w="4150" w:type="dxa"/>
+            <w:tcW w:w="3952" w:type="dxa"/>
           </w:tcPr>
           <w:p>
             <w:pPr>
@@ -1646,7 +1676,7 @@
       <w:tr>
         <w:tc>
           <w:tcPr>
-            <w:tcW w:w="838" w:type="dxa"/>
+            <w:tcW w:w="900" w:type="dxa"/>
           </w:tcPr>
           <w:p>
             <w:pPr>
@@ -1660,7 +1690,7 @@
         </w:tc>
         <w:tc>
           <w:tcPr>
-            <w:tcW w:w="844" w:type="dxa"/>
+            <w:tcW w:w="1150" w:type="dxa"/>
           </w:tcPr>
           <w:p>
             <w:pPr>
@@ -1674,7 +1704,7 @@
         </w:tc>
         <w:tc>
           <w:tcPr>
-            <w:tcW w:w="3526" w:type="dxa"/>
+            <w:tcW w:w="3357" w:type="dxa"/>
           </w:tcPr>
           <w:p>
             <w:pPr>
@@ -1688,7 +1718,7 @@
         </w:tc>
         <w:tc>
           <w:tcPr>
-            <w:tcW w:w="4150" w:type="dxa"/>
+            <w:tcW w:w="3952" w:type="dxa"/>
           </w:tcPr>
           <w:p>
             <w:pPr>
@@ -1704,7 +1734,7 @@
       <w:tr>
         <w:tc>
           <w:tcPr>
-            <w:tcW w:w="838" w:type="dxa"/>
+            <w:tcW w:w="900" w:type="dxa"/>
           </w:tcPr>
           <w:p>
             <w:pPr>
@@ -1718,7 +1748,7 @@
         </w:tc>
         <w:tc>
           <w:tcPr>
-            <w:tcW w:w="844" w:type="dxa"/>
+            <w:tcW w:w="1150" w:type="dxa"/>
           </w:tcPr>
           <w:p>
             <w:pPr>
@@ -1732,7 +1762,7 @@
         </w:tc>
         <w:tc>
           <w:tcPr>
-            <w:tcW w:w="3526" w:type="dxa"/>
+            <w:tcW w:w="3357" w:type="dxa"/>
           </w:tcPr>
           <w:p>
             <w:pPr>
@@ -1746,7 +1776,7 @@
         </w:tc>
         <w:tc>
           <w:tcPr>
-            <w:tcW w:w="4150" w:type="dxa"/>
+            <w:tcW w:w="3952" w:type="dxa"/>
           </w:tcPr>
           <w:p>
             <w:pPr>
@@ -1762,7 +1792,7 @@
       <w:tr>
         <w:tc>
           <w:tcPr>
-            <w:tcW w:w="838" w:type="dxa"/>
+            <w:tcW w:w="900" w:type="dxa"/>
           </w:tcPr>
           <w:p>
             <w:pPr>
@@ -1776,7 +1806,7 @@
         </w:tc>
         <w:tc>
           <w:tcPr>
-            <w:tcW w:w="844" w:type="dxa"/>
+            <w:tcW w:w="1150" w:type="dxa"/>
           </w:tcPr>
           <w:p>
             <w:pPr>
@@ -1790,7 +1820,7 @@
         </w:tc>
         <w:tc>
           <w:tcPr>
-            <w:tcW w:w="3526" w:type="dxa"/>
+            <w:tcW w:w="3357" w:type="dxa"/>
           </w:tcPr>
           <w:p>
             <w:pPr>
@@ -1804,7 +1834,7 @@
         </w:tc>
         <w:tc>
           <w:tcPr>
-            <w:tcW w:w="4150" w:type="dxa"/>
+            <w:tcW w:w="3952" w:type="dxa"/>
           </w:tcPr>
           <w:p>
             <w:pPr>
@@ -1820,7 +1850,7 @@
       <w:tr>
         <w:tc>
           <w:tcPr>
-            <w:tcW w:w="838" w:type="dxa"/>
+            <w:tcW w:w="900" w:type="dxa"/>
           </w:tcPr>
           <w:p>
             <w:pPr>
@@ -1834,7 +1864,7 @@
         </w:tc>
         <w:tc>
           <w:tcPr>
-            <w:tcW w:w="844" w:type="dxa"/>
+            <w:tcW w:w="1150" w:type="dxa"/>
           </w:tcPr>
           <w:p>
             <w:pPr>
@@ -1848,7 +1878,7 @@
         </w:tc>
         <w:tc>
           <w:tcPr>
-            <w:tcW w:w="3526" w:type="dxa"/>
+            <w:tcW w:w="3357" w:type="dxa"/>
           </w:tcPr>
           <w:p>
             <w:pPr>
@@ -1862,7 +1892,7 @@
         </w:tc>
         <w:tc>
           <w:tcPr>
-            <w:tcW w:w="4150" w:type="dxa"/>
+            <w:tcW w:w="3952" w:type="dxa"/>
           </w:tcPr>
           <w:p>
             <w:pPr>
@@ -1965,6 +1995,18 @@
         <w:pStyle w:val="Compact"/>
       </w:pPr>
       <w:r>
+        <w:t xml:space="preserve">"Show me one Copilot use from your log. What did you verify, against which source?"</w:t>
+      </w:r>
+    </w:p>
+    <w:p>
+      <w:pPr>
+        <w:numPr>
+          <w:ilvl w:val="0"/>
+          <w:numId w:val="1003"/>
+        </w:numPr>
+        <w:pStyle w:val="Compact"/>
+      </w:pPr>
+      <w:r>
         <w:t xml:space="preserve">Hire A: "Who in the business would care first about a new tariff on goods from [COMPANY: a top origin country], and why?"</w:t>
       </w:r>
     </w:p>
@@ -2010,6 +2052,18 @@
       </w:pPr>
       <w:r>
         <w:t xml:space="preserve">"If your tool fails tomorrow at 8 am, what do you do first? Is that in the tool doc?"</w:t>
+      </w:r>
+    </w:p>
+    <w:p>
+      <w:pPr>
+        <w:numPr>
+          <w:ilvl w:val="0"/>
+          <w:numId w:val="1004"/>
+        </w:numPr>
+        <w:pStyle w:val="Compact"/>
+      </w:pPr>
+      <w:r>
+        <w:t xml:space="preserve">"For your W8 change: which environments does it pass through, what is your test evidence, and how would you roll it back?"</w:t>
       </w:r>
     </w:p>
     <w:p>
@@ -2307,10 +2361,10 @@
         <w:tblLayout w:type="fixed"/>
       </w:tblPr>
       <w:tblGrid>
-        <w:gridCol w:w="868"/>
-        <w:gridCol w:w="868"/>
-        <w:gridCol w:w="4037"/>
-        <w:gridCol w:w="3584"/>
+        <w:gridCol w:w="1265"/>
+        <w:gridCol w:w="1725"/>
+        <w:gridCol w:w="3374"/>
+        <w:gridCol w:w="2995"/>
       </w:tblGrid>
       <w:tr>
         <w:trPr>
@@ -2318,7 +2372,7 @@
         </w:trPr>
         <w:tc>
           <w:tcPr>
-            <w:tcW w:w="868" w:type="dxa"/>
+            <w:tcW w:w="1265" w:type="dxa"/>
           </w:tcPr>
           <w:p>
             <w:pPr>
@@ -2332,7 +2386,7 @@
         </w:tc>
         <w:tc>
           <w:tcPr>
-            <w:tcW w:w="868" w:type="dxa"/>
+            <w:tcW w:w="1725" w:type="dxa"/>
           </w:tcPr>
           <w:p>
             <w:pPr>
@@ -2346,7 +2400,7 @@
         </w:tc>
         <w:tc>
           <w:tcPr>
-            <w:tcW w:w="4037" w:type="dxa"/>
+            <w:tcW w:w="3374" w:type="dxa"/>
           </w:tcPr>
           <w:p>
             <w:pPr>
@@ -2360,7 +2414,7 @@
         </w:tc>
         <w:tc>
           <w:tcPr>
-            <w:tcW w:w="3584" w:type="dxa"/>
+            <w:tcW w:w="2995" w:type="dxa"/>
           </w:tcPr>
           <w:p>
             <w:pPr>
@@ -2376,7 +2430,7 @@
       <w:tr>
         <w:tc>
           <w:tcPr>
-            <w:tcW w:w="868" w:type="dxa"/>
+            <w:tcW w:w="1265" w:type="dxa"/>
           </w:tcPr>
           <w:p>
             <w:pPr>
@@ -2390,7 +2444,7 @@
         </w:tc>
         <w:tc>
           <w:tcPr>
-            <w:tcW w:w="868" w:type="dxa"/>
+            <w:tcW w:w="1725" w:type="dxa"/>
           </w:tcPr>
           <w:p>
             <w:pPr>
@@ -2404,7 +2458,7 @@
         </w:tc>
         <w:tc>
           <w:tcPr>
-            <w:tcW w:w="4037" w:type="dxa"/>
+            <w:tcW w:w="3374" w:type="dxa"/>
           </w:tcPr>
           <w:p>
             <w:pPr>
@@ -2418,7 +2472,7 @@
         </w:tc>
         <w:tc>
           <w:tcPr>
-            <w:tcW w:w="3584" w:type="dxa"/>
+            <w:tcW w:w="2995" w:type="dxa"/>
           </w:tcPr>
           <w:p>
             <w:pPr>
@@ -2434,7 +2488,7 @@
       <w:tr>
         <w:tc>
           <w:tcPr>
-            <w:tcW w:w="868" w:type="dxa"/>
+            <w:tcW w:w="1265" w:type="dxa"/>
           </w:tcPr>
           <w:p>
             <w:pPr>
@@ -2448,7 +2502,7 @@
         </w:tc>
         <w:tc>
           <w:tcPr>
-            <w:tcW w:w="868" w:type="dxa"/>
+            <w:tcW w:w="1725" w:type="dxa"/>
           </w:tcPr>
           <w:p>
             <w:pPr>
@@ -2462,7 +2516,7 @@
         </w:tc>
         <w:tc>
           <w:tcPr>
-            <w:tcW w:w="4037" w:type="dxa"/>
+            <w:tcW w:w="3374" w:type="dxa"/>
           </w:tcPr>
           <w:p>
             <w:pPr>
@@ -2476,7 +2530,7 @@
         </w:tc>
         <w:tc>
           <w:tcPr>
-            <w:tcW w:w="3584" w:type="dxa"/>
+            <w:tcW w:w="2995" w:type="dxa"/>
           </w:tcPr>
           <w:p>
             <w:pPr>
@@ -2492,7 +2546,7 @@
       <w:tr>
         <w:tc>
           <w:tcPr>
-            <w:tcW w:w="868" w:type="dxa"/>
+            <w:tcW w:w="1265" w:type="dxa"/>
           </w:tcPr>
           <w:p>
             <w:pPr>
@@ -2506,7 +2560,7 @@
         </w:tc>
         <w:tc>
           <w:tcPr>
-            <w:tcW w:w="868" w:type="dxa"/>
+            <w:tcW w:w="1725" w:type="dxa"/>
           </w:tcPr>
           <w:p>
             <w:pPr>
@@ -2520,7 +2574,7 @@
         </w:tc>
         <w:tc>
           <w:tcPr>
-            <w:tcW w:w="4037" w:type="dxa"/>
+            <w:tcW w:w="3374" w:type="dxa"/>
           </w:tcPr>
           <w:p>
             <w:pPr>
@@ -2534,7 +2588,7 @@
         </w:tc>
         <w:tc>
           <w:tcPr>
-            <w:tcW w:w="3584" w:type="dxa"/>
+            <w:tcW w:w="2995" w:type="dxa"/>
           </w:tcPr>
           <w:p>
             <w:pPr>
@@ -2550,7 +2604,7 @@
       <w:tr>
         <w:tc>
           <w:tcPr>
-            <w:tcW w:w="868" w:type="dxa"/>
+            <w:tcW w:w="1265" w:type="dxa"/>
           </w:tcPr>
           <w:p>
             <w:pPr>
@@ -2564,7 +2618,7 @@
         </w:tc>
         <w:tc>
           <w:tcPr>
-            <w:tcW w:w="868" w:type="dxa"/>
+            <w:tcW w:w="1725" w:type="dxa"/>
           </w:tcPr>
           <w:p>
             <w:pPr>
@@ -2578,7 +2632,7 @@
         </w:tc>
         <w:tc>
           <w:tcPr>
-            <w:tcW w:w="4037" w:type="dxa"/>
+            <w:tcW w:w="3374" w:type="dxa"/>
           </w:tcPr>
           <w:p>
             <w:pPr>
@@ -2592,7 +2646,7 @@
         </w:tc>
         <w:tc>
           <w:tcPr>
-            <w:tcW w:w="3584" w:type="dxa"/>
+            <w:tcW w:w="2995" w:type="dxa"/>
           </w:tcPr>
           <w:p>
             <w:pPr>
@@ -2608,7 +2662,7 @@
       <w:tr>
         <w:tc>
           <w:tcPr>
-            <w:tcW w:w="868" w:type="dxa"/>
+            <w:tcW w:w="1265" w:type="dxa"/>
           </w:tcPr>
           <w:p>
             <w:pPr>
@@ -2622,7 +2676,7 @@
         </w:tc>
         <w:tc>
           <w:tcPr>
-            <w:tcW w:w="868" w:type="dxa"/>
+            <w:tcW w:w="1725" w:type="dxa"/>
           </w:tcPr>
           <w:p>
             <w:pPr>
@@ -2636,7 +2690,7 @@
         </w:tc>
         <w:tc>
           <w:tcPr>
-            <w:tcW w:w="4037" w:type="dxa"/>
+            <w:tcW w:w="3374" w:type="dxa"/>
           </w:tcPr>
           <w:p>
             <w:pPr>
@@ -2650,7 +2704,7 @@
         </w:tc>
         <w:tc>
           <w:tcPr>
-            <w:tcW w:w="3584" w:type="dxa"/>
+            <w:tcW w:w="2995" w:type="dxa"/>
           </w:tcPr>
           <w:p>
             <w:pPr>
@@ -2666,7 +2720,7 @@
       <w:tr>
         <w:tc>
           <w:tcPr>
-            <w:tcW w:w="868" w:type="dxa"/>
+            <w:tcW w:w="1265" w:type="dxa"/>
           </w:tcPr>
           <w:p>
             <w:pPr>
@@ -2680,7 +2734,7 @@
         </w:tc>
         <w:tc>
           <w:tcPr>
-            <w:tcW w:w="868" w:type="dxa"/>
+            <w:tcW w:w="1725" w:type="dxa"/>
           </w:tcPr>
           <w:p>
             <w:pPr>
@@ -2694,7 +2748,7 @@
         </w:tc>
         <w:tc>
           <w:tcPr>
-            <w:tcW w:w="4037" w:type="dxa"/>
+            <w:tcW w:w="3374" w:type="dxa"/>
           </w:tcPr>
           <w:p>
             <w:pPr>
@@ -2708,7 +2762,7 @@
         </w:tc>
         <w:tc>
           <w:tcPr>
-            <w:tcW w:w="3584" w:type="dxa"/>
+            <w:tcW w:w="2995" w:type="dxa"/>
           </w:tcPr>
           <w:p>
             <w:pPr>
@@ -2724,7 +2778,7 @@
       <w:tr>
         <w:tc>
           <w:tcPr>
-            <w:tcW w:w="868" w:type="dxa"/>
+            <w:tcW w:w="1265" w:type="dxa"/>
           </w:tcPr>
           <w:p>
             <w:pPr>
@@ -2738,7 +2792,7 @@
         </w:tc>
         <w:tc>
           <w:tcPr>
-            <w:tcW w:w="868" w:type="dxa"/>
+            <w:tcW w:w="1725" w:type="dxa"/>
           </w:tcPr>
           <w:p>
             <w:pPr>
@@ -2752,7 +2806,7 @@
         </w:tc>
         <w:tc>
           <w:tcPr>
-            <w:tcW w:w="4037" w:type="dxa"/>
+            <w:tcW w:w="3374" w:type="dxa"/>
           </w:tcPr>
           <w:p>
             <w:pPr>
@@ -2766,7 +2820,7 @@
         </w:tc>
         <w:tc>
           <w:tcPr>
-            <w:tcW w:w="3584" w:type="dxa"/>
+            <w:tcW w:w="2995" w:type="dxa"/>
           </w:tcPr>
           <w:p>
             <w:pPr>
@@ -3645,9 +3699,9 @@
         <w:tblLayout w:type="fixed"/>
       </w:tblPr>
       <w:tblGrid>
-        <w:gridCol w:w="1134"/>
-        <w:gridCol w:w="1147"/>
-        <w:gridCol w:w="7077"/>
+        <w:gridCol w:w="1120"/>
+        <w:gridCol w:w="1400"/>
+        <w:gridCol w:w="6839"/>
       </w:tblGrid>
       <w:tr>
         <w:trPr>
@@ -3655,7 +3709,7 @@
         </w:trPr>
         <w:tc>
           <w:tcPr>
-            <w:tcW w:w="1134" w:type="dxa"/>
+            <w:tcW w:w="1120" w:type="dxa"/>
           </w:tcPr>
           <w:p>
             <w:pPr>
@@ -3669,7 +3723,7 @@
         </w:tc>
         <w:tc>
           <w:tcPr>
-            <w:tcW w:w="1147" w:type="dxa"/>
+            <w:tcW w:w="1400" w:type="dxa"/>
           </w:tcPr>
           <w:p>
             <w:pPr>
@@ -3683,7 +3737,7 @@
         </w:tc>
         <w:tc>
           <w:tcPr>
-            <w:tcW w:w="7077" w:type="dxa"/>
+            <w:tcW w:w="6839" w:type="dxa"/>
           </w:tcPr>
           <w:p>
             <w:pPr>
@@ -3699,7 +3753,7 @@
       <w:tr>
         <w:tc>
           <w:tcPr>
-            <w:tcW w:w="1134" w:type="dxa"/>
+            <w:tcW w:w="1120" w:type="dxa"/>
           </w:tcPr>
           <w:p>
             <w:pPr>
@@ -3713,7 +3767,7 @@
         </w:tc>
         <w:tc>
           <w:tcPr>
-            <w:tcW w:w="1147" w:type="dxa"/>
+            <w:tcW w:w="1400" w:type="dxa"/>
           </w:tcPr>
           <w:p>
             <w:pPr>
@@ -3727,7 +3781,7 @@
         </w:tc>
         <w:tc>
           <w:tcPr>
-            <w:tcW w:w="7077" w:type="dxa"/>
+            <w:tcW w:w="6839" w:type="dxa"/>
           </w:tcPr>
           <w:p>
             <w:pPr>
@@ -3743,7 +3797,7 @@
       <w:tr>
         <w:tc>
           <w:tcPr>
-            <w:tcW w:w="1134" w:type="dxa"/>
+            <w:tcW w:w="1120" w:type="dxa"/>
           </w:tcPr>
           <w:p>
             <w:pPr>
@@ -3757,7 +3811,7 @@
         </w:tc>
         <w:tc>
           <w:tcPr>
-            <w:tcW w:w="1147" w:type="dxa"/>
+            <w:tcW w:w="1400" w:type="dxa"/>
           </w:tcPr>
           <w:p>
             <w:pPr>
@@ -3771,7 +3825,7 @@
         </w:tc>
         <w:tc>
           <w:tcPr>
-            <w:tcW w:w="7077" w:type="dxa"/>
+            <w:tcW w:w="6839" w:type="dxa"/>
           </w:tcPr>
           <w:p>
             <w:pPr>
@@ -3787,7 +3841,7 @@
       <w:tr>
         <w:tc>
           <w:tcPr>
-            <w:tcW w:w="1134" w:type="dxa"/>
+            <w:tcW w:w="1120" w:type="dxa"/>
           </w:tcPr>
           <w:p>
             <w:pPr>
@@ -3801,7 +3855,7 @@
         </w:tc>
         <w:tc>
           <w:tcPr>
-            <w:tcW w:w="1147" w:type="dxa"/>
+            <w:tcW w:w="1400" w:type="dxa"/>
           </w:tcPr>
           <w:p>
             <w:pPr>
@@ -3815,7 +3869,7 @@
         </w:tc>
         <w:tc>
           <w:tcPr>
-            <w:tcW w:w="7077" w:type="dxa"/>
+            <w:tcW w:w="6839" w:type="dxa"/>
           </w:tcPr>
           <w:p>
             <w:pPr>
@@ -3831,7 +3885,7 @@
       <w:tr>
         <w:tc>
           <w:tcPr>
-            <w:tcW w:w="1134" w:type="dxa"/>
+            <w:tcW w:w="1120" w:type="dxa"/>
           </w:tcPr>
           <w:p>
             <w:pPr>
@@ -3845,7 +3899,7 @@
         </w:tc>
         <w:tc>
           <w:tcPr>
-            <w:tcW w:w="1147" w:type="dxa"/>
+            <w:tcW w:w="1400" w:type="dxa"/>
           </w:tcPr>
           <w:p>
             <w:pPr>
@@ -3859,7 +3913,7 @@
         </w:tc>
         <w:tc>
           <w:tcPr>
-            <w:tcW w:w="7077" w:type="dxa"/>
+            <w:tcW w:w="6839" w:type="dxa"/>
           </w:tcPr>
           <w:p>
             <w:pPr>
@@ -3947,7 +4001,7 @@
         <w:t xml:space="preserve"> </w:t>
       </w:r>
       <w:r>
-        <w:t xml:space="preserve">the Senior sends ratings and one line of notes for the criteria they checked (M1, M3, M7, M8, Research briefs).</w:t>
+        <w:t xml:space="preserve">the Senior sends ratings and one line of notes for the criteria they checked (M1, M3, M7, M8, the SSMS lab, Research briefs).</w:t>
       </w:r>
     </w:p>
     <w:p>
@@ -4013,9 +4067,9 @@
         <w:tblLayout w:type="fixed"/>
       </w:tblPr>
       <w:tblGrid>
-        <w:gridCol w:w="1044"/>
-        <w:gridCol w:w="1799"/>
-        <w:gridCol w:w="6516"/>
+        <w:gridCol w:w="994"/>
+        <w:gridCol w:w="2160"/>
+        <w:gridCol w:w="6205"/>
       </w:tblGrid>
       <w:tr>
         <w:trPr>
@@ -4023,7 +4077,7 @@
         </w:trPr>
         <w:tc>
           <w:tcPr>
-            <w:tcW w:w="1044" w:type="dxa"/>
+            <w:tcW w:w="994" w:type="dxa"/>
           </w:tcPr>
           <w:p>
             <w:pPr>
@@ -4037,7 +4091,7 @@
         </w:tc>
         <w:tc>
           <w:tcPr>
-            <w:tcW w:w="1799" w:type="dxa"/>
+            <w:tcW w:w="2160" w:type="dxa"/>
           </w:tcPr>
           <w:p>
             <w:pPr>
@@ -4051,7 +4105,7 @@
         </w:tc>
         <w:tc>
           <w:tcPr>
-            <w:tcW w:w="6516" w:type="dxa"/>
+            <w:tcW w:w="6205" w:type="dxa"/>
           </w:tcPr>
           <w:p>
             <w:pPr>
@@ -4067,7 +4121,7 @@
       <w:tr>
         <w:tc>
           <w:tcPr>
-            <w:tcW w:w="1044" w:type="dxa"/>
+            <w:tcW w:w="994" w:type="dxa"/>
           </w:tcPr>
           <w:p>
             <w:pPr>
@@ -4081,7 +4135,7 @@
         </w:tc>
         <w:tc>
           <w:tcPr>
-            <w:tcW w:w="1799" w:type="dxa"/>
+            <w:tcW w:w="2160" w:type="dxa"/>
           </w:tcPr>
           <w:p>
             <w:pPr>
@@ -4095,7 +4149,7 @@
         </w:tc>
         <w:tc>
           <w:tcPr>
-            <w:tcW w:w="6516" w:type="dxa"/>
+            <w:tcW w:w="6205" w:type="dxa"/>
           </w:tcPr>
           <w:p>
             <w:pPr>
@@ -4111,7 +4165,7 @@
       <w:tr>
         <w:tc>
           <w:tcPr>
-            <w:tcW w:w="1044" w:type="dxa"/>
+            <w:tcW w:w="994" w:type="dxa"/>
           </w:tcPr>
           <w:p>
             <w:pPr>
@@ -4125,7 +4179,7 @@
         </w:tc>
         <w:tc>
           <w:tcPr>
-            <w:tcW w:w="1799" w:type="dxa"/>
+            <w:tcW w:w="2160" w:type="dxa"/>
           </w:tcPr>
           <w:p>
             <w:pPr>
@@ -4139,7 +4193,7 @@
         </w:tc>
         <w:tc>
           <w:tcPr>
-            <w:tcW w:w="6516" w:type="dxa"/>
+            <w:tcW w:w="6205" w:type="dxa"/>
           </w:tcPr>
           <w:p>
             <w:pPr>
@@ -4155,7 +4209,7 @@
       <w:tr>
         <w:tc>
           <w:tcPr>
-            <w:tcW w:w="1044" w:type="dxa"/>
+            <w:tcW w:w="994" w:type="dxa"/>
           </w:tcPr>
           <w:p>
             <w:pPr>
@@ -4169,7 +4223,7 @@
         </w:tc>
         <w:tc>
           <w:tcPr>
-            <w:tcW w:w="1799" w:type="dxa"/>
+            <w:tcW w:w="2160" w:type="dxa"/>
           </w:tcPr>
           <w:p>
             <w:pPr>
@@ -4183,7 +4237,7 @@
         </w:tc>
         <w:tc>
           <w:tcPr>
-            <w:tcW w:w="6516" w:type="dxa"/>
+            <w:tcW w:w="6205" w:type="dxa"/>
           </w:tcPr>
           <w:p>
             <w:pPr>
@@ -4199,7 +4253,7 @@
       <w:tr>
         <w:tc>
           <w:tcPr>
-            <w:tcW w:w="1044" w:type="dxa"/>
+            <w:tcW w:w="994" w:type="dxa"/>
           </w:tcPr>
           <w:p>
             <w:pPr>
@@ -4213,7 +4267,7 @@
         </w:tc>
         <w:tc>
           <w:tcPr>
-            <w:tcW w:w="1799" w:type="dxa"/>
+            <w:tcW w:w="2160" w:type="dxa"/>
           </w:tcPr>
           <w:p>
             <w:pPr>
@@ -4227,7 +4281,7 @@
         </w:tc>
         <w:tc>
           <w:tcPr>
-            <w:tcW w:w="6516" w:type="dxa"/>
+            <w:tcW w:w="6205" w:type="dxa"/>
           </w:tcPr>
           <w:p>
             <w:pPr>
@@ -4243,7 +4297,7 @@
       <w:tr>
         <w:tc>
           <w:tcPr>
-            <w:tcW w:w="1044" w:type="dxa"/>
+            <w:tcW w:w="994" w:type="dxa"/>
           </w:tcPr>
           <w:p>
             <w:pPr>
@@ -4257,7 +4311,7 @@
         </w:tc>
         <w:tc>
           <w:tcPr>
-            <w:tcW w:w="1799" w:type="dxa"/>
+            <w:tcW w:w="2160" w:type="dxa"/>
           </w:tcPr>
           <w:p>
             <w:pPr>
@@ -4271,7 +4325,7 @@
         </w:tc>
         <w:tc>
           <w:tcPr>
-            <w:tcW w:w="6516" w:type="dxa"/>
+            <w:tcW w:w="6205" w:type="dxa"/>
           </w:tcPr>
           <w:p>
             <w:pPr>
@@ -4287,7 +4341,7 @@
       <w:tr>
         <w:tc>
           <w:tcPr>
-            <w:tcW w:w="1044" w:type="dxa"/>
+            <w:tcW w:w="994" w:type="dxa"/>
           </w:tcPr>
           <w:p>
             <w:pPr>
@@ -4301,7 +4355,7 @@
         </w:tc>
         <w:tc>
           <w:tcPr>
-            <w:tcW w:w="1799" w:type="dxa"/>
+            <w:tcW w:w="2160" w:type="dxa"/>
           </w:tcPr>
           <w:p>
             <w:pPr>
@@ -4315,7 +4369,7 @@
         </w:tc>
         <w:tc>
           <w:tcPr>
-            <w:tcW w:w="6516" w:type="dxa"/>
+            <w:tcW w:w="6205" w:type="dxa"/>
           </w:tcPr>
           <w:p>
             <w:pPr>
@@ -4461,7 +4515,29 @@
         <w:t xml:space="preserve"> </w:t>
       </w:r>
       <w:r>
-        <w:t xml:space="preserve">every Must criterion rated 3 or 4. Stretch ratings are recorded but do not change the outcome.</w:t>
+        <w:t xml:space="preserve">every Must criterion rated 3 or 4. Should and Stretch ratings are recorded but do not change the outcome.</w:t>
+      </w:r>
+    </w:p>
+    <w:p>
+      <w:pPr>
+        <w:numPr>
+          <w:ilvl w:val="0"/>
+          <w:numId w:val="1016"/>
+        </w:numPr>
+        <w:pStyle w:val="Compact"/>
+      </w:pPr>
+      <w:r>
+        <w:rPr>
+          <w:bCs/>
+          <w:b/>
+        </w:rPr>
+        <w:t xml:space="preserve">Should</w:t>
+      </w:r>
+      <w:r>
+        <w:t xml:space="preserve"> </w:t>
+      </w:r>
+      <w:r>
+        <w:t xml:space="preserve">criteria are expected: a Should rated 1 or 2 gets a catch-up action in the next 1:1, but does not change the milestone outcome. Only Must criteria decide it; Stretch never blocks "on track".</w:t>
       </w:r>
     </w:p>
     <w:p>
@@ -4535,10 +4611,10 @@
         <w:tblLayout w:type="fixed"/>
       </w:tblPr>
       <w:tblGrid>
-        <w:gridCol w:w="5648"/>
-        <w:gridCol w:w="1900"/>
-        <w:gridCol w:w="905"/>
-        <w:gridCol w:w="905"/>
+        <w:gridCol w:w="5149"/>
+        <w:gridCol w:w="2390"/>
+        <w:gridCol w:w="920"/>
+        <w:gridCol w:w="900"/>
       </w:tblGrid>
       <w:tr>
         <w:trPr>
@@ -4546,7 +4622,7 @@
         </w:trPr>
         <w:tc>
           <w:tcPr>
-            <w:tcW w:w="5648" w:type="dxa"/>
+            <w:tcW w:w="5149" w:type="dxa"/>
           </w:tcPr>
           <w:p>
             <w:pPr>
@@ -4560,7 +4636,7 @@
         </w:tc>
         <w:tc>
           <w:tcPr>
-            <w:tcW w:w="1900" w:type="dxa"/>
+            <w:tcW w:w="2390" w:type="dxa"/>
           </w:tcPr>
           <w:p>
             <w:pPr>
@@ -4574,7 +4650,7 @@
         </w:tc>
         <w:tc>
           <w:tcPr>
-            <w:tcW w:w="905" w:type="dxa"/>
+            <w:tcW w:w="920" w:type="dxa"/>
           </w:tcPr>
           <w:p>
             <w:pPr>
@@ -4588,7 +4664,7 @@
         </w:tc>
         <w:tc>
           <w:tcPr>
-            <w:tcW w:w="905" w:type="dxa"/>
+            <w:tcW w:w="900" w:type="dxa"/>
           </w:tcPr>
           <w:p>
             <w:pPr>
@@ -4604,7 +4680,7 @@
       <w:tr>
         <w:tc>
           <w:tcPr>
-            <w:tcW w:w="5648" w:type="dxa"/>
+            <w:tcW w:w="5149" w:type="dxa"/>
           </w:tcPr>
           <w:p>
             <w:pPr>
@@ -4618,7 +4694,7 @@
         </w:tc>
         <w:tc>
           <w:tcPr>
-            <w:tcW w:w="1900" w:type="dxa"/>
+            <w:tcW w:w="2390" w:type="dxa"/>
           </w:tcPr>
           <w:p>
             <w:pPr>
@@ -4632,29 +4708,29 @@
         </w:tc>
         <w:tc>
           <w:tcPr>
-            <w:tcW w:w="905" w:type="dxa"/>
-          </w:tcPr>
-          <w:p>
-            <w:pPr>
-              <w:pStyle w:val="Compact"/>
-            </w:pPr>
-          </w:p>
-        </w:tc>
-        <w:tc>
-          <w:tcPr>
-            <w:tcW w:w="905" w:type="dxa"/>
-          </w:tcPr>
-          <w:p>
-            <w:pPr>
-              <w:pStyle w:val="Compact"/>
-            </w:pPr>
-          </w:p>
-        </w:tc>
-      </w:tr>
-      <w:tr>
-        <w:tc>
-          <w:tcPr>
-            <w:tcW w:w="5648" w:type="dxa"/>
+            <w:tcW w:w="920" w:type="dxa"/>
+          </w:tcPr>
+          <w:p>
+            <w:pPr>
+              <w:pStyle w:val="Compact"/>
+            </w:pPr>
+          </w:p>
+        </w:tc>
+        <w:tc>
+          <w:tcPr>
+            <w:tcW w:w="900" w:type="dxa"/>
+          </w:tcPr>
+          <w:p>
+            <w:pPr>
+              <w:pStyle w:val="Compact"/>
+            </w:pPr>
+          </w:p>
+        </w:tc>
+      </w:tr>
+      <w:tr>
+        <w:tc>
+          <w:tcPr>
+            <w:tcW w:w="5149" w:type="dxa"/>
           </w:tcPr>
           <w:p>
             <w:pPr>
@@ -4668,7 +4744,7 @@
         </w:tc>
         <w:tc>
           <w:tcPr>
-            <w:tcW w:w="1900" w:type="dxa"/>
+            <w:tcW w:w="2390" w:type="dxa"/>
           </w:tcPr>
           <w:p>
             <w:pPr>
@@ -4682,29 +4758,29 @@
         </w:tc>
         <w:tc>
           <w:tcPr>
-            <w:tcW w:w="905" w:type="dxa"/>
-          </w:tcPr>
-          <w:p>
-            <w:pPr>
-              <w:pStyle w:val="Compact"/>
-            </w:pPr>
-          </w:p>
-        </w:tc>
-        <w:tc>
-          <w:tcPr>
-            <w:tcW w:w="905" w:type="dxa"/>
-          </w:tcPr>
-          <w:p>
-            <w:pPr>
-              <w:pStyle w:val="Compact"/>
-            </w:pPr>
-          </w:p>
-        </w:tc>
-      </w:tr>
-      <w:tr>
-        <w:tc>
-          <w:tcPr>
-            <w:tcW w:w="5648" w:type="dxa"/>
+            <w:tcW w:w="920" w:type="dxa"/>
+          </w:tcPr>
+          <w:p>
+            <w:pPr>
+              <w:pStyle w:val="Compact"/>
+            </w:pPr>
+          </w:p>
+        </w:tc>
+        <w:tc>
+          <w:tcPr>
+            <w:tcW w:w="900" w:type="dxa"/>
+          </w:tcPr>
+          <w:p>
+            <w:pPr>
+              <w:pStyle w:val="Compact"/>
+            </w:pPr>
+          </w:p>
+        </w:tc>
+      </w:tr>
+      <w:tr>
+        <w:tc>
+          <w:tcPr>
+            <w:tcW w:w="5149" w:type="dxa"/>
           </w:tcPr>
           <w:p>
             <w:pPr>
@@ -4718,7 +4794,7 @@
         </w:tc>
         <w:tc>
           <w:tcPr>
-            <w:tcW w:w="1900" w:type="dxa"/>
+            <w:tcW w:w="2390" w:type="dxa"/>
           </w:tcPr>
           <w:p>
             <w:pPr>
@@ -4732,29 +4808,29 @@
         </w:tc>
         <w:tc>
           <w:tcPr>
-            <w:tcW w:w="905" w:type="dxa"/>
-          </w:tcPr>
-          <w:p>
-            <w:pPr>
-              <w:pStyle w:val="Compact"/>
-            </w:pPr>
-          </w:p>
-        </w:tc>
-        <w:tc>
-          <w:tcPr>
-            <w:tcW w:w="905" w:type="dxa"/>
-          </w:tcPr>
-          <w:p>
-            <w:pPr>
-              <w:pStyle w:val="Compact"/>
-            </w:pPr>
-          </w:p>
-        </w:tc>
-      </w:tr>
-      <w:tr>
-        <w:tc>
-          <w:tcPr>
-            <w:tcW w:w="5648" w:type="dxa"/>
+            <w:tcW w:w="920" w:type="dxa"/>
+          </w:tcPr>
+          <w:p>
+            <w:pPr>
+              <w:pStyle w:val="Compact"/>
+            </w:pPr>
+          </w:p>
+        </w:tc>
+        <w:tc>
+          <w:tcPr>
+            <w:tcW w:w="900" w:type="dxa"/>
+          </w:tcPr>
+          <w:p>
+            <w:pPr>
+              <w:pStyle w:val="Compact"/>
+            </w:pPr>
+          </w:p>
+        </w:tc>
+      </w:tr>
+      <w:tr>
+        <w:tc>
+          <w:tcPr>
+            <w:tcW w:w="5149" w:type="dxa"/>
           </w:tcPr>
           <w:p>
             <w:pPr>
@@ -4768,7 +4844,7 @@
         </w:tc>
         <w:tc>
           <w:tcPr>
-            <w:tcW w:w="1900" w:type="dxa"/>
+            <w:tcW w:w="2390" w:type="dxa"/>
           </w:tcPr>
           <w:p>
             <w:pPr>
@@ -4782,29 +4858,29 @@
         </w:tc>
         <w:tc>
           <w:tcPr>
-            <w:tcW w:w="905" w:type="dxa"/>
-          </w:tcPr>
-          <w:p>
-            <w:pPr>
-              <w:pStyle w:val="Compact"/>
-            </w:pPr>
-          </w:p>
-        </w:tc>
-        <w:tc>
-          <w:tcPr>
-            <w:tcW w:w="905" w:type="dxa"/>
-          </w:tcPr>
-          <w:p>
-            <w:pPr>
-              <w:pStyle w:val="Compact"/>
-            </w:pPr>
-          </w:p>
-        </w:tc>
-      </w:tr>
-      <w:tr>
-        <w:tc>
-          <w:tcPr>
-            <w:tcW w:w="5648" w:type="dxa"/>
+            <w:tcW w:w="920" w:type="dxa"/>
+          </w:tcPr>
+          <w:p>
+            <w:pPr>
+              <w:pStyle w:val="Compact"/>
+            </w:pPr>
+          </w:p>
+        </w:tc>
+        <w:tc>
+          <w:tcPr>
+            <w:tcW w:w="900" w:type="dxa"/>
+          </w:tcPr>
+          <w:p>
+            <w:pPr>
+              <w:pStyle w:val="Compact"/>
+            </w:pPr>
+          </w:p>
+        </w:tc>
+      </w:tr>
+      <w:tr>
+        <w:tc>
+          <w:tcPr>
+            <w:tcW w:w="5149" w:type="dxa"/>
           </w:tcPr>
           <w:p>
             <w:pPr>
@@ -4818,7 +4894,7 @@
         </w:tc>
         <w:tc>
           <w:tcPr>
-            <w:tcW w:w="1900" w:type="dxa"/>
+            <w:tcW w:w="2390" w:type="dxa"/>
           </w:tcPr>
           <w:p>
             <w:pPr>
@@ -4832,29 +4908,29 @@
         </w:tc>
         <w:tc>
           <w:tcPr>
-            <w:tcW w:w="905" w:type="dxa"/>
-          </w:tcPr>
-          <w:p>
-            <w:pPr>
-              <w:pStyle w:val="Compact"/>
-            </w:pPr>
-          </w:p>
-        </w:tc>
-        <w:tc>
-          <w:tcPr>
-            <w:tcW w:w="905" w:type="dxa"/>
-          </w:tcPr>
-          <w:p>
-            <w:pPr>
-              <w:pStyle w:val="Compact"/>
-            </w:pPr>
-          </w:p>
-        </w:tc>
-      </w:tr>
-      <w:tr>
-        <w:tc>
-          <w:tcPr>
-            <w:tcW w:w="5648" w:type="dxa"/>
+            <w:tcW w:w="920" w:type="dxa"/>
+          </w:tcPr>
+          <w:p>
+            <w:pPr>
+              <w:pStyle w:val="Compact"/>
+            </w:pPr>
+          </w:p>
+        </w:tc>
+        <w:tc>
+          <w:tcPr>
+            <w:tcW w:w="900" w:type="dxa"/>
+          </w:tcPr>
+          <w:p>
+            <w:pPr>
+              <w:pStyle w:val="Compact"/>
+            </w:pPr>
+          </w:p>
+        </w:tc>
+      </w:tr>
+      <w:tr>
+        <w:tc>
+          <w:tcPr>
+            <w:tcW w:w="5149" w:type="dxa"/>
           </w:tcPr>
           <w:p>
             <w:pPr>
@@ -4868,7 +4944,7 @@
         </w:tc>
         <w:tc>
           <w:tcPr>
-            <w:tcW w:w="1900" w:type="dxa"/>
+            <w:tcW w:w="2390" w:type="dxa"/>
           </w:tcPr>
           <w:p>
             <w:pPr>
@@ -4882,29 +4958,29 @@
         </w:tc>
         <w:tc>
           <w:tcPr>
-            <w:tcW w:w="905" w:type="dxa"/>
-          </w:tcPr>
-          <w:p>
-            <w:pPr>
-              <w:pStyle w:val="Compact"/>
-            </w:pPr>
-          </w:p>
-        </w:tc>
-        <w:tc>
-          <w:tcPr>
-            <w:tcW w:w="905" w:type="dxa"/>
-          </w:tcPr>
-          <w:p>
-            <w:pPr>
-              <w:pStyle w:val="Compact"/>
-            </w:pPr>
-          </w:p>
-        </w:tc>
-      </w:tr>
-      <w:tr>
-        <w:tc>
-          <w:tcPr>
-            <w:tcW w:w="5648" w:type="dxa"/>
+            <w:tcW w:w="920" w:type="dxa"/>
+          </w:tcPr>
+          <w:p>
+            <w:pPr>
+              <w:pStyle w:val="Compact"/>
+            </w:pPr>
+          </w:p>
+        </w:tc>
+        <w:tc>
+          <w:tcPr>
+            <w:tcW w:w="900" w:type="dxa"/>
+          </w:tcPr>
+          <w:p>
+            <w:pPr>
+              <w:pStyle w:val="Compact"/>
+            </w:pPr>
+          </w:p>
+        </w:tc>
+      </w:tr>
+      <w:tr>
+        <w:tc>
+          <w:tcPr>
+            <w:tcW w:w="5149" w:type="dxa"/>
           </w:tcPr>
           <w:p>
             <w:pPr>
@@ -4918,7 +4994,7 @@
         </w:tc>
         <w:tc>
           <w:tcPr>
-            <w:tcW w:w="1900" w:type="dxa"/>
+            <w:tcW w:w="2390" w:type="dxa"/>
           </w:tcPr>
           <w:p>
             <w:pPr>
@@ -4932,29 +5008,29 @@
         </w:tc>
         <w:tc>
           <w:tcPr>
-            <w:tcW w:w="905" w:type="dxa"/>
-          </w:tcPr>
-          <w:p>
-            <w:pPr>
-              <w:pStyle w:val="Compact"/>
-            </w:pPr>
-          </w:p>
-        </w:tc>
-        <w:tc>
-          <w:tcPr>
-            <w:tcW w:w="905" w:type="dxa"/>
-          </w:tcPr>
-          <w:p>
-            <w:pPr>
-              <w:pStyle w:val="Compact"/>
-            </w:pPr>
-          </w:p>
-        </w:tc>
-      </w:tr>
-      <w:tr>
-        <w:tc>
-          <w:tcPr>
-            <w:tcW w:w="5648" w:type="dxa"/>
+            <w:tcW w:w="920" w:type="dxa"/>
+          </w:tcPr>
+          <w:p>
+            <w:pPr>
+              <w:pStyle w:val="Compact"/>
+            </w:pPr>
+          </w:p>
+        </w:tc>
+        <w:tc>
+          <w:tcPr>
+            <w:tcW w:w="900" w:type="dxa"/>
+          </w:tcPr>
+          <w:p>
+            <w:pPr>
+              <w:pStyle w:val="Compact"/>
+            </w:pPr>
+          </w:p>
+        </w:tc>
+      </w:tr>
+      <w:tr>
+        <w:tc>
+          <w:tcPr>
+            <w:tcW w:w="5149" w:type="dxa"/>
           </w:tcPr>
           <w:p>
             <w:pPr>
@@ -4968,7 +5044,7 @@
         </w:tc>
         <w:tc>
           <w:tcPr>
-            <w:tcW w:w="1900" w:type="dxa"/>
+            <w:tcW w:w="2390" w:type="dxa"/>
           </w:tcPr>
           <w:p>
             <w:pPr>
@@ -4982,29 +5058,29 @@
         </w:tc>
         <w:tc>
           <w:tcPr>
-            <w:tcW w:w="905" w:type="dxa"/>
-          </w:tcPr>
-          <w:p>
-            <w:pPr>
-              <w:pStyle w:val="Compact"/>
-            </w:pPr>
-          </w:p>
-        </w:tc>
-        <w:tc>
-          <w:tcPr>
-            <w:tcW w:w="905" w:type="dxa"/>
-          </w:tcPr>
-          <w:p>
-            <w:pPr>
-              <w:pStyle w:val="Compact"/>
-            </w:pPr>
-          </w:p>
-        </w:tc>
-      </w:tr>
-      <w:tr>
-        <w:tc>
-          <w:tcPr>
-            <w:tcW w:w="5648" w:type="dxa"/>
+            <w:tcW w:w="920" w:type="dxa"/>
+          </w:tcPr>
+          <w:p>
+            <w:pPr>
+              <w:pStyle w:val="Compact"/>
+            </w:pPr>
+          </w:p>
+        </w:tc>
+        <w:tc>
+          <w:tcPr>
+            <w:tcW w:w="900" w:type="dxa"/>
+          </w:tcPr>
+          <w:p>
+            <w:pPr>
+              <w:pStyle w:val="Compact"/>
+            </w:pPr>
+          </w:p>
+        </w:tc>
+      </w:tr>
+      <w:tr>
+        <w:tc>
+          <w:tcPr>
+            <w:tcW w:w="5149" w:type="dxa"/>
           </w:tcPr>
           <w:p>
             <w:pPr>
@@ -5018,7 +5094,7 @@
         </w:tc>
         <w:tc>
           <w:tcPr>
-            <w:tcW w:w="1900" w:type="dxa"/>
+            <w:tcW w:w="2390" w:type="dxa"/>
           </w:tcPr>
           <w:p>
             <w:pPr>
@@ -5032,29 +5108,29 @@
         </w:tc>
         <w:tc>
           <w:tcPr>
-            <w:tcW w:w="905" w:type="dxa"/>
-          </w:tcPr>
-          <w:p>
-            <w:pPr>
-              <w:pStyle w:val="Compact"/>
-            </w:pPr>
-          </w:p>
-        </w:tc>
-        <w:tc>
-          <w:tcPr>
-            <w:tcW w:w="905" w:type="dxa"/>
-          </w:tcPr>
-          <w:p>
-            <w:pPr>
-              <w:pStyle w:val="Compact"/>
-            </w:pPr>
-          </w:p>
-        </w:tc>
-      </w:tr>
-      <w:tr>
-        <w:tc>
-          <w:tcPr>
-            <w:tcW w:w="5648" w:type="dxa"/>
+            <w:tcW w:w="920" w:type="dxa"/>
+          </w:tcPr>
+          <w:p>
+            <w:pPr>
+              <w:pStyle w:val="Compact"/>
+            </w:pPr>
+          </w:p>
+        </w:tc>
+        <w:tc>
+          <w:tcPr>
+            <w:tcW w:w="900" w:type="dxa"/>
+          </w:tcPr>
+          <w:p>
+            <w:pPr>
+              <w:pStyle w:val="Compact"/>
+            </w:pPr>
+          </w:p>
+        </w:tc>
+      </w:tr>
+      <w:tr>
+        <w:tc>
+          <w:tcPr>
+            <w:tcW w:w="5149" w:type="dxa"/>
           </w:tcPr>
           <w:p>
             <w:pPr>
@@ -5068,7 +5144,7 @@
         </w:tc>
         <w:tc>
           <w:tcPr>
-            <w:tcW w:w="1900" w:type="dxa"/>
+            <w:tcW w:w="2390" w:type="dxa"/>
           </w:tcPr>
           <w:p>
             <w:pPr>
@@ -5082,17 +5158,167 @@
         </w:tc>
         <w:tc>
           <w:tcPr>
-            <w:tcW w:w="905" w:type="dxa"/>
-          </w:tcPr>
-          <w:p>
-            <w:pPr>
-              <w:pStyle w:val="Compact"/>
-            </w:pPr>
-          </w:p>
-        </w:tc>
-        <w:tc>
-          <w:tcPr>
-            <w:tcW w:w="905" w:type="dxa"/>
+            <w:tcW w:w="920" w:type="dxa"/>
+          </w:tcPr>
+          <w:p>
+            <w:pPr>
+              <w:pStyle w:val="Compact"/>
+            </w:pPr>
+          </w:p>
+        </w:tc>
+        <w:tc>
+          <w:tcPr>
+            <w:tcW w:w="900" w:type="dxa"/>
+          </w:tcPr>
+          <w:p>
+            <w:pPr>
+              <w:pStyle w:val="Compact"/>
+            </w:pPr>
+          </w:p>
+        </w:tc>
+      </w:tr>
+      <w:tr>
+        <w:tc>
+          <w:tcPr>
+            <w:tcW w:w="5149" w:type="dxa"/>
+          </w:tcPr>
+          <w:p>
+            <w:pPr>
+              <w:pStyle w:val="Compact"/>
+              <w:jc w:val="left"/>
+            </w:pPr>
+            <w:r>
+              <w:t xml:space="preserve">A30-11 (Must) Data platform safe use: follows the safe-use rules (data platform primer Part 1: personal login for all interactive work, never the service account; Oracle EBS read-only; loads only into [COMPANY: sandbox or staging schema in the team database]; no schema changes); SSMS lab (primer 10.1) finished and reviewed in the Senior's SQL review, Thu 11/12</w:t>
+            </w:r>
+          </w:p>
+        </w:tc>
+        <w:tc>
+          <w:tcPr>
+            <w:tcW w:w="2390" w:type="dxa"/>
+          </w:tcPr>
+          <w:p>
+            <w:pPr>
+              <w:pStyle w:val="Compact"/>
+              <w:jc w:val="left"/>
+            </w:pPr>
+            <w:r>
+              <w:t xml:space="preserve">"Part 1 read" date on the Access tracker page; SSMS lab note and scripts; Senior's review note</w:t>
+            </w:r>
+          </w:p>
+        </w:tc>
+        <w:tc>
+          <w:tcPr>
+            <w:tcW w:w="920" w:type="dxa"/>
+          </w:tcPr>
+          <w:p>
+            <w:pPr>
+              <w:pStyle w:val="Compact"/>
+            </w:pPr>
+          </w:p>
+        </w:tc>
+        <w:tc>
+          <w:tcPr>
+            <w:tcW w:w="900" w:type="dxa"/>
+          </w:tcPr>
+          <w:p>
+            <w:pPr>
+              <w:pStyle w:val="Compact"/>
+            </w:pPr>
+          </w:p>
+        </w:tc>
+      </w:tr>
+      <w:tr>
+        <w:tc>
+          <w:tcPr>
+            <w:tcW w:w="5149" w:type="dxa"/>
+          </w:tcPr>
+          <w:p>
+            <w:pPr>
+              <w:pStyle w:val="Compact"/>
+              <w:jc w:val="left"/>
+            </w:pPr>
+            <w:r>
+              <w:t xml:space="preserve">A30-12 (Should) Copilot use: 5 or more reviewed uses in the Copilot use log (prompt, output use, what was verified and how, outcome); reviewed in the W4 use-log review or by the checker of the work the use fed</w:t>
+            </w:r>
+          </w:p>
+        </w:tc>
+        <w:tc>
+          <w:tcPr>
+            <w:tcW w:w="2390" w:type="dxa"/>
+          </w:tcPr>
+          <w:p>
+            <w:pPr>
+              <w:pStyle w:val="Compact"/>
+              <w:jc w:val="left"/>
+            </w:pPr>
+            <w:r>
+              <w:t xml:space="preserve">Use log page</w:t>
+            </w:r>
+          </w:p>
+        </w:tc>
+        <w:tc>
+          <w:tcPr>
+            <w:tcW w:w="920" w:type="dxa"/>
+          </w:tcPr>
+          <w:p>
+            <w:pPr>
+              <w:pStyle w:val="Compact"/>
+            </w:pPr>
+          </w:p>
+        </w:tc>
+        <w:tc>
+          <w:tcPr>
+            <w:tcW w:w="900" w:type="dxa"/>
+          </w:tcPr>
+          <w:p>
+            <w:pPr>
+              <w:pStyle w:val="Compact"/>
+            </w:pPr>
+          </w:p>
+        </w:tc>
+      </w:tr>
+      <w:tr>
+        <w:tc>
+          <w:tcPr>
+            <w:tcW w:w="5149" w:type="dxa"/>
+          </w:tcPr>
+          <w:p>
+            <w:pPr>
+              <w:pStyle w:val="Compact"/>
+              <w:jc w:val="left"/>
+            </w:pPr>
+            <w:r>
+              <w:t xml:space="preserve">A30-13 (Should) BSA fundamentals applied: the intake record for the small real analysis (scoped Wed 11/4) is on its Jira issue by Fri 11/6 with a stakeholder list and an elicitation plan (BSA primer 3.5 and 4.6)</w:t>
+            </w:r>
+          </w:p>
+        </w:tc>
+        <w:tc>
+          <w:tcPr>
+            <w:tcW w:w="2390" w:type="dxa"/>
+          </w:tcPr>
+          <w:p>
+            <w:pPr>
+              <w:pStyle w:val="Compact"/>
+              <w:jc w:val="left"/>
+            </w:pPr>
+            <w:r>
+              <w:t xml:space="preserve">Intake record on the Jira issue</w:t>
+            </w:r>
+          </w:p>
+        </w:tc>
+        <w:tc>
+          <w:tcPr>
+            <w:tcW w:w="920" w:type="dxa"/>
+          </w:tcPr>
+          <w:p>
+            <w:pPr>
+              <w:pStyle w:val="Compact"/>
+            </w:pPr>
+          </w:p>
+        </w:tc>
+        <w:tc>
+          <w:tcPr>
+            <w:tcW w:w="900" w:type="dxa"/>
           </w:tcPr>
           <w:p>
             <w:pPr>
@@ -5156,6 +5382,18 @@
       </w:pPr>
       <w:r>
         <w:t xml:space="preserve">Recovery actions (owner, due date):</w:t>
+      </w:r>
+    </w:p>
+    <w:p>
+      <w:pPr>
+        <w:numPr>
+          <w:ilvl w:val="0"/>
+          <w:numId w:val="1018"/>
+        </w:numPr>
+        <w:pStyle w:val="Compact"/>
+      </w:pPr>
+      <w:r>
+        <w:t xml:space="preserve">Catch-up actions for Should criteria rated 1 or 2 (owner, due date; checked in the next 1:1):</w:t>
       </w:r>
     </w:p>
     <w:p>
@@ -5237,10 +5475,10 @@
         <w:tblLayout w:type="fixed"/>
       </w:tblPr>
       <w:tblGrid>
-        <w:gridCol w:w="5465"/>
-        <w:gridCol w:w="2143"/>
-        <w:gridCol w:w="875"/>
-        <w:gridCol w:w="875"/>
+        <w:gridCol w:w="4858"/>
+        <w:gridCol w:w="2681"/>
+        <w:gridCol w:w="920"/>
+        <w:gridCol w:w="900"/>
       </w:tblGrid>
       <w:tr>
         <w:trPr>
@@ -5248,7 +5486,7 @@
         </w:trPr>
         <w:tc>
           <w:tcPr>
-            <w:tcW w:w="5465" w:type="dxa"/>
+            <w:tcW w:w="4858" w:type="dxa"/>
           </w:tcPr>
           <w:p>
             <w:pPr>
@@ -5262,7 +5500,7 @@
         </w:tc>
         <w:tc>
           <w:tcPr>
-            <w:tcW w:w="2143" w:type="dxa"/>
+            <w:tcW w:w="2681" w:type="dxa"/>
           </w:tcPr>
           <w:p>
             <w:pPr>
@@ -5276,7 +5514,7 @@
         </w:tc>
         <w:tc>
           <w:tcPr>
-            <w:tcW w:w="875" w:type="dxa"/>
+            <w:tcW w:w="920" w:type="dxa"/>
           </w:tcPr>
           <w:p>
             <w:pPr>
@@ -5290,7 +5528,7 @@
         </w:tc>
         <w:tc>
           <w:tcPr>
-            <w:tcW w:w="875" w:type="dxa"/>
+            <w:tcW w:w="900" w:type="dxa"/>
           </w:tcPr>
           <w:p>
             <w:pPr>
@@ -5306,7 +5544,7 @@
       <w:tr>
         <w:tc>
           <w:tcPr>
-            <w:tcW w:w="5465" w:type="dxa"/>
+            <w:tcW w:w="4858" w:type="dxa"/>
           </w:tcPr>
           <w:p>
             <w:pPr>
@@ -5320,7 +5558,7 @@
         </w:tc>
         <w:tc>
           <w:tcPr>
-            <w:tcW w:w="2143" w:type="dxa"/>
+            <w:tcW w:w="2681" w:type="dxa"/>
           </w:tcPr>
           <w:p>
             <w:pPr>
@@ -5334,29 +5572,29 @@
         </w:tc>
         <w:tc>
           <w:tcPr>
-            <w:tcW w:w="875" w:type="dxa"/>
-          </w:tcPr>
-          <w:p>
-            <w:pPr>
-              <w:pStyle w:val="Compact"/>
-            </w:pPr>
-          </w:p>
-        </w:tc>
-        <w:tc>
-          <w:tcPr>
-            <w:tcW w:w="875" w:type="dxa"/>
-          </w:tcPr>
-          <w:p>
-            <w:pPr>
-              <w:pStyle w:val="Compact"/>
-            </w:pPr>
-          </w:p>
-        </w:tc>
-      </w:tr>
-      <w:tr>
-        <w:tc>
-          <w:tcPr>
-            <w:tcW w:w="5465" w:type="dxa"/>
+            <w:tcW w:w="920" w:type="dxa"/>
+          </w:tcPr>
+          <w:p>
+            <w:pPr>
+              <w:pStyle w:val="Compact"/>
+            </w:pPr>
+          </w:p>
+        </w:tc>
+        <w:tc>
+          <w:tcPr>
+            <w:tcW w:w="900" w:type="dxa"/>
+          </w:tcPr>
+          <w:p>
+            <w:pPr>
+              <w:pStyle w:val="Compact"/>
+            </w:pPr>
+          </w:p>
+        </w:tc>
+      </w:tr>
+      <w:tr>
+        <w:tc>
+          <w:tcPr>
+            <w:tcW w:w="4858" w:type="dxa"/>
           </w:tcPr>
           <w:p>
             <w:pPr>
@@ -5370,7 +5608,7 @@
         </w:tc>
         <w:tc>
           <w:tcPr>
-            <w:tcW w:w="2143" w:type="dxa"/>
+            <w:tcW w:w="2681" w:type="dxa"/>
           </w:tcPr>
           <w:p>
             <w:pPr>
@@ -5384,29 +5622,29 @@
         </w:tc>
         <w:tc>
           <w:tcPr>
-            <w:tcW w:w="875" w:type="dxa"/>
-          </w:tcPr>
-          <w:p>
-            <w:pPr>
-              <w:pStyle w:val="Compact"/>
-            </w:pPr>
-          </w:p>
-        </w:tc>
-        <w:tc>
-          <w:tcPr>
-            <w:tcW w:w="875" w:type="dxa"/>
-          </w:tcPr>
-          <w:p>
-            <w:pPr>
-              <w:pStyle w:val="Compact"/>
-            </w:pPr>
-          </w:p>
-        </w:tc>
-      </w:tr>
-      <w:tr>
-        <w:tc>
-          <w:tcPr>
-            <w:tcW w:w="5465" w:type="dxa"/>
+            <w:tcW w:w="920" w:type="dxa"/>
+          </w:tcPr>
+          <w:p>
+            <w:pPr>
+              <w:pStyle w:val="Compact"/>
+            </w:pPr>
+          </w:p>
+        </w:tc>
+        <w:tc>
+          <w:tcPr>
+            <w:tcW w:w="900" w:type="dxa"/>
+          </w:tcPr>
+          <w:p>
+            <w:pPr>
+              <w:pStyle w:val="Compact"/>
+            </w:pPr>
+          </w:p>
+        </w:tc>
+      </w:tr>
+      <w:tr>
+        <w:tc>
+          <w:tcPr>
+            <w:tcW w:w="4858" w:type="dxa"/>
           </w:tcPr>
           <w:p>
             <w:pPr>
@@ -5420,7 +5658,7 @@
         </w:tc>
         <w:tc>
           <w:tcPr>
-            <w:tcW w:w="2143" w:type="dxa"/>
+            <w:tcW w:w="2681" w:type="dxa"/>
           </w:tcPr>
           <w:p>
             <w:pPr>
@@ -5434,29 +5672,29 @@
         </w:tc>
         <w:tc>
           <w:tcPr>
-            <w:tcW w:w="875" w:type="dxa"/>
-          </w:tcPr>
-          <w:p>
-            <w:pPr>
-              <w:pStyle w:val="Compact"/>
-            </w:pPr>
-          </w:p>
-        </w:tc>
-        <w:tc>
-          <w:tcPr>
-            <w:tcW w:w="875" w:type="dxa"/>
-          </w:tcPr>
-          <w:p>
-            <w:pPr>
-              <w:pStyle w:val="Compact"/>
-            </w:pPr>
-          </w:p>
-        </w:tc>
-      </w:tr>
-      <w:tr>
-        <w:tc>
-          <w:tcPr>
-            <w:tcW w:w="5465" w:type="dxa"/>
+            <w:tcW w:w="920" w:type="dxa"/>
+          </w:tcPr>
+          <w:p>
+            <w:pPr>
+              <w:pStyle w:val="Compact"/>
+            </w:pPr>
+          </w:p>
+        </w:tc>
+        <w:tc>
+          <w:tcPr>
+            <w:tcW w:w="900" w:type="dxa"/>
+          </w:tcPr>
+          <w:p>
+            <w:pPr>
+              <w:pStyle w:val="Compact"/>
+            </w:pPr>
+          </w:p>
+        </w:tc>
+      </w:tr>
+      <w:tr>
+        <w:tc>
+          <w:tcPr>
+            <w:tcW w:w="4858" w:type="dxa"/>
           </w:tcPr>
           <w:p>
             <w:pPr>
@@ -5470,7 +5708,7 @@
         </w:tc>
         <w:tc>
           <w:tcPr>
-            <w:tcW w:w="2143" w:type="dxa"/>
+            <w:tcW w:w="2681" w:type="dxa"/>
           </w:tcPr>
           <w:p>
             <w:pPr>
@@ -5484,29 +5722,29 @@
         </w:tc>
         <w:tc>
           <w:tcPr>
-            <w:tcW w:w="875" w:type="dxa"/>
-          </w:tcPr>
-          <w:p>
-            <w:pPr>
-              <w:pStyle w:val="Compact"/>
-            </w:pPr>
-          </w:p>
-        </w:tc>
-        <w:tc>
-          <w:tcPr>
-            <w:tcW w:w="875" w:type="dxa"/>
-          </w:tcPr>
-          <w:p>
-            <w:pPr>
-              <w:pStyle w:val="Compact"/>
-            </w:pPr>
-          </w:p>
-        </w:tc>
-      </w:tr>
-      <w:tr>
-        <w:tc>
-          <w:tcPr>
-            <w:tcW w:w="5465" w:type="dxa"/>
+            <w:tcW w:w="920" w:type="dxa"/>
+          </w:tcPr>
+          <w:p>
+            <w:pPr>
+              <w:pStyle w:val="Compact"/>
+            </w:pPr>
+          </w:p>
+        </w:tc>
+        <w:tc>
+          <w:tcPr>
+            <w:tcW w:w="900" w:type="dxa"/>
+          </w:tcPr>
+          <w:p>
+            <w:pPr>
+              <w:pStyle w:val="Compact"/>
+            </w:pPr>
+          </w:p>
+        </w:tc>
+      </w:tr>
+      <w:tr>
+        <w:tc>
+          <w:tcPr>
+            <w:tcW w:w="4858" w:type="dxa"/>
           </w:tcPr>
           <w:p>
             <w:pPr>
@@ -5520,7 +5758,7 @@
         </w:tc>
         <w:tc>
           <w:tcPr>
-            <w:tcW w:w="2143" w:type="dxa"/>
+            <w:tcW w:w="2681" w:type="dxa"/>
           </w:tcPr>
           <w:p>
             <w:pPr>
@@ -5534,29 +5772,29 @@
         </w:tc>
         <w:tc>
           <w:tcPr>
-            <w:tcW w:w="875" w:type="dxa"/>
-          </w:tcPr>
-          <w:p>
-            <w:pPr>
-              <w:pStyle w:val="Compact"/>
-            </w:pPr>
-          </w:p>
-        </w:tc>
-        <w:tc>
-          <w:tcPr>
-            <w:tcW w:w="875" w:type="dxa"/>
-          </w:tcPr>
-          <w:p>
-            <w:pPr>
-              <w:pStyle w:val="Compact"/>
-            </w:pPr>
-          </w:p>
-        </w:tc>
-      </w:tr>
-      <w:tr>
-        <w:tc>
-          <w:tcPr>
-            <w:tcW w:w="5465" w:type="dxa"/>
+            <w:tcW w:w="920" w:type="dxa"/>
+          </w:tcPr>
+          <w:p>
+            <w:pPr>
+              <w:pStyle w:val="Compact"/>
+            </w:pPr>
+          </w:p>
+        </w:tc>
+        <w:tc>
+          <w:tcPr>
+            <w:tcW w:w="900" w:type="dxa"/>
+          </w:tcPr>
+          <w:p>
+            <w:pPr>
+              <w:pStyle w:val="Compact"/>
+            </w:pPr>
+          </w:p>
+        </w:tc>
+      </w:tr>
+      <w:tr>
+        <w:tc>
+          <w:tcPr>
+            <w:tcW w:w="4858" w:type="dxa"/>
           </w:tcPr>
           <w:p>
             <w:pPr>
@@ -5570,7 +5808,7 @@
         </w:tc>
         <w:tc>
           <w:tcPr>
-            <w:tcW w:w="2143" w:type="dxa"/>
+            <w:tcW w:w="2681" w:type="dxa"/>
           </w:tcPr>
           <w:p>
             <w:pPr>
@@ -5584,29 +5822,29 @@
         </w:tc>
         <w:tc>
           <w:tcPr>
-            <w:tcW w:w="875" w:type="dxa"/>
-          </w:tcPr>
-          <w:p>
-            <w:pPr>
-              <w:pStyle w:val="Compact"/>
-            </w:pPr>
-          </w:p>
-        </w:tc>
-        <w:tc>
-          <w:tcPr>
-            <w:tcW w:w="875" w:type="dxa"/>
-          </w:tcPr>
-          <w:p>
-            <w:pPr>
-              <w:pStyle w:val="Compact"/>
-            </w:pPr>
-          </w:p>
-        </w:tc>
-      </w:tr>
-      <w:tr>
-        <w:tc>
-          <w:tcPr>
-            <w:tcW w:w="5465" w:type="dxa"/>
+            <w:tcW w:w="920" w:type="dxa"/>
+          </w:tcPr>
+          <w:p>
+            <w:pPr>
+              <w:pStyle w:val="Compact"/>
+            </w:pPr>
+          </w:p>
+        </w:tc>
+        <w:tc>
+          <w:tcPr>
+            <w:tcW w:w="900" w:type="dxa"/>
+          </w:tcPr>
+          <w:p>
+            <w:pPr>
+              <w:pStyle w:val="Compact"/>
+            </w:pPr>
+          </w:p>
+        </w:tc>
+      </w:tr>
+      <w:tr>
+        <w:tc>
+          <w:tcPr>
+            <w:tcW w:w="4858" w:type="dxa"/>
           </w:tcPr>
           <w:p>
             <w:pPr>
@@ -5620,7 +5858,7 @@
         </w:tc>
         <w:tc>
           <w:tcPr>
-            <w:tcW w:w="2143" w:type="dxa"/>
+            <w:tcW w:w="2681" w:type="dxa"/>
           </w:tcPr>
           <w:p>
             <w:pPr>
@@ -5634,29 +5872,29 @@
         </w:tc>
         <w:tc>
           <w:tcPr>
-            <w:tcW w:w="875" w:type="dxa"/>
-          </w:tcPr>
-          <w:p>
-            <w:pPr>
-              <w:pStyle w:val="Compact"/>
-            </w:pPr>
-          </w:p>
-        </w:tc>
-        <w:tc>
-          <w:tcPr>
-            <w:tcW w:w="875" w:type="dxa"/>
-          </w:tcPr>
-          <w:p>
-            <w:pPr>
-              <w:pStyle w:val="Compact"/>
-            </w:pPr>
-          </w:p>
-        </w:tc>
-      </w:tr>
-      <w:tr>
-        <w:tc>
-          <w:tcPr>
-            <w:tcW w:w="5465" w:type="dxa"/>
+            <w:tcW w:w="920" w:type="dxa"/>
+          </w:tcPr>
+          <w:p>
+            <w:pPr>
+              <w:pStyle w:val="Compact"/>
+            </w:pPr>
+          </w:p>
+        </w:tc>
+        <w:tc>
+          <w:tcPr>
+            <w:tcW w:w="900" w:type="dxa"/>
+          </w:tcPr>
+          <w:p>
+            <w:pPr>
+              <w:pStyle w:val="Compact"/>
+            </w:pPr>
+          </w:p>
+        </w:tc>
+      </w:tr>
+      <w:tr>
+        <w:tc>
+          <w:tcPr>
+            <w:tcW w:w="4858" w:type="dxa"/>
           </w:tcPr>
           <w:p>
             <w:pPr>
@@ -5670,7 +5908,7 @@
         </w:tc>
         <w:tc>
           <w:tcPr>
-            <w:tcW w:w="2143" w:type="dxa"/>
+            <w:tcW w:w="2681" w:type="dxa"/>
           </w:tcPr>
           <w:p>
             <w:pPr>
@@ -5684,29 +5922,29 @@
         </w:tc>
         <w:tc>
           <w:tcPr>
-            <w:tcW w:w="875" w:type="dxa"/>
-          </w:tcPr>
-          <w:p>
-            <w:pPr>
-              <w:pStyle w:val="Compact"/>
-            </w:pPr>
-          </w:p>
-        </w:tc>
-        <w:tc>
-          <w:tcPr>
-            <w:tcW w:w="875" w:type="dxa"/>
-          </w:tcPr>
-          <w:p>
-            <w:pPr>
-              <w:pStyle w:val="Compact"/>
-            </w:pPr>
-          </w:p>
-        </w:tc>
-      </w:tr>
-      <w:tr>
-        <w:tc>
-          <w:tcPr>
-            <w:tcW w:w="5465" w:type="dxa"/>
+            <w:tcW w:w="920" w:type="dxa"/>
+          </w:tcPr>
+          <w:p>
+            <w:pPr>
+              <w:pStyle w:val="Compact"/>
+            </w:pPr>
+          </w:p>
+        </w:tc>
+        <w:tc>
+          <w:tcPr>
+            <w:tcW w:w="900" w:type="dxa"/>
+          </w:tcPr>
+          <w:p>
+            <w:pPr>
+              <w:pStyle w:val="Compact"/>
+            </w:pPr>
+          </w:p>
+        </w:tc>
+      </w:tr>
+      <w:tr>
+        <w:tc>
+          <w:tcPr>
+            <w:tcW w:w="4858" w:type="dxa"/>
           </w:tcPr>
           <w:p>
             <w:pPr>
@@ -5720,7 +5958,7 @@
         </w:tc>
         <w:tc>
           <w:tcPr>
-            <w:tcW w:w="2143" w:type="dxa"/>
+            <w:tcW w:w="2681" w:type="dxa"/>
           </w:tcPr>
           <w:p>
             <w:pPr>
@@ -5734,29 +5972,29 @@
         </w:tc>
         <w:tc>
           <w:tcPr>
-            <w:tcW w:w="875" w:type="dxa"/>
-          </w:tcPr>
-          <w:p>
-            <w:pPr>
-              <w:pStyle w:val="Compact"/>
-            </w:pPr>
-          </w:p>
-        </w:tc>
-        <w:tc>
-          <w:tcPr>
-            <w:tcW w:w="875" w:type="dxa"/>
-          </w:tcPr>
-          <w:p>
-            <w:pPr>
-              <w:pStyle w:val="Compact"/>
-            </w:pPr>
-          </w:p>
-        </w:tc>
-      </w:tr>
-      <w:tr>
-        <w:tc>
-          <w:tcPr>
-            <w:tcW w:w="5465" w:type="dxa"/>
+            <w:tcW w:w="920" w:type="dxa"/>
+          </w:tcPr>
+          <w:p>
+            <w:pPr>
+              <w:pStyle w:val="Compact"/>
+            </w:pPr>
+          </w:p>
+        </w:tc>
+        <w:tc>
+          <w:tcPr>
+            <w:tcW w:w="900" w:type="dxa"/>
+          </w:tcPr>
+          <w:p>
+            <w:pPr>
+              <w:pStyle w:val="Compact"/>
+            </w:pPr>
+          </w:p>
+        </w:tc>
+      </w:tr>
+      <w:tr>
+        <w:tc>
+          <w:tcPr>
+            <w:tcW w:w="4858" w:type="dxa"/>
           </w:tcPr>
           <w:p>
             <w:pPr>
@@ -5770,7 +6008,7 @@
         </w:tc>
         <w:tc>
           <w:tcPr>
-            <w:tcW w:w="2143" w:type="dxa"/>
+            <w:tcW w:w="2681" w:type="dxa"/>
           </w:tcPr>
           <w:p>
             <w:pPr>
@@ -5784,17 +6022,167 @@
         </w:tc>
         <w:tc>
           <w:tcPr>
-            <w:tcW w:w="875" w:type="dxa"/>
-          </w:tcPr>
-          <w:p>
-            <w:pPr>
-              <w:pStyle w:val="Compact"/>
-            </w:pPr>
-          </w:p>
-        </w:tc>
-        <w:tc>
-          <w:tcPr>
-            <w:tcW w:w="875" w:type="dxa"/>
+            <w:tcW w:w="920" w:type="dxa"/>
+          </w:tcPr>
+          <w:p>
+            <w:pPr>
+              <w:pStyle w:val="Compact"/>
+            </w:pPr>
+          </w:p>
+        </w:tc>
+        <w:tc>
+          <w:tcPr>
+            <w:tcW w:w="900" w:type="dxa"/>
+          </w:tcPr>
+          <w:p>
+            <w:pPr>
+              <w:pStyle w:val="Compact"/>
+            </w:pPr>
+          </w:p>
+        </w:tc>
+      </w:tr>
+      <w:tr>
+        <w:tc>
+          <w:tcPr>
+            <w:tcW w:w="4858" w:type="dxa"/>
+          </w:tcPr>
+          <w:p>
+            <w:pPr>
+              <w:pStyle w:val="Compact"/>
+              <w:jc w:val="left"/>
+            </w:pPr>
+            <w:r>
+              <w:t xml:space="preserve">B30-11 (Must) Data platform safe use: same standard as A30-11 (safe-use rules followed; SSMS lab finished and reviewed Thu 11/12)</w:t>
+            </w:r>
+          </w:p>
+        </w:tc>
+        <w:tc>
+          <w:tcPr>
+            <w:tcW w:w="2681" w:type="dxa"/>
+          </w:tcPr>
+          <w:p>
+            <w:pPr>
+              <w:pStyle w:val="Compact"/>
+              <w:jc w:val="left"/>
+            </w:pPr>
+            <w:r>
+              <w:t xml:space="preserve">"Part 1 read" date on the Access tracker page; SSMS lab note and scripts; Senior's review note</w:t>
+            </w:r>
+          </w:p>
+        </w:tc>
+        <w:tc>
+          <w:tcPr>
+            <w:tcW w:w="920" w:type="dxa"/>
+          </w:tcPr>
+          <w:p>
+            <w:pPr>
+              <w:pStyle w:val="Compact"/>
+            </w:pPr>
+          </w:p>
+        </w:tc>
+        <w:tc>
+          <w:tcPr>
+            <w:tcW w:w="900" w:type="dxa"/>
+          </w:tcPr>
+          <w:p>
+            <w:pPr>
+              <w:pStyle w:val="Compact"/>
+            </w:pPr>
+          </w:p>
+        </w:tc>
+      </w:tr>
+      <w:tr>
+        <w:tc>
+          <w:tcPr>
+            <w:tcW w:w="4858" w:type="dxa"/>
+          </w:tcPr>
+          <w:p>
+            <w:pPr>
+              <w:pStyle w:val="Compact"/>
+              <w:jc w:val="left"/>
+            </w:pPr>
+            <w:r>
+              <w:t xml:space="preserve">B30-12 (Should) Copilot use: same standard as A30-12 (5 or more reviewed uses in the use log)</w:t>
+            </w:r>
+          </w:p>
+        </w:tc>
+        <w:tc>
+          <w:tcPr>
+            <w:tcW w:w="2681" w:type="dxa"/>
+          </w:tcPr>
+          <w:p>
+            <w:pPr>
+              <w:pStyle w:val="Compact"/>
+              <w:jc w:val="left"/>
+            </w:pPr>
+            <w:r>
+              <w:t xml:space="preserve">Use log page</w:t>
+            </w:r>
+          </w:p>
+        </w:tc>
+        <w:tc>
+          <w:tcPr>
+            <w:tcW w:w="920" w:type="dxa"/>
+          </w:tcPr>
+          <w:p>
+            <w:pPr>
+              <w:pStyle w:val="Compact"/>
+            </w:pPr>
+          </w:p>
+        </w:tc>
+        <w:tc>
+          <w:tcPr>
+            <w:tcW w:w="900" w:type="dxa"/>
+          </w:tcPr>
+          <w:p>
+            <w:pPr>
+              <w:pStyle w:val="Compact"/>
+            </w:pPr>
+          </w:p>
+        </w:tc>
+      </w:tr>
+      <w:tr>
+        <w:tc>
+          <w:tcPr>
+            <w:tcW w:w="4858" w:type="dxa"/>
+          </w:tcPr>
+          <w:p>
+            <w:pPr>
+              <w:pStyle w:val="Compact"/>
+              <w:jc w:val="left"/>
+            </w:pPr>
+            <w:r>
+              <w:t xml:space="preserve">B30-13 (Should) BSA fundamentals applied: same standard as A30-13, for Hire B's small real analysis</w:t>
+            </w:r>
+          </w:p>
+        </w:tc>
+        <w:tc>
+          <w:tcPr>
+            <w:tcW w:w="2681" w:type="dxa"/>
+          </w:tcPr>
+          <w:p>
+            <w:pPr>
+              <w:pStyle w:val="Compact"/>
+              <w:jc w:val="left"/>
+            </w:pPr>
+            <w:r>
+              <w:t xml:space="preserve">Intake record on the Jira issue</w:t>
+            </w:r>
+          </w:p>
+        </w:tc>
+        <w:tc>
+          <w:tcPr>
+            <w:tcW w:w="920" w:type="dxa"/>
+          </w:tcPr>
+          <w:p>
+            <w:pPr>
+              <w:pStyle w:val="Compact"/>
+            </w:pPr>
+          </w:p>
+        </w:tc>
+        <w:tc>
+          <w:tcPr>
+            <w:tcW w:w="900" w:type="dxa"/>
           </w:tcPr>
           <w:p>
             <w:pPr>
@@ -5858,6 +6246,18 @@
       </w:pPr>
       <w:r>
         <w:t xml:space="preserve">Recovery actions (owner, due date):</w:t>
+      </w:r>
+    </w:p>
+    <w:p>
+      <w:pPr>
+        <w:numPr>
+          <w:ilvl w:val="0"/>
+          <w:numId w:val="1020"/>
+        </w:numPr>
+        <w:pStyle w:val="Compact"/>
+      </w:pPr>
+      <w:r>
+        <w:t xml:space="preserve">Catch-up actions for Should criteria rated 1 or 2 (owner, due date; checked in the next 1:1):</w:t>
       </w:r>
     </w:p>
     <w:p>
@@ -5963,10 +6363,10 @@
         <w:tblLayout w:type="fixed"/>
       </w:tblPr>
       <w:tblGrid>
-        <w:gridCol w:w="5696"/>
-        <w:gridCol w:w="1837"/>
-        <w:gridCol w:w="912"/>
-        <w:gridCol w:w="912"/>
+        <w:gridCol w:w="5545"/>
+        <w:gridCol w:w="1994"/>
+        <w:gridCol w:w="920"/>
+        <w:gridCol w:w="900"/>
       </w:tblGrid>
       <w:tr>
         <w:trPr>
@@ -5974,7 +6374,7 @@
         </w:trPr>
         <w:tc>
           <w:tcPr>
-            <w:tcW w:w="5696" w:type="dxa"/>
+            <w:tcW w:w="5545" w:type="dxa"/>
           </w:tcPr>
           <w:p>
             <w:pPr>
@@ -5988,7 +6388,7 @@
         </w:tc>
         <w:tc>
           <w:tcPr>
-            <w:tcW w:w="1837" w:type="dxa"/>
+            <w:tcW w:w="1994" w:type="dxa"/>
           </w:tcPr>
           <w:p>
             <w:pPr>
@@ -6002,7 +6402,7 @@
         </w:tc>
         <w:tc>
           <w:tcPr>
-            <w:tcW w:w="912" w:type="dxa"/>
+            <w:tcW w:w="920" w:type="dxa"/>
           </w:tcPr>
           <w:p>
             <w:pPr>
@@ -6016,7 +6416,7 @@
         </w:tc>
         <w:tc>
           <w:tcPr>
-            <w:tcW w:w="912" w:type="dxa"/>
+            <w:tcW w:w="900" w:type="dxa"/>
           </w:tcPr>
           <w:p>
             <w:pPr>
@@ -6032,7 +6432,7 @@
       <w:tr>
         <w:tc>
           <w:tcPr>
-            <w:tcW w:w="5696" w:type="dxa"/>
+            <w:tcW w:w="5545" w:type="dxa"/>
           </w:tcPr>
           <w:p>
             <w:pPr>
@@ -6046,7 +6446,7 @@
         </w:tc>
         <w:tc>
           <w:tcPr>
-            <w:tcW w:w="1837" w:type="dxa"/>
+            <w:tcW w:w="1994" w:type="dxa"/>
           </w:tcPr>
           <w:p>
             <w:pPr>
@@ -6060,29 +6460,29 @@
         </w:tc>
         <w:tc>
           <w:tcPr>
-            <w:tcW w:w="912" w:type="dxa"/>
-          </w:tcPr>
-          <w:p>
-            <w:pPr>
-              <w:pStyle w:val="Compact"/>
-            </w:pPr>
-          </w:p>
-        </w:tc>
-        <w:tc>
-          <w:tcPr>
-            <w:tcW w:w="912" w:type="dxa"/>
-          </w:tcPr>
-          <w:p>
-            <w:pPr>
-              <w:pStyle w:val="Compact"/>
-            </w:pPr>
-          </w:p>
-        </w:tc>
-      </w:tr>
-      <w:tr>
-        <w:tc>
-          <w:tcPr>
-            <w:tcW w:w="5696" w:type="dxa"/>
+            <w:tcW w:w="920" w:type="dxa"/>
+          </w:tcPr>
+          <w:p>
+            <w:pPr>
+              <w:pStyle w:val="Compact"/>
+            </w:pPr>
+          </w:p>
+        </w:tc>
+        <w:tc>
+          <w:tcPr>
+            <w:tcW w:w="900" w:type="dxa"/>
+          </w:tcPr>
+          <w:p>
+            <w:pPr>
+              <w:pStyle w:val="Compact"/>
+            </w:pPr>
+          </w:p>
+        </w:tc>
+      </w:tr>
+      <w:tr>
+        <w:tc>
+          <w:tcPr>
+            <w:tcW w:w="5545" w:type="dxa"/>
           </w:tcPr>
           <w:p>
             <w:pPr>
@@ -6096,7 +6496,7 @@
         </w:tc>
         <w:tc>
           <w:tcPr>
-            <w:tcW w:w="1837" w:type="dxa"/>
+            <w:tcW w:w="1994" w:type="dxa"/>
           </w:tcPr>
           <w:p>
             <w:pPr>
@@ -6110,29 +6510,29 @@
         </w:tc>
         <w:tc>
           <w:tcPr>
-            <w:tcW w:w="912" w:type="dxa"/>
-          </w:tcPr>
-          <w:p>
-            <w:pPr>
-              <w:pStyle w:val="Compact"/>
-            </w:pPr>
-          </w:p>
-        </w:tc>
-        <w:tc>
-          <w:tcPr>
-            <w:tcW w:w="912" w:type="dxa"/>
-          </w:tcPr>
-          <w:p>
-            <w:pPr>
-              <w:pStyle w:val="Compact"/>
-            </w:pPr>
-          </w:p>
-        </w:tc>
-      </w:tr>
-      <w:tr>
-        <w:tc>
-          <w:tcPr>
-            <w:tcW w:w="5696" w:type="dxa"/>
+            <w:tcW w:w="920" w:type="dxa"/>
+          </w:tcPr>
+          <w:p>
+            <w:pPr>
+              <w:pStyle w:val="Compact"/>
+            </w:pPr>
+          </w:p>
+        </w:tc>
+        <w:tc>
+          <w:tcPr>
+            <w:tcW w:w="900" w:type="dxa"/>
+          </w:tcPr>
+          <w:p>
+            <w:pPr>
+              <w:pStyle w:val="Compact"/>
+            </w:pPr>
+          </w:p>
+        </w:tc>
+      </w:tr>
+      <w:tr>
+        <w:tc>
+          <w:tcPr>
+            <w:tcW w:w="5545" w:type="dxa"/>
           </w:tcPr>
           <w:p>
             <w:pPr>
@@ -6146,7 +6546,7 @@
         </w:tc>
         <w:tc>
           <w:tcPr>
-            <w:tcW w:w="1837" w:type="dxa"/>
+            <w:tcW w:w="1994" w:type="dxa"/>
           </w:tcPr>
           <w:p>
             <w:pPr>
@@ -6160,43 +6560,43 @@
         </w:tc>
         <w:tc>
           <w:tcPr>
-            <w:tcW w:w="912" w:type="dxa"/>
-          </w:tcPr>
-          <w:p>
-            <w:pPr>
-              <w:pStyle w:val="Compact"/>
-            </w:pPr>
-          </w:p>
-        </w:tc>
-        <w:tc>
-          <w:tcPr>
-            <w:tcW w:w="912" w:type="dxa"/>
-          </w:tcPr>
-          <w:p>
-            <w:pPr>
-              <w:pStyle w:val="Compact"/>
-            </w:pPr>
-          </w:p>
-        </w:tc>
-      </w:tr>
-      <w:tr>
-        <w:tc>
-          <w:tcPr>
-            <w:tcW w:w="5696" w:type="dxa"/>
-          </w:tcPr>
-          <w:p>
-            <w:pPr>
-              <w:pStyle w:val="Compact"/>
-              <w:jc w:val="left"/>
-            </w:pPr>
-            <w:r>
-              <w:t xml:space="preserve">A60-4 (Must) Owns one tool: every point of the "owns one tool" definition met for [COMPANY: tool closest to Research], including one end-to-end run, either supervised in production or on a test copy</w:t>
-            </w:r>
-          </w:p>
-        </w:tc>
-        <w:tc>
-          <w:tcPr>
-            <w:tcW w:w="1837" w:type="dxa"/>
+            <w:tcW w:w="920" w:type="dxa"/>
+          </w:tcPr>
+          <w:p>
+            <w:pPr>
+              <w:pStyle w:val="Compact"/>
+            </w:pPr>
+          </w:p>
+        </w:tc>
+        <w:tc>
+          <w:tcPr>
+            <w:tcW w:w="900" w:type="dxa"/>
+          </w:tcPr>
+          <w:p>
+            <w:pPr>
+              <w:pStyle w:val="Compact"/>
+            </w:pPr>
+          </w:p>
+        </w:tc>
+      </w:tr>
+      <w:tr>
+        <w:tc>
+          <w:tcPr>
+            <w:tcW w:w="5545" w:type="dxa"/>
+          </w:tcPr>
+          <w:p>
+            <w:pPr>
+              <w:pStyle w:val="Compact"/>
+              <w:jc w:val="left"/>
+            </w:pPr>
+            <w:r>
+              <w:t xml:space="preserve">A60-4 (Must) Owns one tool: every point of the "owns one tool" definition met for [COMPANY: tool closest to Research], including one end-to-end run, either supervised in production or on a test copy; the W8 change request names the environments, the test evidence and the rollback; the tool doc names the tool's platform path (database objects, connections, the account it runs as, schedule, server location)</w:t>
+            </w:r>
+          </w:p>
+        </w:tc>
+        <w:tc>
+          <w:tcPr>
+            <w:tcW w:w="1994" w:type="dxa"/>
           </w:tcPr>
           <w:p>
             <w:pPr>
@@ -6210,29 +6610,29 @@
         </w:tc>
         <w:tc>
           <w:tcPr>
-            <w:tcW w:w="912" w:type="dxa"/>
-          </w:tcPr>
-          <w:p>
-            <w:pPr>
-              <w:pStyle w:val="Compact"/>
-            </w:pPr>
-          </w:p>
-        </w:tc>
-        <w:tc>
-          <w:tcPr>
-            <w:tcW w:w="912" w:type="dxa"/>
-          </w:tcPr>
-          <w:p>
-            <w:pPr>
-              <w:pStyle w:val="Compact"/>
-            </w:pPr>
-          </w:p>
-        </w:tc>
-      </w:tr>
-      <w:tr>
-        <w:tc>
-          <w:tcPr>
-            <w:tcW w:w="5696" w:type="dxa"/>
+            <w:tcW w:w="920" w:type="dxa"/>
+          </w:tcPr>
+          <w:p>
+            <w:pPr>
+              <w:pStyle w:val="Compact"/>
+            </w:pPr>
+          </w:p>
+        </w:tc>
+        <w:tc>
+          <w:tcPr>
+            <w:tcW w:w="900" w:type="dxa"/>
+          </w:tcPr>
+          <w:p>
+            <w:pPr>
+              <w:pStyle w:val="Compact"/>
+            </w:pPr>
+          </w:p>
+        </w:tc>
+      </w:tr>
+      <w:tr>
+        <w:tc>
+          <w:tcPr>
+            <w:tcW w:w="5545" w:type="dxa"/>
           </w:tcPr>
           <w:p>
             <w:pPr>
@@ -6246,7 +6646,7 @@
         </w:tc>
         <w:tc>
           <w:tcPr>
-            <w:tcW w:w="1837" w:type="dxa"/>
+            <w:tcW w:w="1994" w:type="dxa"/>
           </w:tcPr>
           <w:p>
             <w:pPr>
@@ -6260,29 +6660,29 @@
         </w:tc>
         <w:tc>
           <w:tcPr>
-            <w:tcW w:w="912" w:type="dxa"/>
-          </w:tcPr>
-          <w:p>
-            <w:pPr>
-              <w:pStyle w:val="Compact"/>
-            </w:pPr>
-          </w:p>
-        </w:tc>
-        <w:tc>
-          <w:tcPr>
-            <w:tcW w:w="912" w:type="dxa"/>
-          </w:tcPr>
-          <w:p>
-            <w:pPr>
-              <w:pStyle w:val="Compact"/>
-            </w:pPr>
-          </w:p>
-        </w:tc>
-      </w:tr>
-      <w:tr>
-        <w:tc>
-          <w:tcPr>
-            <w:tcW w:w="5696" w:type="dxa"/>
+            <w:tcW w:w="920" w:type="dxa"/>
+          </w:tcPr>
+          <w:p>
+            <w:pPr>
+              <w:pStyle w:val="Compact"/>
+            </w:pPr>
+          </w:p>
+        </w:tc>
+        <w:tc>
+          <w:tcPr>
+            <w:tcW w:w="900" w:type="dxa"/>
+          </w:tcPr>
+          <w:p>
+            <w:pPr>
+              <w:pStyle w:val="Compact"/>
+            </w:pPr>
+          </w:p>
+        </w:tc>
+      </w:tr>
+      <w:tr>
+        <w:tc>
+          <w:tcPr>
+            <w:tcW w:w="5545" w:type="dxa"/>
           </w:tcPr>
           <w:p>
             <w:pPr>
@@ -6296,7 +6696,7 @@
         </w:tc>
         <w:tc>
           <w:tcPr>
-            <w:tcW w:w="1837" w:type="dxa"/>
+            <w:tcW w:w="1994" w:type="dxa"/>
           </w:tcPr>
           <w:p>
             <w:pPr>
@@ -6310,29 +6710,29 @@
         </w:tc>
         <w:tc>
           <w:tcPr>
-            <w:tcW w:w="912" w:type="dxa"/>
-          </w:tcPr>
-          <w:p>
-            <w:pPr>
-              <w:pStyle w:val="Compact"/>
-            </w:pPr>
-          </w:p>
-        </w:tc>
-        <w:tc>
-          <w:tcPr>
-            <w:tcW w:w="912" w:type="dxa"/>
-          </w:tcPr>
-          <w:p>
-            <w:pPr>
-              <w:pStyle w:val="Compact"/>
-            </w:pPr>
-          </w:p>
-        </w:tc>
-      </w:tr>
-      <w:tr>
-        <w:tc>
-          <w:tcPr>
-            <w:tcW w:w="5696" w:type="dxa"/>
+            <w:tcW w:w="920" w:type="dxa"/>
+          </w:tcPr>
+          <w:p>
+            <w:pPr>
+              <w:pStyle w:val="Compact"/>
+            </w:pPr>
+          </w:p>
+        </w:tc>
+        <w:tc>
+          <w:tcPr>
+            <w:tcW w:w="900" w:type="dxa"/>
+          </w:tcPr>
+          <w:p>
+            <w:pPr>
+              <w:pStyle w:val="Compact"/>
+            </w:pPr>
+          </w:p>
+        </w:tc>
+      </w:tr>
+      <w:tr>
+        <w:tc>
+          <w:tcPr>
+            <w:tcW w:w="5545" w:type="dxa"/>
           </w:tcPr>
           <w:p>
             <w:pPr>
@@ -6346,7 +6746,7 @@
         </w:tc>
         <w:tc>
           <w:tcPr>
-            <w:tcW w:w="1837" w:type="dxa"/>
+            <w:tcW w:w="1994" w:type="dxa"/>
           </w:tcPr>
           <w:p>
             <w:pPr>
@@ -6360,29 +6760,29 @@
         </w:tc>
         <w:tc>
           <w:tcPr>
-            <w:tcW w:w="912" w:type="dxa"/>
-          </w:tcPr>
-          <w:p>
-            <w:pPr>
-              <w:pStyle w:val="Compact"/>
-            </w:pPr>
-          </w:p>
-        </w:tc>
-        <w:tc>
-          <w:tcPr>
-            <w:tcW w:w="912" w:type="dxa"/>
-          </w:tcPr>
-          <w:p>
-            <w:pPr>
-              <w:pStyle w:val="Compact"/>
-            </w:pPr>
-          </w:p>
-        </w:tc>
-      </w:tr>
-      <w:tr>
-        <w:tc>
-          <w:tcPr>
-            <w:tcW w:w="5696" w:type="dxa"/>
+            <w:tcW w:w="920" w:type="dxa"/>
+          </w:tcPr>
+          <w:p>
+            <w:pPr>
+              <w:pStyle w:val="Compact"/>
+            </w:pPr>
+          </w:p>
+        </w:tc>
+        <w:tc>
+          <w:tcPr>
+            <w:tcW w:w="900" w:type="dxa"/>
+          </w:tcPr>
+          <w:p>
+            <w:pPr>
+              <w:pStyle w:val="Compact"/>
+            </w:pPr>
+          </w:p>
+        </w:tc>
+      </w:tr>
+      <w:tr>
+        <w:tc>
+          <w:tcPr>
+            <w:tcW w:w="5545" w:type="dxa"/>
           </w:tcPr>
           <w:p>
             <w:pPr>
@@ -6396,7 +6796,7 @@
         </w:tc>
         <w:tc>
           <w:tcPr>
-            <w:tcW w:w="1837" w:type="dxa"/>
+            <w:tcW w:w="1994" w:type="dxa"/>
           </w:tcPr>
           <w:p>
             <w:pPr>
@@ -6410,17 +6810,67 @@
         </w:tc>
         <w:tc>
           <w:tcPr>
-            <w:tcW w:w="912" w:type="dxa"/>
-          </w:tcPr>
-          <w:p>
-            <w:pPr>
-              <w:pStyle w:val="Compact"/>
-            </w:pPr>
-          </w:p>
-        </w:tc>
-        <w:tc>
-          <w:tcPr>
-            <w:tcW w:w="912" w:type="dxa"/>
+            <w:tcW w:w="920" w:type="dxa"/>
+          </w:tcPr>
+          <w:p>
+            <w:pPr>
+              <w:pStyle w:val="Compact"/>
+            </w:pPr>
+          </w:p>
+        </w:tc>
+        <w:tc>
+          <w:tcPr>
+            <w:tcW w:w="900" w:type="dxa"/>
+          </w:tcPr>
+          <w:p>
+            <w:pPr>
+              <w:pStyle w:val="Compact"/>
+            </w:pPr>
+          </w:p>
+        </w:tc>
+      </w:tr>
+      <w:tr>
+        <w:tc>
+          <w:tcPr>
+            <w:tcW w:w="5545" w:type="dxa"/>
+          </w:tcPr>
+          <w:p>
+            <w:pPr>
+              <w:pStyle w:val="Compact"/>
+              <w:jc w:val="left"/>
+            </w:pPr>
+            <w:r>
+              <w:t xml:space="preserve">A60-9 (Should) Analytics depth: Exercises 9 and 10 posted and reviewed in the Senior's office hours (Wed 12/2, Wed 12/9); Exercise 11 submitted by Thu 12/17 for the Senior's written review in W10</w:t>
+            </w:r>
+          </w:p>
+        </w:tc>
+        <w:tc>
+          <w:tcPr>
+            <w:tcW w:w="1994" w:type="dxa"/>
+          </w:tcPr>
+          <w:p>
+            <w:pPr>
+              <w:pStyle w:val="Compact"/>
+              <w:jc w:val="left"/>
+            </w:pPr>
+            <w:r>
+              <w:t xml:space="preserve">Posts in OneNote section 07 Analytics; Senior's notes</w:t>
+            </w:r>
+          </w:p>
+        </w:tc>
+        <w:tc>
+          <w:tcPr>
+            <w:tcW w:w="920" w:type="dxa"/>
+          </w:tcPr>
+          <w:p>
+            <w:pPr>
+              <w:pStyle w:val="Compact"/>
+            </w:pPr>
+          </w:p>
+        </w:tc>
+        <w:tc>
+          <w:tcPr>
+            <w:tcW w:w="900" w:type="dxa"/>
           </w:tcPr>
           <w:p>
             <w:pPr>
@@ -6484,6 +6934,18 @@
       </w:pPr>
       <w:r>
         <w:t xml:space="preserve">Recovery actions (owner, due date):</w:t>
+      </w:r>
+    </w:p>
+    <w:p>
+      <w:pPr>
+        <w:numPr>
+          <w:ilvl w:val="0"/>
+          <w:numId w:val="1022"/>
+        </w:numPr>
+        <w:pStyle w:val="Compact"/>
+      </w:pPr>
+      <w:r>
+        <w:t xml:space="preserve">Catch-up actions for Should criteria rated 1 or 2 (owner, due date; checked in the next 1:1):</w:t>
       </w:r>
     </w:p>
     <w:p>
@@ -6577,10 +7039,10 @@
         <w:tblLayout w:type="fixed"/>
       </w:tblPr>
       <w:tblGrid>
-        <w:gridCol w:w="5706"/>
-        <w:gridCol w:w="1824"/>
-        <w:gridCol w:w="914"/>
-        <w:gridCol w:w="914"/>
+        <w:gridCol w:w="5561"/>
+        <w:gridCol w:w="1978"/>
+        <w:gridCol w:w="920"/>
+        <w:gridCol w:w="900"/>
       </w:tblGrid>
       <w:tr>
         <w:trPr>
@@ -6588,7 +7050,7 @@
         </w:trPr>
         <w:tc>
           <w:tcPr>
-            <w:tcW w:w="5706" w:type="dxa"/>
+            <w:tcW w:w="5561" w:type="dxa"/>
           </w:tcPr>
           <w:p>
             <w:pPr>
@@ -6602,7 +7064,7 @@
         </w:tc>
         <w:tc>
           <w:tcPr>
-            <w:tcW w:w="1824" w:type="dxa"/>
+            <w:tcW w:w="1978" w:type="dxa"/>
           </w:tcPr>
           <w:p>
             <w:pPr>
@@ -6616,7 +7078,7 @@
         </w:tc>
         <w:tc>
           <w:tcPr>
-            <w:tcW w:w="914" w:type="dxa"/>
+            <w:tcW w:w="920" w:type="dxa"/>
           </w:tcPr>
           <w:p>
             <w:pPr>
@@ -6630,7 +7092,7 @@
         </w:tc>
         <w:tc>
           <w:tcPr>
-            <w:tcW w:w="914" w:type="dxa"/>
+            <w:tcW w:w="900" w:type="dxa"/>
           </w:tcPr>
           <w:p>
             <w:pPr>
@@ -6646,7 +7108,7 @@
       <w:tr>
         <w:tc>
           <w:tcPr>
-            <w:tcW w:w="5706" w:type="dxa"/>
+            <w:tcW w:w="5561" w:type="dxa"/>
           </w:tcPr>
           <w:p>
             <w:pPr>
@@ -6660,7 +7122,7 @@
         </w:tc>
         <w:tc>
           <w:tcPr>
-            <w:tcW w:w="1824" w:type="dxa"/>
+            <w:tcW w:w="1978" w:type="dxa"/>
           </w:tcPr>
           <w:p>
             <w:pPr>
@@ -6674,29 +7136,29 @@
         </w:tc>
         <w:tc>
           <w:tcPr>
-            <w:tcW w:w="914" w:type="dxa"/>
-          </w:tcPr>
-          <w:p>
-            <w:pPr>
-              <w:pStyle w:val="Compact"/>
-            </w:pPr>
-          </w:p>
-        </w:tc>
-        <w:tc>
-          <w:tcPr>
-            <w:tcW w:w="914" w:type="dxa"/>
-          </w:tcPr>
-          <w:p>
-            <w:pPr>
-              <w:pStyle w:val="Compact"/>
-            </w:pPr>
-          </w:p>
-        </w:tc>
-      </w:tr>
-      <w:tr>
-        <w:tc>
-          <w:tcPr>
-            <w:tcW w:w="5706" w:type="dxa"/>
+            <w:tcW w:w="920" w:type="dxa"/>
+          </w:tcPr>
+          <w:p>
+            <w:pPr>
+              <w:pStyle w:val="Compact"/>
+            </w:pPr>
+          </w:p>
+        </w:tc>
+        <w:tc>
+          <w:tcPr>
+            <w:tcW w:w="900" w:type="dxa"/>
+          </w:tcPr>
+          <w:p>
+            <w:pPr>
+              <w:pStyle w:val="Compact"/>
+            </w:pPr>
+          </w:p>
+        </w:tc>
+      </w:tr>
+      <w:tr>
+        <w:tc>
+          <w:tcPr>
+            <w:tcW w:w="5561" w:type="dxa"/>
           </w:tcPr>
           <w:p>
             <w:pPr>
@@ -6710,7 +7172,7 @@
         </w:tc>
         <w:tc>
           <w:tcPr>
-            <w:tcW w:w="1824" w:type="dxa"/>
+            <w:tcW w:w="1978" w:type="dxa"/>
           </w:tcPr>
           <w:p>
             <w:pPr>
@@ -6724,29 +7186,29 @@
         </w:tc>
         <w:tc>
           <w:tcPr>
-            <w:tcW w:w="914" w:type="dxa"/>
-          </w:tcPr>
-          <w:p>
-            <w:pPr>
-              <w:pStyle w:val="Compact"/>
-            </w:pPr>
-          </w:p>
-        </w:tc>
-        <w:tc>
-          <w:tcPr>
-            <w:tcW w:w="914" w:type="dxa"/>
-          </w:tcPr>
-          <w:p>
-            <w:pPr>
-              <w:pStyle w:val="Compact"/>
-            </w:pPr>
-          </w:p>
-        </w:tc>
-      </w:tr>
-      <w:tr>
-        <w:tc>
-          <w:tcPr>
-            <w:tcW w:w="5706" w:type="dxa"/>
+            <w:tcW w:w="920" w:type="dxa"/>
+          </w:tcPr>
+          <w:p>
+            <w:pPr>
+              <w:pStyle w:val="Compact"/>
+            </w:pPr>
+          </w:p>
+        </w:tc>
+        <w:tc>
+          <w:tcPr>
+            <w:tcW w:w="900" w:type="dxa"/>
+          </w:tcPr>
+          <w:p>
+            <w:pPr>
+              <w:pStyle w:val="Compact"/>
+            </w:pPr>
+          </w:p>
+        </w:tc>
+      </w:tr>
+      <w:tr>
+        <w:tc>
+          <w:tcPr>
+            <w:tcW w:w="5561" w:type="dxa"/>
           </w:tcPr>
           <w:p>
             <w:pPr>
@@ -6760,7 +7222,7 @@
         </w:tc>
         <w:tc>
           <w:tcPr>
-            <w:tcW w:w="1824" w:type="dxa"/>
+            <w:tcW w:w="1978" w:type="dxa"/>
           </w:tcPr>
           <w:p>
             <w:pPr>
@@ -6774,43 +7236,43 @@
         </w:tc>
         <w:tc>
           <w:tcPr>
-            <w:tcW w:w="914" w:type="dxa"/>
-          </w:tcPr>
-          <w:p>
-            <w:pPr>
-              <w:pStyle w:val="Compact"/>
-            </w:pPr>
-          </w:p>
-        </w:tc>
-        <w:tc>
-          <w:tcPr>
-            <w:tcW w:w="914" w:type="dxa"/>
-          </w:tcPr>
-          <w:p>
-            <w:pPr>
-              <w:pStyle w:val="Compact"/>
-            </w:pPr>
-          </w:p>
-        </w:tc>
-      </w:tr>
-      <w:tr>
-        <w:tc>
-          <w:tcPr>
-            <w:tcW w:w="5706" w:type="dxa"/>
-          </w:tcPr>
-          <w:p>
-            <w:pPr>
-              <w:pStyle w:val="Compact"/>
-              <w:jc w:val="left"/>
-            </w:pPr>
-            <w:r>
-              <w:t xml:space="preserve">B60-4 (Must) Owns one tool: every point of the "owns one tool" definition met for [COMPANY: name of std-cost tool], including one end-to-end run, either supervised in production or on a test copy</w:t>
-            </w:r>
-          </w:p>
-        </w:tc>
-        <w:tc>
-          <w:tcPr>
-            <w:tcW w:w="1824" w:type="dxa"/>
+            <w:tcW w:w="920" w:type="dxa"/>
+          </w:tcPr>
+          <w:p>
+            <w:pPr>
+              <w:pStyle w:val="Compact"/>
+            </w:pPr>
+          </w:p>
+        </w:tc>
+        <w:tc>
+          <w:tcPr>
+            <w:tcW w:w="900" w:type="dxa"/>
+          </w:tcPr>
+          <w:p>
+            <w:pPr>
+              <w:pStyle w:val="Compact"/>
+            </w:pPr>
+          </w:p>
+        </w:tc>
+      </w:tr>
+      <w:tr>
+        <w:tc>
+          <w:tcPr>
+            <w:tcW w:w="5561" w:type="dxa"/>
+          </w:tcPr>
+          <w:p>
+            <w:pPr>
+              <w:pStyle w:val="Compact"/>
+              <w:jc w:val="left"/>
+            </w:pPr>
+            <w:r>
+              <w:t xml:space="preserve">B60-4 (Must) Owns one tool: every point of the "owns one tool" definition met for [COMPANY: name of std-cost tool], including one end-to-end run, either supervised in production or on a test copy; the W8 change request names the environments, the test evidence and the rollback; the tool doc names the tool's platform path (database objects, connections, the account it runs as, schedule, server location)</w:t>
+            </w:r>
+          </w:p>
+        </w:tc>
+        <w:tc>
+          <w:tcPr>
+            <w:tcW w:w="1978" w:type="dxa"/>
           </w:tcPr>
           <w:p>
             <w:pPr>
@@ -6824,29 +7286,29 @@
         </w:tc>
         <w:tc>
           <w:tcPr>
-            <w:tcW w:w="914" w:type="dxa"/>
-          </w:tcPr>
-          <w:p>
-            <w:pPr>
-              <w:pStyle w:val="Compact"/>
-            </w:pPr>
-          </w:p>
-        </w:tc>
-        <w:tc>
-          <w:tcPr>
-            <w:tcW w:w="914" w:type="dxa"/>
-          </w:tcPr>
-          <w:p>
-            <w:pPr>
-              <w:pStyle w:val="Compact"/>
-            </w:pPr>
-          </w:p>
-        </w:tc>
-      </w:tr>
-      <w:tr>
-        <w:tc>
-          <w:tcPr>
-            <w:tcW w:w="5706" w:type="dxa"/>
+            <w:tcW w:w="920" w:type="dxa"/>
+          </w:tcPr>
+          <w:p>
+            <w:pPr>
+              <w:pStyle w:val="Compact"/>
+            </w:pPr>
+          </w:p>
+        </w:tc>
+        <w:tc>
+          <w:tcPr>
+            <w:tcW w:w="900" w:type="dxa"/>
+          </w:tcPr>
+          <w:p>
+            <w:pPr>
+              <w:pStyle w:val="Compact"/>
+            </w:pPr>
+          </w:p>
+        </w:tc>
+      </w:tr>
+      <w:tr>
+        <w:tc>
+          <w:tcPr>
+            <w:tcW w:w="5561" w:type="dxa"/>
           </w:tcPr>
           <w:p>
             <w:pPr>
@@ -6860,7 +7322,7 @@
         </w:tc>
         <w:tc>
           <w:tcPr>
-            <w:tcW w:w="1824" w:type="dxa"/>
+            <w:tcW w:w="1978" w:type="dxa"/>
           </w:tcPr>
           <w:p>
             <w:pPr>
@@ -6874,29 +7336,29 @@
         </w:tc>
         <w:tc>
           <w:tcPr>
-            <w:tcW w:w="914" w:type="dxa"/>
-          </w:tcPr>
-          <w:p>
-            <w:pPr>
-              <w:pStyle w:val="Compact"/>
-            </w:pPr>
-          </w:p>
-        </w:tc>
-        <w:tc>
-          <w:tcPr>
-            <w:tcW w:w="914" w:type="dxa"/>
-          </w:tcPr>
-          <w:p>
-            <w:pPr>
-              <w:pStyle w:val="Compact"/>
-            </w:pPr>
-          </w:p>
-        </w:tc>
-      </w:tr>
-      <w:tr>
-        <w:tc>
-          <w:tcPr>
-            <w:tcW w:w="5706" w:type="dxa"/>
+            <w:tcW w:w="920" w:type="dxa"/>
+          </w:tcPr>
+          <w:p>
+            <w:pPr>
+              <w:pStyle w:val="Compact"/>
+            </w:pPr>
+          </w:p>
+        </w:tc>
+        <w:tc>
+          <w:tcPr>
+            <w:tcW w:w="900" w:type="dxa"/>
+          </w:tcPr>
+          <w:p>
+            <w:pPr>
+              <w:pStyle w:val="Compact"/>
+            </w:pPr>
+          </w:p>
+        </w:tc>
+      </w:tr>
+      <w:tr>
+        <w:tc>
+          <w:tcPr>
+            <w:tcW w:w="5561" w:type="dxa"/>
           </w:tcPr>
           <w:p>
             <w:pPr>
@@ -6910,7 +7372,7 @@
         </w:tc>
         <w:tc>
           <w:tcPr>
-            <w:tcW w:w="1824" w:type="dxa"/>
+            <w:tcW w:w="1978" w:type="dxa"/>
           </w:tcPr>
           <w:p>
             <w:pPr>
@@ -6924,29 +7386,29 @@
         </w:tc>
         <w:tc>
           <w:tcPr>
-            <w:tcW w:w="914" w:type="dxa"/>
-          </w:tcPr>
-          <w:p>
-            <w:pPr>
-              <w:pStyle w:val="Compact"/>
-            </w:pPr>
-          </w:p>
-        </w:tc>
-        <w:tc>
-          <w:tcPr>
-            <w:tcW w:w="914" w:type="dxa"/>
-          </w:tcPr>
-          <w:p>
-            <w:pPr>
-              <w:pStyle w:val="Compact"/>
-            </w:pPr>
-          </w:p>
-        </w:tc>
-      </w:tr>
-      <w:tr>
-        <w:tc>
-          <w:tcPr>
-            <w:tcW w:w="5706" w:type="dxa"/>
+            <w:tcW w:w="920" w:type="dxa"/>
+          </w:tcPr>
+          <w:p>
+            <w:pPr>
+              <w:pStyle w:val="Compact"/>
+            </w:pPr>
+          </w:p>
+        </w:tc>
+        <w:tc>
+          <w:tcPr>
+            <w:tcW w:w="900" w:type="dxa"/>
+          </w:tcPr>
+          <w:p>
+            <w:pPr>
+              <w:pStyle w:val="Compact"/>
+            </w:pPr>
+          </w:p>
+        </w:tc>
+      </w:tr>
+      <w:tr>
+        <w:tc>
+          <w:tcPr>
+            <w:tcW w:w="5561" w:type="dxa"/>
           </w:tcPr>
           <w:p>
             <w:pPr>
@@ -6960,7 +7422,7 @@
         </w:tc>
         <w:tc>
           <w:tcPr>
-            <w:tcW w:w="1824" w:type="dxa"/>
+            <w:tcW w:w="1978" w:type="dxa"/>
           </w:tcPr>
           <w:p>
             <w:pPr>
@@ -6974,43 +7436,43 @@
         </w:tc>
         <w:tc>
           <w:tcPr>
-            <w:tcW w:w="914" w:type="dxa"/>
-          </w:tcPr>
-          <w:p>
-            <w:pPr>
-              <w:pStyle w:val="Compact"/>
-            </w:pPr>
-          </w:p>
-        </w:tc>
-        <w:tc>
-          <w:tcPr>
-            <w:tcW w:w="914" w:type="dxa"/>
-          </w:tcPr>
-          <w:p>
-            <w:pPr>
-              <w:pStyle w:val="Compact"/>
-            </w:pPr>
-          </w:p>
-        </w:tc>
-      </w:tr>
-      <w:tr>
-        <w:tc>
-          <w:tcPr>
-            <w:tcW w:w="5706" w:type="dxa"/>
-          </w:tcPr>
-          <w:p>
-            <w:pPr>
-              <w:pStyle w:val="Compact"/>
-              <w:jc w:val="left"/>
-            </w:pPr>
-            <w:r>
-              <w:t xml:space="preserve">B60-8 (Stretch) Data depth: one reusable SQL view or Power BI page for duty, landed cost or PPV, reviewed by the Senior</w:t>
-            </w:r>
-          </w:p>
-        </w:tc>
-        <w:tc>
-          <w:tcPr>
-            <w:tcW w:w="1824" w:type="dxa"/>
+            <w:tcW w:w="920" w:type="dxa"/>
+          </w:tcPr>
+          <w:p>
+            <w:pPr>
+              <w:pStyle w:val="Compact"/>
+            </w:pPr>
+          </w:p>
+        </w:tc>
+        <w:tc>
+          <w:tcPr>
+            <w:tcW w:w="900" w:type="dxa"/>
+          </w:tcPr>
+          <w:p>
+            <w:pPr>
+              <w:pStyle w:val="Compact"/>
+            </w:pPr>
+          </w:p>
+        </w:tc>
+      </w:tr>
+      <w:tr>
+        <w:tc>
+          <w:tcPr>
+            <w:tcW w:w="5561" w:type="dxa"/>
+          </w:tcPr>
+          <w:p>
+            <w:pPr>
+              <w:pStyle w:val="Compact"/>
+              <w:jc w:val="left"/>
+            </w:pPr>
+            <w:r>
+              <w:t xml:space="preserve">B60-8 (Stretch) Data depth: one reusable SQL view or Power BI page for duty, landed cost or PPV, reviewed by the Senior (a view is built in the sandbox; only the Senior creates it in the team database)</w:t>
+            </w:r>
+          </w:p>
+        </w:tc>
+        <w:tc>
+          <w:tcPr>
+            <w:tcW w:w="1978" w:type="dxa"/>
           </w:tcPr>
           <w:p>
             <w:pPr>
@@ -7024,17 +7486,67 @@
         </w:tc>
         <w:tc>
           <w:tcPr>
-            <w:tcW w:w="914" w:type="dxa"/>
-          </w:tcPr>
-          <w:p>
-            <w:pPr>
-              <w:pStyle w:val="Compact"/>
-            </w:pPr>
-          </w:p>
-        </w:tc>
-        <w:tc>
-          <w:tcPr>
-            <w:tcW w:w="914" w:type="dxa"/>
+            <w:tcW w:w="920" w:type="dxa"/>
+          </w:tcPr>
+          <w:p>
+            <w:pPr>
+              <w:pStyle w:val="Compact"/>
+            </w:pPr>
+          </w:p>
+        </w:tc>
+        <w:tc>
+          <w:tcPr>
+            <w:tcW w:w="900" w:type="dxa"/>
+          </w:tcPr>
+          <w:p>
+            <w:pPr>
+              <w:pStyle w:val="Compact"/>
+            </w:pPr>
+          </w:p>
+        </w:tc>
+      </w:tr>
+      <w:tr>
+        <w:tc>
+          <w:tcPr>
+            <w:tcW w:w="5561" w:type="dxa"/>
+          </w:tcPr>
+          <w:p>
+            <w:pPr>
+              <w:pStyle w:val="Compact"/>
+              <w:jc w:val="left"/>
+            </w:pPr>
+            <w:r>
+              <w:t xml:space="preserve">B60-9 (Should) Analytics depth: same standard as A60-9 (Exercises 9 and 10 reviewed in office hours; Exercise 11 submitted by Thu 12/17)</w:t>
+            </w:r>
+          </w:p>
+        </w:tc>
+        <w:tc>
+          <w:tcPr>
+            <w:tcW w:w="1978" w:type="dxa"/>
+          </w:tcPr>
+          <w:p>
+            <w:pPr>
+              <w:pStyle w:val="Compact"/>
+              <w:jc w:val="left"/>
+            </w:pPr>
+            <w:r>
+              <w:t xml:space="preserve">Posts in OneNote section 07 Analytics; Senior's notes</w:t>
+            </w:r>
+          </w:p>
+        </w:tc>
+        <w:tc>
+          <w:tcPr>
+            <w:tcW w:w="920" w:type="dxa"/>
+          </w:tcPr>
+          <w:p>
+            <w:pPr>
+              <w:pStyle w:val="Compact"/>
+            </w:pPr>
+          </w:p>
+        </w:tc>
+        <w:tc>
+          <w:tcPr>
+            <w:tcW w:w="900" w:type="dxa"/>
           </w:tcPr>
           <w:p>
             <w:pPr>
@@ -7098,6 +7610,18 @@
       </w:pPr>
       <w:r>
         <w:t xml:space="preserve">Recovery actions (owner, due date):</w:t>
+      </w:r>
+    </w:p>
+    <w:p>
+      <w:pPr>
+        <w:numPr>
+          <w:ilvl w:val="0"/>
+          <w:numId w:val="1024"/>
+        </w:numPr>
+        <w:pStyle w:val="Compact"/>
+      </w:pPr>
+      <w:r>
+        <w:t xml:space="preserve">Catch-up actions for Should criteria rated 1 or 2 (owner, due date; checked in the next 1:1):</w:t>
       </w:r>
     </w:p>
     <w:p>
@@ -7191,10 +7715,10 @@
         <w:tblLayout w:type="fixed"/>
       </w:tblPr>
       <w:tblGrid>
-        <w:gridCol w:w="5610"/>
-        <w:gridCol w:w="1951"/>
-        <w:gridCol w:w="899"/>
-        <w:gridCol w:w="899"/>
+        <w:gridCol w:w="5587"/>
+        <w:gridCol w:w="1952"/>
+        <w:gridCol w:w="920"/>
+        <w:gridCol w:w="900"/>
       </w:tblGrid>
       <w:tr>
         <w:trPr>
@@ -7202,7 +7726,7 @@
         </w:trPr>
         <w:tc>
           <w:tcPr>
-            <w:tcW w:w="5610" w:type="dxa"/>
+            <w:tcW w:w="5587" w:type="dxa"/>
           </w:tcPr>
           <w:p>
             <w:pPr>
@@ -7216,7 +7740,7 @@
         </w:tc>
         <w:tc>
           <w:tcPr>
-            <w:tcW w:w="1951" w:type="dxa"/>
+            <w:tcW w:w="1952" w:type="dxa"/>
           </w:tcPr>
           <w:p>
             <w:pPr>
@@ -7230,7 +7754,7 @@
         </w:tc>
         <w:tc>
           <w:tcPr>
-            <w:tcW w:w="899" w:type="dxa"/>
+            <w:tcW w:w="920" w:type="dxa"/>
           </w:tcPr>
           <w:p>
             <w:pPr>
@@ -7244,7 +7768,7 @@
         </w:tc>
         <w:tc>
           <w:tcPr>
-            <w:tcW w:w="899" w:type="dxa"/>
+            <w:tcW w:w="900" w:type="dxa"/>
           </w:tcPr>
           <w:p>
             <w:pPr>
@@ -7260,7 +7784,7 @@
       <w:tr>
         <w:tc>
           <w:tcPr>
-            <w:tcW w:w="5610" w:type="dxa"/>
+            <w:tcW w:w="5587" w:type="dxa"/>
           </w:tcPr>
           <w:p>
             <w:pPr>
@@ -7274,7 +7798,7 @@
         </w:tc>
         <w:tc>
           <w:tcPr>
-            <w:tcW w:w="1951" w:type="dxa"/>
+            <w:tcW w:w="1952" w:type="dxa"/>
           </w:tcPr>
           <w:p>
             <w:pPr>
@@ -7288,29 +7812,29 @@
         </w:tc>
         <w:tc>
           <w:tcPr>
-            <w:tcW w:w="899" w:type="dxa"/>
-          </w:tcPr>
-          <w:p>
-            <w:pPr>
-              <w:pStyle w:val="Compact"/>
-            </w:pPr>
-          </w:p>
-        </w:tc>
-        <w:tc>
-          <w:tcPr>
-            <w:tcW w:w="899" w:type="dxa"/>
-          </w:tcPr>
-          <w:p>
-            <w:pPr>
-              <w:pStyle w:val="Compact"/>
-            </w:pPr>
-          </w:p>
-        </w:tc>
-      </w:tr>
-      <w:tr>
-        <w:tc>
-          <w:tcPr>
-            <w:tcW w:w="5610" w:type="dxa"/>
+            <w:tcW w:w="920" w:type="dxa"/>
+          </w:tcPr>
+          <w:p>
+            <w:pPr>
+              <w:pStyle w:val="Compact"/>
+            </w:pPr>
+          </w:p>
+        </w:tc>
+        <w:tc>
+          <w:tcPr>
+            <w:tcW w:w="900" w:type="dxa"/>
+          </w:tcPr>
+          <w:p>
+            <w:pPr>
+              <w:pStyle w:val="Compact"/>
+            </w:pPr>
+          </w:p>
+        </w:tc>
+      </w:tr>
+      <w:tr>
+        <w:tc>
+          <w:tcPr>
+            <w:tcW w:w="5587" w:type="dxa"/>
           </w:tcPr>
           <w:p>
             <w:pPr>
@@ -7324,7 +7848,7 @@
         </w:tc>
         <w:tc>
           <w:tcPr>
-            <w:tcW w:w="1951" w:type="dxa"/>
+            <w:tcW w:w="1952" w:type="dxa"/>
           </w:tcPr>
           <w:p>
             <w:pPr>
@@ -7338,29 +7862,29 @@
         </w:tc>
         <w:tc>
           <w:tcPr>
-            <w:tcW w:w="899" w:type="dxa"/>
-          </w:tcPr>
-          <w:p>
-            <w:pPr>
-              <w:pStyle w:val="Compact"/>
-            </w:pPr>
-          </w:p>
-        </w:tc>
-        <w:tc>
-          <w:tcPr>
-            <w:tcW w:w="899" w:type="dxa"/>
-          </w:tcPr>
-          <w:p>
-            <w:pPr>
-              <w:pStyle w:val="Compact"/>
-            </w:pPr>
-          </w:p>
-        </w:tc>
-      </w:tr>
-      <w:tr>
-        <w:tc>
-          <w:tcPr>
-            <w:tcW w:w="5610" w:type="dxa"/>
+            <w:tcW w:w="920" w:type="dxa"/>
+          </w:tcPr>
+          <w:p>
+            <w:pPr>
+              <w:pStyle w:val="Compact"/>
+            </w:pPr>
+          </w:p>
+        </w:tc>
+        <w:tc>
+          <w:tcPr>
+            <w:tcW w:w="900" w:type="dxa"/>
+          </w:tcPr>
+          <w:p>
+            <w:pPr>
+              <w:pStyle w:val="Compact"/>
+            </w:pPr>
+          </w:p>
+        </w:tc>
+      </w:tr>
+      <w:tr>
+        <w:tc>
+          <w:tcPr>
+            <w:tcW w:w="5587" w:type="dxa"/>
           </w:tcPr>
           <w:p>
             <w:pPr>
@@ -7374,7 +7898,7 @@
         </w:tc>
         <w:tc>
           <w:tcPr>
-            <w:tcW w:w="1951" w:type="dxa"/>
+            <w:tcW w:w="1952" w:type="dxa"/>
           </w:tcPr>
           <w:p>
             <w:pPr>
@@ -7388,29 +7912,29 @@
         </w:tc>
         <w:tc>
           <w:tcPr>
-            <w:tcW w:w="899" w:type="dxa"/>
-          </w:tcPr>
-          <w:p>
-            <w:pPr>
-              <w:pStyle w:val="Compact"/>
-            </w:pPr>
-          </w:p>
-        </w:tc>
-        <w:tc>
-          <w:tcPr>
-            <w:tcW w:w="899" w:type="dxa"/>
-          </w:tcPr>
-          <w:p>
-            <w:pPr>
-              <w:pStyle w:val="Compact"/>
-            </w:pPr>
-          </w:p>
-        </w:tc>
-      </w:tr>
-      <w:tr>
-        <w:tc>
-          <w:tcPr>
-            <w:tcW w:w="5610" w:type="dxa"/>
+            <w:tcW w:w="920" w:type="dxa"/>
+          </w:tcPr>
+          <w:p>
+            <w:pPr>
+              <w:pStyle w:val="Compact"/>
+            </w:pPr>
+          </w:p>
+        </w:tc>
+        <w:tc>
+          <w:tcPr>
+            <w:tcW w:w="900" w:type="dxa"/>
+          </w:tcPr>
+          <w:p>
+            <w:pPr>
+              <w:pStyle w:val="Compact"/>
+            </w:pPr>
+          </w:p>
+        </w:tc>
+      </w:tr>
+      <w:tr>
+        <w:tc>
+          <w:tcPr>
+            <w:tcW w:w="5587" w:type="dxa"/>
           </w:tcPr>
           <w:p>
             <w:pPr>
@@ -7424,7 +7948,7 @@
         </w:tc>
         <w:tc>
           <w:tcPr>
-            <w:tcW w:w="1951" w:type="dxa"/>
+            <w:tcW w:w="1952" w:type="dxa"/>
           </w:tcPr>
           <w:p>
             <w:pPr>
@@ -7438,29 +7962,29 @@
         </w:tc>
         <w:tc>
           <w:tcPr>
-            <w:tcW w:w="899" w:type="dxa"/>
-          </w:tcPr>
-          <w:p>
-            <w:pPr>
-              <w:pStyle w:val="Compact"/>
-            </w:pPr>
-          </w:p>
-        </w:tc>
-        <w:tc>
-          <w:tcPr>
-            <w:tcW w:w="899" w:type="dxa"/>
-          </w:tcPr>
-          <w:p>
-            <w:pPr>
-              <w:pStyle w:val="Compact"/>
-            </w:pPr>
-          </w:p>
-        </w:tc>
-      </w:tr>
-      <w:tr>
-        <w:tc>
-          <w:tcPr>
-            <w:tcW w:w="5610" w:type="dxa"/>
+            <w:tcW w:w="920" w:type="dxa"/>
+          </w:tcPr>
+          <w:p>
+            <w:pPr>
+              <w:pStyle w:val="Compact"/>
+            </w:pPr>
+          </w:p>
+        </w:tc>
+        <w:tc>
+          <w:tcPr>
+            <w:tcW w:w="900" w:type="dxa"/>
+          </w:tcPr>
+          <w:p>
+            <w:pPr>
+              <w:pStyle w:val="Compact"/>
+            </w:pPr>
+          </w:p>
+        </w:tc>
+      </w:tr>
+      <w:tr>
+        <w:tc>
+          <w:tcPr>
+            <w:tcW w:w="5587" w:type="dxa"/>
           </w:tcPr>
           <w:p>
             <w:pPr>
@@ -7474,7 +7998,7 @@
         </w:tc>
         <w:tc>
           <w:tcPr>
-            <w:tcW w:w="1951" w:type="dxa"/>
+            <w:tcW w:w="1952" w:type="dxa"/>
           </w:tcPr>
           <w:p>
             <w:pPr>
@@ -7488,29 +8012,29 @@
         </w:tc>
         <w:tc>
           <w:tcPr>
-            <w:tcW w:w="899" w:type="dxa"/>
-          </w:tcPr>
-          <w:p>
-            <w:pPr>
-              <w:pStyle w:val="Compact"/>
-            </w:pPr>
-          </w:p>
-        </w:tc>
-        <w:tc>
-          <w:tcPr>
-            <w:tcW w:w="899" w:type="dxa"/>
-          </w:tcPr>
-          <w:p>
-            <w:pPr>
-              <w:pStyle w:val="Compact"/>
-            </w:pPr>
-          </w:p>
-        </w:tc>
-      </w:tr>
-      <w:tr>
-        <w:tc>
-          <w:tcPr>
-            <w:tcW w:w="5610" w:type="dxa"/>
+            <w:tcW w:w="920" w:type="dxa"/>
+          </w:tcPr>
+          <w:p>
+            <w:pPr>
+              <w:pStyle w:val="Compact"/>
+            </w:pPr>
+          </w:p>
+        </w:tc>
+        <w:tc>
+          <w:tcPr>
+            <w:tcW w:w="900" w:type="dxa"/>
+          </w:tcPr>
+          <w:p>
+            <w:pPr>
+              <w:pStyle w:val="Compact"/>
+            </w:pPr>
+          </w:p>
+        </w:tc>
+      </w:tr>
+      <w:tr>
+        <w:tc>
+          <w:tcPr>
+            <w:tcW w:w="5587" w:type="dxa"/>
           </w:tcPr>
           <w:p>
             <w:pPr>
@@ -7524,7 +8048,7 @@
         </w:tc>
         <w:tc>
           <w:tcPr>
-            <w:tcW w:w="1951" w:type="dxa"/>
+            <w:tcW w:w="1952" w:type="dxa"/>
           </w:tcPr>
           <w:p>
             <w:pPr>
@@ -7538,29 +8062,29 @@
         </w:tc>
         <w:tc>
           <w:tcPr>
-            <w:tcW w:w="899" w:type="dxa"/>
-          </w:tcPr>
-          <w:p>
-            <w:pPr>
-              <w:pStyle w:val="Compact"/>
-            </w:pPr>
-          </w:p>
-        </w:tc>
-        <w:tc>
-          <w:tcPr>
-            <w:tcW w:w="899" w:type="dxa"/>
-          </w:tcPr>
-          <w:p>
-            <w:pPr>
-              <w:pStyle w:val="Compact"/>
-            </w:pPr>
-          </w:p>
-        </w:tc>
-      </w:tr>
-      <w:tr>
-        <w:tc>
-          <w:tcPr>
-            <w:tcW w:w="5610" w:type="dxa"/>
+            <w:tcW w:w="920" w:type="dxa"/>
+          </w:tcPr>
+          <w:p>
+            <w:pPr>
+              <w:pStyle w:val="Compact"/>
+            </w:pPr>
+          </w:p>
+        </w:tc>
+        <w:tc>
+          <w:tcPr>
+            <w:tcW w:w="900" w:type="dxa"/>
+          </w:tcPr>
+          <w:p>
+            <w:pPr>
+              <w:pStyle w:val="Compact"/>
+            </w:pPr>
+          </w:p>
+        </w:tc>
+      </w:tr>
+      <w:tr>
+        <w:tc>
+          <w:tcPr>
+            <w:tcW w:w="5587" w:type="dxa"/>
           </w:tcPr>
           <w:p>
             <w:pPr>
@@ -7574,7 +8098,7 @@
         </w:tc>
         <w:tc>
           <w:tcPr>
-            <w:tcW w:w="1951" w:type="dxa"/>
+            <w:tcW w:w="1952" w:type="dxa"/>
           </w:tcPr>
           <w:p>
             <w:pPr>
@@ -7588,29 +8112,29 @@
         </w:tc>
         <w:tc>
           <w:tcPr>
-            <w:tcW w:w="899" w:type="dxa"/>
-          </w:tcPr>
-          <w:p>
-            <w:pPr>
-              <w:pStyle w:val="Compact"/>
-            </w:pPr>
-          </w:p>
-        </w:tc>
-        <w:tc>
-          <w:tcPr>
-            <w:tcW w:w="899" w:type="dxa"/>
-          </w:tcPr>
-          <w:p>
-            <w:pPr>
-              <w:pStyle w:val="Compact"/>
-            </w:pPr>
-          </w:p>
-        </w:tc>
-      </w:tr>
-      <w:tr>
-        <w:tc>
-          <w:tcPr>
-            <w:tcW w:w="5610" w:type="dxa"/>
+            <w:tcW w:w="920" w:type="dxa"/>
+          </w:tcPr>
+          <w:p>
+            <w:pPr>
+              <w:pStyle w:val="Compact"/>
+            </w:pPr>
+          </w:p>
+        </w:tc>
+        <w:tc>
+          <w:tcPr>
+            <w:tcW w:w="900" w:type="dxa"/>
+          </w:tcPr>
+          <w:p>
+            <w:pPr>
+              <w:pStyle w:val="Compact"/>
+            </w:pPr>
+          </w:p>
+        </w:tc>
+      </w:tr>
+      <w:tr>
+        <w:tc>
+          <w:tcPr>
+            <w:tcW w:w="5587" w:type="dxa"/>
           </w:tcPr>
           <w:p>
             <w:pPr>
@@ -7624,7 +8148,7 @@
         </w:tc>
         <w:tc>
           <w:tcPr>
-            <w:tcW w:w="1951" w:type="dxa"/>
+            <w:tcW w:w="1952" w:type="dxa"/>
           </w:tcPr>
           <w:p>
             <w:pPr>
@@ -7638,29 +8162,29 @@
         </w:tc>
         <w:tc>
           <w:tcPr>
-            <w:tcW w:w="899" w:type="dxa"/>
-          </w:tcPr>
-          <w:p>
-            <w:pPr>
-              <w:pStyle w:val="Compact"/>
-            </w:pPr>
-          </w:p>
-        </w:tc>
-        <w:tc>
-          <w:tcPr>
-            <w:tcW w:w="899" w:type="dxa"/>
-          </w:tcPr>
-          <w:p>
-            <w:pPr>
-              <w:pStyle w:val="Compact"/>
-            </w:pPr>
-          </w:p>
-        </w:tc>
-      </w:tr>
-      <w:tr>
-        <w:tc>
-          <w:tcPr>
-            <w:tcW w:w="5610" w:type="dxa"/>
+            <w:tcW w:w="920" w:type="dxa"/>
+          </w:tcPr>
+          <w:p>
+            <w:pPr>
+              <w:pStyle w:val="Compact"/>
+            </w:pPr>
+          </w:p>
+        </w:tc>
+        <w:tc>
+          <w:tcPr>
+            <w:tcW w:w="900" w:type="dxa"/>
+          </w:tcPr>
+          <w:p>
+            <w:pPr>
+              <w:pStyle w:val="Compact"/>
+            </w:pPr>
+          </w:p>
+        </w:tc>
+      </w:tr>
+      <w:tr>
+        <w:tc>
+          <w:tcPr>
+            <w:tcW w:w="5587" w:type="dxa"/>
           </w:tcPr>
           <w:p>
             <w:pPr>
@@ -7674,7 +8198,7 @@
         </w:tc>
         <w:tc>
           <w:tcPr>
-            <w:tcW w:w="1951" w:type="dxa"/>
+            <w:tcW w:w="1952" w:type="dxa"/>
           </w:tcPr>
           <w:p>
             <w:pPr>
@@ -7688,17 +8212,67 @@
         </w:tc>
         <w:tc>
           <w:tcPr>
-            <w:tcW w:w="899" w:type="dxa"/>
-          </w:tcPr>
-          <w:p>
-            <w:pPr>
-              <w:pStyle w:val="Compact"/>
-            </w:pPr>
-          </w:p>
-        </w:tc>
-        <w:tc>
-          <w:tcPr>
-            <w:tcW w:w="899" w:type="dxa"/>
+            <w:tcW w:w="920" w:type="dxa"/>
+          </w:tcPr>
+          <w:p>
+            <w:pPr>
+              <w:pStyle w:val="Compact"/>
+            </w:pPr>
+          </w:p>
+        </w:tc>
+        <w:tc>
+          <w:tcPr>
+            <w:tcW w:w="900" w:type="dxa"/>
+          </w:tcPr>
+          <w:p>
+            <w:pPr>
+              <w:pStyle w:val="Compact"/>
+            </w:pPr>
+          </w:p>
+        </w:tc>
+      </w:tr>
+      <w:tr>
+        <w:tc>
+          <w:tcPr>
+            <w:tcW w:w="5587" w:type="dxa"/>
+          </w:tcPr>
+          <w:p>
+            <w:pPr>
+              <w:pStyle w:val="Compact"/>
+              <w:jc w:val="left"/>
+            </w:pPr>
+            <w:r>
+              <w:t xml:space="preserve">A90-10 (Should) Copilot prompt library: 3 or more of the hire's own entries in the team prompt library (the starter set does not count), each with a Verify step and reviewed by the Manager</w:t>
+            </w:r>
+          </w:p>
+        </w:tc>
+        <w:tc>
+          <w:tcPr>
+            <w:tcW w:w="1952" w:type="dxa"/>
+          </w:tcPr>
+          <w:p>
+            <w:pPr>
+              <w:pStyle w:val="Compact"/>
+              <w:jc w:val="left"/>
+            </w:pPr>
+            <w:r>
+              <w:t xml:space="preserve">Library entries with status Reviewed</w:t>
+            </w:r>
+          </w:p>
+        </w:tc>
+        <w:tc>
+          <w:tcPr>
+            <w:tcW w:w="920" w:type="dxa"/>
+          </w:tcPr>
+          <w:p>
+            <w:pPr>
+              <w:pStyle w:val="Compact"/>
+            </w:pPr>
+          </w:p>
+        </w:tc>
+        <w:tc>
+          <w:tcPr>
+            <w:tcW w:w="900" w:type="dxa"/>
           </w:tcPr>
           <w:p>
             <w:pPr>
@@ -7762,6 +8336,18 @@
       </w:pPr>
       <w:r>
         <w:t xml:space="preserve">Checker for Research from day 91:</w:t>
+      </w:r>
+    </w:p>
+    <w:p>
+      <w:pPr>
+        <w:numPr>
+          <w:ilvl w:val="0"/>
+          <w:numId w:val="1026"/>
+        </w:numPr>
+        <w:pStyle w:val="Compact"/>
+      </w:pPr>
+      <w:r>
+        <w:t xml:space="preserve">Catch-up actions for Should criteria rated 1 or 2 (owner, due date; checked in the next 1:1):</w:t>
       </w:r>
     </w:p>
     <w:p>
@@ -7831,10 +8417,10 @@
         <w:tblLayout w:type="fixed"/>
       </w:tblPr>
       <w:tblGrid>
-        <w:gridCol w:w="5557"/>
-        <w:gridCol w:w="2020"/>
-        <w:gridCol w:w="890"/>
-        <w:gridCol w:w="890"/>
+        <w:gridCol w:w="5464"/>
+        <w:gridCol w:w="2075"/>
+        <w:gridCol w:w="920"/>
+        <w:gridCol w:w="900"/>
       </w:tblGrid>
       <w:tr>
         <w:trPr>
@@ -7842,7 +8428,7 @@
         </w:trPr>
         <w:tc>
           <w:tcPr>
-            <w:tcW w:w="5557" w:type="dxa"/>
+            <w:tcW w:w="5464" w:type="dxa"/>
           </w:tcPr>
           <w:p>
             <w:pPr>
@@ -7856,7 +8442,7 @@
         </w:tc>
         <w:tc>
           <w:tcPr>
-            <w:tcW w:w="2020" w:type="dxa"/>
+            <w:tcW w:w="2075" w:type="dxa"/>
           </w:tcPr>
           <w:p>
             <w:pPr>
@@ -7870,7 +8456,7 @@
         </w:tc>
         <w:tc>
           <w:tcPr>
-            <w:tcW w:w="890" w:type="dxa"/>
+            <w:tcW w:w="920" w:type="dxa"/>
           </w:tcPr>
           <w:p>
             <w:pPr>
@@ -7884,7 +8470,7 @@
         </w:tc>
         <w:tc>
           <w:tcPr>
-            <w:tcW w:w="890" w:type="dxa"/>
+            <w:tcW w:w="900" w:type="dxa"/>
           </w:tcPr>
           <w:p>
             <w:pPr>
@@ -7900,7 +8486,7 @@
       <w:tr>
         <w:tc>
           <w:tcPr>
-            <w:tcW w:w="5557" w:type="dxa"/>
+            <w:tcW w:w="5464" w:type="dxa"/>
           </w:tcPr>
           <w:p>
             <w:pPr>
@@ -7914,7 +8500,7 @@
         </w:tc>
         <w:tc>
           <w:tcPr>
-            <w:tcW w:w="2020" w:type="dxa"/>
+            <w:tcW w:w="2075" w:type="dxa"/>
           </w:tcPr>
           <w:p>
             <w:pPr>
@@ -7928,29 +8514,29 @@
         </w:tc>
         <w:tc>
           <w:tcPr>
-            <w:tcW w:w="890" w:type="dxa"/>
-          </w:tcPr>
-          <w:p>
-            <w:pPr>
-              <w:pStyle w:val="Compact"/>
-            </w:pPr>
-          </w:p>
-        </w:tc>
-        <w:tc>
-          <w:tcPr>
-            <w:tcW w:w="890" w:type="dxa"/>
-          </w:tcPr>
-          <w:p>
-            <w:pPr>
-              <w:pStyle w:val="Compact"/>
-            </w:pPr>
-          </w:p>
-        </w:tc>
-      </w:tr>
-      <w:tr>
-        <w:tc>
-          <w:tcPr>
-            <w:tcW w:w="5557" w:type="dxa"/>
+            <w:tcW w:w="920" w:type="dxa"/>
+          </w:tcPr>
+          <w:p>
+            <w:pPr>
+              <w:pStyle w:val="Compact"/>
+            </w:pPr>
+          </w:p>
+        </w:tc>
+        <w:tc>
+          <w:tcPr>
+            <w:tcW w:w="900" w:type="dxa"/>
+          </w:tcPr>
+          <w:p>
+            <w:pPr>
+              <w:pStyle w:val="Compact"/>
+            </w:pPr>
+          </w:p>
+        </w:tc>
+      </w:tr>
+      <w:tr>
+        <w:tc>
+          <w:tcPr>
+            <w:tcW w:w="5464" w:type="dxa"/>
           </w:tcPr>
           <w:p>
             <w:pPr>
@@ -7964,7 +8550,7 @@
         </w:tc>
         <w:tc>
           <w:tcPr>
-            <w:tcW w:w="2020" w:type="dxa"/>
+            <w:tcW w:w="2075" w:type="dxa"/>
           </w:tcPr>
           <w:p>
             <w:pPr>
@@ -7978,29 +8564,29 @@
         </w:tc>
         <w:tc>
           <w:tcPr>
-            <w:tcW w:w="890" w:type="dxa"/>
-          </w:tcPr>
-          <w:p>
-            <w:pPr>
-              <w:pStyle w:val="Compact"/>
-            </w:pPr>
-          </w:p>
-        </w:tc>
-        <w:tc>
-          <w:tcPr>
-            <w:tcW w:w="890" w:type="dxa"/>
-          </w:tcPr>
-          <w:p>
-            <w:pPr>
-              <w:pStyle w:val="Compact"/>
-            </w:pPr>
-          </w:p>
-        </w:tc>
-      </w:tr>
-      <w:tr>
-        <w:tc>
-          <w:tcPr>
-            <w:tcW w:w="5557" w:type="dxa"/>
+            <w:tcW w:w="920" w:type="dxa"/>
+          </w:tcPr>
+          <w:p>
+            <w:pPr>
+              <w:pStyle w:val="Compact"/>
+            </w:pPr>
+          </w:p>
+        </w:tc>
+        <w:tc>
+          <w:tcPr>
+            <w:tcW w:w="900" w:type="dxa"/>
+          </w:tcPr>
+          <w:p>
+            <w:pPr>
+              <w:pStyle w:val="Compact"/>
+            </w:pPr>
+          </w:p>
+        </w:tc>
+      </w:tr>
+      <w:tr>
+        <w:tc>
+          <w:tcPr>
+            <w:tcW w:w="5464" w:type="dxa"/>
           </w:tcPr>
           <w:p>
             <w:pPr>
@@ -8014,7 +8600,7 @@
         </w:tc>
         <w:tc>
           <w:tcPr>
-            <w:tcW w:w="2020" w:type="dxa"/>
+            <w:tcW w:w="2075" w:type="dxa"/>
           </w:tcPr>
           <w:p>
             <w:pPr>
@@ -8028,29 +8614,29 @@
         </w:tc>
         <w:tc>
           <w:tcPr>
-            <w:tcW w:w="890" w:type="dxa"/>
-          </w:tcPr>
-          <w:p>
-            <w:pPr>
-              <w:pStyle w:val="Compact"/>
-            </w:pPr>
-          </w:p>
-        </w:tc>
-        <w:tc>
-          <w:tcPr>
-            <w:tcW w:w="890" w:type="dxa"/>
-          </w:tcPr>
-          <w:p>
-            <w:pPr>
-              <w:pStyle w:val="Compact"/>
-            </w:pPr>
-          </w:p>
-        </w:tc>
-      </w:tr>
-      <w:tr>
-        <w:tc>
-          <w:tcPr>
-            <w:tcW w:w="5557" w:type="dxa"/>
+            <w:tcW w:w="920" w:type="dxa"/>
+          </w:tcPr>
+          <w:p>
+            <w:pPr>
+              <w:pStyle w:val="Compact"/>
+            </w:pPr>
+          </w:p>
+        </w:tc>
+        <w:tc>
+          <w:tcPr>
+            <w:tcW w:w="900" w:type="dxa"/>
+          </w:tcPr>
+          <w:p>
+            <w:pPr>
+              <w:pStyle w:val="Compact"/>
+            </w:pPr>
+          </w:p>
+        </w:tc>
+      </w:tr>
+      <w:tr>
+        <w:tc>
+          <w:tcPr>
+            <w:tcW w:w="5464" w:type="dxa"/>
           </w:tcPr>
           <w:p>
             <w:pPr>
@@ -8064,7 +8650,7 @@
         </w:tc>
         <w:tc>
           <w:tcPr>
-            <w:tcW w:w="2020" w:type="dxa"/>
+            <w:tcW w:w="2075" w:type="dxa"/>
           </w:tcPr>
           <w:p>
             <w:pPr>
@@ -8078,29 +8664,29 @@
         </w:tc>
         <w:tc>
           <w:tcPr>
-            <w:tcW w:w="890" w:type="dxa"/>
-          </w:tcPr>
-          <w:p>
-            <w:pPr>
-              <w:pStyle w:val="Compact"/>
-            </w:pPr>
-          </w:p>
-        </w:tc>
-        <w:tc>
-          <w:tcPr>
-            <w:tcW w:w="890" w:type="dxa"/>
-          </w:tcPr>
-          <w:p>
-            <w:pPr>
-              <w:pStyle w:val="Compact"/>
-            </w:pPr>
-          </w:p>
-        </w:tc>
-      </w:tr>
-      <w:tr>
-        <w:tc>
-          <w:tcPr>
-            <w:tcW w:w="5557" w:type="dxa"/>
+            <w:tcW w:w="920" w:type="dxa"/>
+          </w:tcPr>
+          <w:p>
+            <w:pPr>
+              <w:pStyle w:val="Compact"/>
+            </w:pPr>
+          </w:p>
+        </w:tc>
+        <w:tc>
+          <w:tcPr>
+            <w:tcW w:w="900" w:type="dxa"/>
+          </w:tcPr>
+          <w:p>
+            <w:pPr>
+              <w:pStyle w:val="Compact"/>
+            </w:pPr>
+          </w:p>
+        </w:tc>
+      </w:tr>
+      <w:tr>
+        <w:tc>
+          <w:tcPr>
+            <w:tcW w:w="5464" w:type="dxa"/>
           </w:tcPr>
           <w:p>
             <w:pPr>
@@ -8114,7 +8700,7 @@
         </w:tc>
         <w:tc>
           <w:tcPr>
-            <w:tcW w:w="2020" w:type="dxa"/>
+            <w:tcW w:w="2075" w:type="dxa"/>
           </w:tcPr>
           <w:p>
             <w:pPr>
@@ -8128,29 +8714,29 @@
         </w:tc>
         <w:tc>
           <w:tcPr>
-            <w:tcW w:w="890" w:type="dxa"/>
-          </w:tcPr>
-          <w:p>
-            <w:pPr>
-              <w:pStyle w:val="Compact"/>
-            </w:pPr>
-          </w:p>
-        </w:tc>
-        <w:tc>
-          <w:tcPr>
-            <w:tcW w:w="890" w:type="dxa"/>
-          </w:tcPr>
-          <w:p>
-            <w:pPr>
-              <w:pStyle w:val="Compact"/>
-            </w:pPr>
-          </w:p>
-        </w:tc>
-      </w:tr>
-      <w:tr>
-        <w:tc>
-          <w:tcPr>
-            <w:tcW w:w="5557" w:type="dxa"/>
+            <w:tcW w:w="920" w:type="dxa"/>
+          </w:tcPr>
+          <w:p>
+            <w:pPr>
+              <w:pStyle w:val="Compact"/>
+            </w:pPr>
+          </w:p>
+        </w:tc>
+        <w:tc>
+          <w:tcPr>
+            <w:tcW w:w="900" w:type="dxa"/>
+          </w:tcPr>
+          <w:p>
+            <w:pPr>
+              <w:pStyle w:val="Compact"/>
+            </w:pPr>
+          </w:p>
+        </w:tc>
+      </w:tr>
+      <w:tr>
+        <w:tc>
+          <w:tcPr>
+            <w:tcW w:w="5464" w:type="dxa"/>
           </w:tcPr>
           <w:p>
             <w:pPr>
@@ -8164,7 +8750,7 @@
         </w:tc>
         <w:tc>
           <w:tcPr>
-            <w:tcW w:w="2020" w:type="dxa"/>
+            <w:tcW w:w="2075" w:type="dxa"/>
           </w:tcPr>
           <w:p>
             <w:pPr>
@@ -8178,29 +8764,29 @@
         </w:tc>
         <w:tc>
           <w:tcPr>
-            <w:tcW w:w="890" w:type="dxa"/>
-          </w:tcPr>
-          <w:p>
-            <w:pPr>
-              <w:pStyle w:val="Compact"/>
-            </w:pPr>
-          </w:p>
-        </w:tc>
-        <w:tc>
-          <w:tcPr>
-            <w:tcW w:w="890" w:type="dxa"/>
-          </w:tcPr>
-          <w:p>
-            <w:pPr>
-              <w:pStyle w:val="Compact"/>
-            </w:pPr>
-          </w:p>
-        </w:tc>
-      </w:tr>
-      <w:tr>
-        <w:tc>
-          <w:tcPr>
-            <w:tcW w:w="5557" w:type="dxa"/>
+            <w:tcW w:w="920" w:type="dxa"/>
+          </w:tcPr>
+          <w:p>
+            <w:pPr>
+              <w:pStyle w:val="Compact"/>
+            </w:pPr>
+          </w:p>
+        </w:tc>
+        <w:tc>
+          <w:tcPr>
+            <w:tcW w:w="900" w:type="dxa"/>
+          </w:tcPr>
+          <w:p>
+            <w:pPr>
+              <w:pStyle w:val="Compact"/>
+            </w:pPr>
+          </w:p>
+        </w:tc>
+      </w:tr>
+      <w:tr>
+        <w:tc>
+          <w:tcPr>
+            <w:tcW w:w="5464" w:type="dxa"/>
           </w:tcPr>
           <w:p>
             <w:pPr>
@@ -8214,7 +8800,7 @@
         </w:tc>
         <w:tc>
           <w:tcPr>
-            <w:tcW w:w="2020" w:type="dxa"/>
+            <w:tcW w:w="2075" w:type="dxa"/>
           </w:tcPr>
           <w:p>
             <w:pPr>
@@ -8228,29 +8814,29 @@
         </w:tc>
         <w:tc>
           <w:tcPr>
-            <w:tcW w:w="890" w:type="dxa"/>
-          </w:tcPr>
-          <w:p>
-            <w:pPr>
-              <w:pStyle w:val="Compact"/>
-            </w:pPr>
-          </w:p>
-        </w:tc>
-        <w:tc>
-          <w:tcPr>
-            <w:tcW w:w="890" w:type="dxa"/>
-          </w:tcPr>
-          <w:p>
-            <w:pPr>
-              <w:pStyle w:val="Compact"/>
-            </w:pPr>
-          </w:p>
-        </w:tc>
-      </w:tr>
-      <w:tr>
-        <w:tc>
-          <w:tcPr>
-            <w:tcW w:w="5557" w:type="dxa"/>
+            <w:tcW w:w="920" w:type="dxa"/>
+          </w:tcPr>
+          <w:p>
+            <w:pPr>
+              <w:pStyle w:val="Compact"/>
+            </w:pPr>
+          </w:p>
+        </w:tc>
+        <w:tc>
+          <w:tcPr>
+            <w:tcW w:w="900" w:type="dxa"/>
+          </w:tcPr>
+          <w:p>
+            <w:pPr>
+              <w:pStyle w:val="Compact"/>
+            </w:pPr>
+          </w:p>
+        </w:tc>
+      </w:tr>
+      <w:tr>
+        <w:tc>
+          <w:tcPr>
+            <w:tcW w:w="5464" w:type="dxa"/>
           </w:tcPr>
           <w:p>
             <w:pPr>
@@ -8264,7 +8850,7 @@
         </w:tc>
         <w:tc>
           <w:tcPr>
-            <w:tcW w:w="2020" w:type="dxa"/>
+            <w:tcW w:w="2075" w:type="dxa"/>
           </w:tcPr>
           <w:p>
             <w:pPr>
@@ -8278,29 +8864,29 @@
         </w:tc>
         <w:tc>
           <w:tcPr>
-            <w:tcW w:w="890" w:type="dxa"/>
-          </w:tcPr>
-          <w:p>
-            <w:pPr>
-              <w:pStyle w:val="Compact"/>
-            </w:pPr>
-          </w:p>
-        </w:tc>
-        <w:tc>
-          <w:tcPr>
-            <w:tcW w:w="890" w:type="dxa"/>
-          </w:tcPr>
-          <w:p>
-            <w:pPr>
-              <w:pStyle w:val="Compact"/>
-            </w:pPr>
-          </w:p>
-        </w:tc>
-      </w:tr>
-      <w:tr>
-        <w:tc>
-          <w:tcPr>
-            <w:tcW w:w="5557" w:type="dxa"/>
+            <w:tcW w:w="920" w:type="dxa"/>
+          </w:tcPr>
+          <w:p>
+            <w:pPr>
+              <w:pStyle w:val="Compact"/>
+            </w:pPr>
+          </w:p>
+        </w:tc>
+        <w:tc>
+          <w:tcPr>
+            <w:tcW w:w="900" w:type="dxa"/>
+          </w:tcPr>
+          <w:p>
+            <w:pPr>
+              <w:pStyle w:val="Compact"/>
+            </w:pPr>
+          </w:p>
+        </w:tc>
+      </w:tr>
+      <w:tr>
+        <w:tc>
+          <w:tcPr>
+            <w:tcW w:w="5464" w:type="dxa"/>
           </w:tcPr>
           <w:p>
             <w:pPr>
@@ -8314,7 +8900,7 @@
         </w:tc>
         <w:tc>
           <w:tcPr>
-            <w:tcW w:w="2020" w:type="dxa"/>
+            <w:tcW w:w="2075" w:type="dxa"/>
           </w:tcPr>
           <w:p>
             <w:pPr>
@@ -8328,17 +8914,67 @@
         </w:tc>
         <w:tc>
           <w:tcPr>
-            <w:tcW w:w="890" w:type="dxa"/>
-          </w:tcPr>
-          <w:p>
-            <w:pPr>
-              <w:pStyle w:val="Compact"/>
-            </w:pPr>
-          </w:p>
-        </w:tc>
-        <w:tc>
-          <w:tcPr>
-            <w:tcW w:w="890" w:type="dxa"/>
+            <w:tcW w:w="920" w:type="dxa"/>
+          </w:tcPr>
+          <w:p>
+            <w:pPr>
+              <w:pStyle w:val="Compact"/>
+            </w:pPr>
+          </w:p>
+        </w:tc>
+        <w:tc>
+          <w:tcPr>
+            <w:tcW w:w="900" w:type="dxa"/>
+          </w:tcPr>
+          <w:p>
+            <w:pPr>
+              <w:pStyle w:val="Compact"/>
+            </w:pPr>
+          </w:p>
+        </w:tc>
+      </w:tr>
+      <w:tr>
+        <w:tc>
+          <w:tcPr>
+            <w:tcW w:w="5464" w:type="dxa"/>
+          </w:tcPr>
+          <w:p>
+            <w:pPr>
+              <w:pStyle w:val="Compact"/>
+              <w:jc w:val="left"/>
+            </w:pPr>
+            <w:r>
+              <w:t xml:space="preserve">B90-10 (Should) Copilot prompt library: same standard as A90-10</w:t>
+            </w:r>
+          </w:p>
+        </w:tc>
+        <w:tc>
+          <w:tcPr>
+            <w:tcW w:w="2075" w:type="dxa"/>
+          </w:tcPr>
+          <w:p>
+            <w:pPr>
+              <w:pStyle w:val="Compact"/>
+              <w:jc w:val="left"/>
+            </w:pPr>
+            <w:r>
+              <w:t xml:space="preserve">Library entries with status Reviewed</w:t>
+            </w:r>
+          </w:p>
+        </w:tc>
+        <w:tc>
+          <w:tcPr>
+            <w:tcW w:w="920" w:type="dxa"/>
+          </w:tcPr>
+          <w:p>
+            <w:pPr>
+              <w:pStyle w:val="Compact"/>
+            </w:pPr>
+          </w:p>
+        </w:tc>
+        <w:tc>
+          <w:tcPr>
+            <w:tcW w:w="900" w:type="dxa"/>
           </w:tcPr>
           <w:p>
             <w:pPr>
@@ -8402,6 +9038,18 @@
       </w:pPr>
       <w:r>
         <w:t xml:space="preserve">Checker for Standard Cost from day 91:</w:t>
+      </w:r>
+    </w:p>
+    <w:p>
+      <w:pPr>
+        <w:numPr>
+          <w:ilvl w:val="0"/>
+          <w:numId w:val="1028"/>
+        </w:numPr>
+        <w:pStyle w:val="Compact"/>
+      </w:pPr>
+      <w:r>
+        <w:t xml:space="preserve">Catch-up actions for Should criteria rated 1 or 2 (owner, due date; checked in the next 1:1):</w:t>
       </w:r>
     </w:p>
     <w:p>
@@ -9866,10 +10514,85 @@
         <w:rPr>
           <w:rStyle w:val="VerbatimChar"/>
         </w:rPr>
+        <w:t xml:space="preserve">docs/primers/business-systems-analysis-primer.md</w:t>
+      </w:r>
+      <w:r>
+        <w:t xml:space="preserve">,</w:t>
+      </w:r>
+      <w:r>
+        <w:t xml:space="preserve"> </w:t>
+      </w:r>
+      <w:r>
+        <w:rPr>
+          <w:rStyle w:val="VerbatimChar"/>
+        </w:rPr>
+        <w:t xml:space="preserve">docs/primers/copilot-chat-guide.md</w:t>
+      </w:r>
+      <w:r>
+        <w:t xml:space="preserve">,</w:t>
+      </w:r>
+      <w:r>
+        <w:t xml:space="preserve"> </w:t>
+      </w:r>
+      <w:r>
+        <w:rPr>
+          <w:rStyle w:val="VerbatimChar"/>
+        </w:rPr>
+        <w:t xml:space="preserve">docs/primers/data-platform-primer.md</w:t>
+      </w:r>
+      <w:r>
+        <w:t xml:space="preserve">,</w:t>
+      </w:r>
+      <w:r>
+        <w:t xml:space="preserve"> </w:t>
+      </w:r>
+      <w:r>
+        <w:rPr>
+          <w:rStyle w:val="VerbatimChar"/>
+        </w:rPr>
+        <w:t xml:space="preserve">docs/primers/sdlc-primer.md</w:t>
+      </w:r>
+      <w:r>
+        <w:t xml:space="preserve">;</w:t>
+      </w:r>
+      <w:r>
+        <w:t xml:space="preserve"> </w:t>
+      </w:r>
+      <w:r>
+        <w:rPr>
+          <w:rStyle w:val="VerbatimChar"/>
+        </w:rPr>
+        <w:t xml:space="preserve">docs/templates/knowledge/copilot-prompt-library.md</w:t>
+      </w:r>
+      <w:r>
+        <w:t xml:space="preserve">,</w:t>
+      </w:r>
+      <w:r>
+        <w:t xml:space="preserve"> </w:t>
+      </w:r>
+      <w:r>
+        <w:rPr>
+          <w:rStyle w:val="VerbatimChar"/>
+        </w:rPr>
+        <w:t xml:space="preserve">docs/templates/knowledge/data-platform-map.md</w:t>
+      </w:r>
+    </w:p>
+    <w:p>
+      <w:pPr>
+        <w:numPr>
+          <w:ilvl w:val="0"/>
+          <w:numId w:val="1034"/>
+        </w:numPr>
+        <w:pStyle w:val="Compact"/>
+      </w:pPr>
+      <w:r>
+        <w:rPr>
+          <w:rStyle w:val="VerbatimChar"/>
+        </w:rPr>
         <w:t xml:space="preserve">docs/analytics/practice-exercises.md</w:t>
       </w:r>
       <w:r>
-        <w:t xml:space="preserve">; the answer key is trainer-only ([COMPANY: trainer-only location], never in the hires' OneNote sections or the onboarding folder; not given to the hires before the day-30 review, and after it only if the Manager decides to share it)</w:t>
+        <w:t xml:space="preserve">; the answer key is trainer-only ([COMPANY: trainer-only location], never in the hires' OneNote sections or the onboarding folder; not given to the hires before the day-30 review, and after it only if the Manager decides to share it, without its Exercise 9–11 sections, which stay trainer-only until the day-60 review)</w:t>
       </w:r>
     </w:p>
     <w:bookmarkEnd w:id="51"/>
